--- a/TheorynCoding/Study Material/Java Overall/Java Overall/Quick Java/oza sir/Study This/study material/Collections Framework -7.docx
+++ b/TheorynCoding/Study Material/Java Overall/Java Overall/Quick Java/oza sir/Study This/study material/Collections Framework -7.docx
@@ -3449,6 +3449,442 @@
     </w:p>
     <w:p>
       <w:pPr>
+        <w:spacing w:before="100" w:beforeAutospacing="1" w:after="100" w:afterAutospacing="1" w:line="240" w:lineRule="auto"/>
+        <w:rPr>
+          <w:rFonts w:ascii="Times New Roman" w:eastAsia="Times New Roman" w:hAnsi="Times New Roman" w:cs="Times New Roman"/>
+          <w:sz w:val="24"/>
+          <w:szCs w:val="24"/>
+          <w:lang w:eastAsia="en-IN"/>
+        </w:rPr>
+      </w:pPr>
+    </w:p>
+    <w:p>
+      <w:pPr>
+        <w:spacing w:before="100" w:beforeAutospacing="1" w:after="100" w:afterAutospacing="1" w:line="240" w:lineRule="auto"/>
+        <w:rPr>
+          <w:rFonts w:ascii="Times New Roman" w:eastAsia="Times New Roman" w:hAnsi="Times New Roman" w:cs="Times New Roman"/>
+          <w:sz w:val="24"/>
+          <w:szCs w:val="24"/>
+          <w:lang w:eastAsia="en-IN"/>
+        </w:rPr>
+      </w:pPr>
+      <w:proofErr w:type="spellStart"/>
+      <w:r>
+        <w:rPr>
+          <w:rFonts w:ascii="Times New Roman" w:eastAsia="Times New Roman" w:hAnsi="Times New Roman" w:cs="Times New Roman"/>
+          <w:sz w:val="24"/>
+          <w:szCs w:val="24"/>
+          <w:lang w:eastAsia="en-IN"/>
+        </w:rPr>
+        <w:t>ArrayList</w:t>
+      </w:r>
+      <w:proofErr w:type="spellEnd"/>
+      <w:r>
+        <w:rPr>
+          <w:rFonts w:ascii="Times New Roman" w:eastAsia="Times New Roman" w:hAnsi="Times New Roman" w:cs="Times New Roman"/>
+          <w:sz w:val="24"/>
+          <w:szCs w:val="24"/>
+          <w:lang w:eastAsia="en-IN"/>
+        </w:rPr>
+        <w:t xml:space="preserve"> is preferred for </w:t>
+      </w:r>
+      <w:r>
+        <w:rPr>
+          <w:rFonts w:ascii="Times New Roman" w:eastAsia="Times New Roman" w:hAnsi="Times New Roman" w:cs="Times New Roman"/>
+          <w:b/>
+          <w:bCs/>
+          <w:sz w:val="24"/>
+          <w:szCs w:val="24"/>
+          <w:lang w:eastAsia="en-IN"/>
+        </w:rPr>
+        <w:t>reading operations</w:t>
+      </w:r>
+      <w:r>
+        <w:rPr>
+          <w:rFonts w:ascii="Times New Roman" w:eastAsia="Times New Roman" w:hAnsi="Times New Roman" w:cs="Times New Roman"/>
+          <w:sz w:val="24"/>
+          <w:szCs w:val="24"/>
+          <w:lang w:eastAsia="en-IN"/>
+        </w:rPr>
+        <w:t xml:space="preserve"> because it provides </w:t>
+      </w:r>
+      <w:proofErr w:type="gramStart"/>
+      <w:r>
+        <w:rPr>
+          <w:rFonts w:ascii="Times New Roman" w:eastAsia="Times New Roman" w:hAnsi="Times New Roman" w:cs="Times New Roman"/>
+          <w:b/>
+          <w:bCs/>
+          <w:sz w:val="24"/>
+          <w:szCs w:val="24"/>
+          <w:lang w:eastAsia="en-IN"/>
+        </w:rPr>
+        <w:t>O(</w:t>
+      </w:r>
+      <w:proofErr w:type="gramEnd"/>
+      <w:r>
+        <w:rPr>
+          <w:rFonts w:ascii="Times New Roman" w:eastAsia="Times New Roman" w:hAnsi="Times New Roman" w:cs="Times New Roman"/>
+          <w:b/>
+          <w:bCs/>
+          <w:sz w:val="24"/>
+          <w:szCs w:val="24"/>
+          <w:lang w:eastAsia="en-IN"/>
+        </w:rPr>
+        <w:t>1) index-based access</w:t>
+      </w:r>
+      <w:r>
+        <w:rPr>
+          <w:rFonts w:ascii="Times New Roman" w:eastAsia="Times New Roman" w:hAnsi="Times New Roman" w:cs="Times New Roman"/>
+          <w:sz w:val="24"/>
+          <w:szCs w:val="24"/>
+          <w:lang w:eastAsia="en-IN"/>
+        </w:rPr>
+        <w:t xml:space="preserve"> and has </w:t>
+      </w:r>
+      <w:r>
+        <w:rPr>
+          <w:rFonts w:ascii="Times New Roman" w:eastAsia="Times New Roman" w:hAnsi="Times New Roman" w:cs="Times New Roman"/>
+          <w:b/>
+          <w:bCs/>
+          <w:sz w:val="24"/>
+          <w:szCs w:val="24"/>
+          <w:lang w:eastAsia="en-IN"/>
+        </w:rPr>
+        <w:t>better cache performance due to contiguous memory layout</w:t>
+      </w:r>
+      <w:r>
+        <w:rPr>
+          <w:rFonts w:ascii="Times New Roman" w:eastAsia="Times New Roman" w:hAnsi="Times New Roman" w:cs="Times New Roman"/>
+          <w:sz w:val="24"/>
+          <w:szCs w:val="24"/>
+          <w:lang w:eastAsia="en-IN"/>
+        </w:rPr>
+        <w:t>, making iteration and random access very fast.</w:t>
+      </w:r>
+    </w:p>
+    <w:p>
+      <w:pPr>
+        <w:spacing w:before="100" w:beforeAutospacing="1" w:after="100" w:afterAutospacing="1" w:line="240" w:lineRule="auto"/>
+        <w:rPr>
+          <w:rFonts w:ascii="Times New Roman" w:eastAsia="Times New Roman" w:hAnsi="Times New Roman" w:cs="Times New Roman"/>
+          <w:sz w:val="24"/>
+          <w:szCs w:val="24"/>
+          <w:lang w:eastAsia="en-IN"/>
+        </w:rPr>
+      </w:pPr>
+      <w:proofErr w:type="spellStart"/>
+      <w:r>
+        <w:rPr>
+          <w:rFonts w:ascii="Times New Roman" w:eastAsia="Times New Roman" w:hAnsi="Times New Roman" w:cs="Times New Roman"/>
+          <w:sz w:val="24"/>
+          <w:szCs w:val="24"/>
+          <w:lang w:eastAsia="en-IN"/>
+        </w:rPr>
+        <w:lastRenderedPageBreak/>
+        <w:t>LinkedList</w:t>
+      </w:r>
+      <w:proofErr w:type="spellEnd"/>
+      <w:r>
+        <w:rPr>
+          <w:rFonts w:ascii="Times New Roman" w:eastAsia="Times New Roman" w:hAnsi="Times New Roman" w:cs="Times New Roman"/>
+          <w:sz w:val="24"/>
+          <w:szCs w:val="24"/>
+          <w:lang w:eastAsia="en-IN"/>
+        </w:rPr>
+        <w:t xml:space="preserve"> is considered better for </w:t>
+      </w:r>
+      <w:r>
+        <w:rPr>
+          <w:rFonts w:ascii="Times New Roman" w:eastAsia="Times New Roman" w:hAnsi="Times New Roman" w:cs="Times New Roman"/>
+          <w:b/>
+          <w:bCs/>
+          <w:sz w:val="24"/>
+          <w:szCs w:val="24"/>
+          <w:lang w:eastAsia="en-IN"/>
+        </w:rPr>
+        <w:t>write operations like insertion and deletion</w:t>
+      </w:r>
+      <w:r>
+        <w:rPr>
+          <w:rFonts w:ascii="Times New Roman" w:eastAsia="Times New Roman" w:hAnsi="Times New Roman" w:cs="Times New Roman"/>
+          <w:sz w:val="24"/>
+          <w:szCs w:val="24"/>
+          <w:lang w:eastAsia="en-IN"/>
+        </w:rPr>
+        <w:t xml:space="preserve">, because it can insert or remove nodes in </w:t>
+      </w:r>
+      <w:r>
+        <w:rPr>
+          <w:rFonts w:ascii="Times New Roman" w:eastAsia="Times New Roman" w:hAnsi="Times New Roman" w:cs="Times New Roman"/>
+          <w:b/>
+          <w:bCs/>
+          <w:sz w:val="24"/>
+          <w:szCs w:val="24"/>
+          <w:lang w:eastAsia="en-IN"/>
+        </w:rPr>
+        <w:t>O(1)</w:t>
+      </w:r>
+      <w:r>
+        <w:rPr>
+          <w:rFonts w:ascii="Times New Roman" w:eastAsia="Times New Roman" w:hAnsi="Times New Roman" w:cs="Times New Roman"/>
+          <w:sz w:val="24"/>
+          <w:szCs w:val="24"/>
+          <w:lang w:eastAsia="en-IN"/>
+        </w:rPr>
+        <w:t xml:space="preserve"> time </w:t>
+      </w:r>
+      <w:r>
+        <w:rPr>
+          <w:rFonts w:ascii="Times New Roman" w:eastAsia="Times New Roman" w:hAnsi="Times New Roman" w:cs="Times New Roman"/>
+          <w:i/>
+          <w:iCs/>
+          <w:sz w:val="24"/>
+          <w:szCs w:val="24"/>
+          <w:lang w:eastAsia="en-IN"/>
+        </w:rPr>
+        <w:t>if the node position is already known</w:t>
+      </w:r>
+      <w:r>
+        <w:rPr>
+          <w:rFonts w:ascii="Times New Roman" w:eastAsia="Times New Roman" w:hAnsi="Times New Roman" w:cs="Times New Roman"/>
+          <w:sz w:val="24"/>
+          <w:szCs w:val="24"/>
+          <w:lang w:eastAsia="en-IN"/>
+        </w:rPr>
+        <w:t xml:space="preserve">, without shifting elements like an </w:t>
+      </w:r>
+      <w:proofErr w:type="spellStart"/>
+      <w:r>
+        <w:rPr>
+          <w:rFonts w:ascii="Times New Roman" w:eastAsia="Times New Roman" w:hAnsi="Times New Roman" w:cs="Times New Roman"/>
+          <w:sz w:val="24"/>
+          <w:szCs w:val="24"/>
+          <w:lang w:eastAsia="en-IN"/>
+        </w:rPr>
+        <w:t>ArrayList</w:t>
+      </w:r>
+      <w:proofErr w:type="spellEnd"/>
+      <w:r>
+        <w:rPr>
+          <w:rFonts w:ascii="Times New Roman" w:eastAsia="Times New Roman" w:hAnsi="Times New Roman" w:cs="Times New Roman"/>
+          <w:sz w:val="24"/>
+          <w:szCs w:val="24"/>
+          <w:lang w:eastAsia="en-IN"/>
+        </w:rPr>
+        <w:t>.</w:t>
+      </w:r>
+    </w:p>
+    <w:p>
+      <w:pPr>
+        <w:spacing w:before="100" w:beforeAutospacing="1" w:after="100" w:afterAutospacing="1" w:line="240" w:lineRule="auto"/>
+        <w:rPr>
+          <w:rFonts w:ascii="Times New Roman" w:eastAsia="Times New Roman" w:hAnsi="Times New Roman" w:cs="Times New Roman"/>
+          <w:sz w:val="24"/>
+          <w:szCs w:val="24"/>
+          <w:lang w:eastAsia="en-IN"/>
+        </w:rPr>
+      </w:pPr>
+      <w:r>
+        <w:rPr>
+          <w:rFonts w:ascii="Times New Roman" w:eastAsia="Times New Roman" w:hAnsi="Times New Roman" w:cs="Times New Roman"/>
+          <w:sz w:val="24"/>
+          <w:szCs w:val="24"/>
+          <w:lang w:eastAsia="en-IN"/>
+        </w:rPr>
+        <w:t xml:space="preserve">However, in real usage, </w:t>
+      </w:r>
+      <w:proofErr w:type="spellStart"/>
+      <w:r>
+        <w:rPr>
+          <w:rFonts w:ascii="Times New Roman" w:eastAsia="Times New Roman" w:hAnsi="Times New Roman" w:cs="Times New Roman"/>
+          <w:sz w:val="24"/>
+          <w:szCs w:val="24"/>
+          <w:lang w:eastAsia="en-IN"/>
+        </w:rPr>
+        <w:t>LinkedList</w:t>
+      </w:r>
+      <w:proofErr w:type="spellEnd"/>
+      <w:r>
+        <w:rPr>
+          <w:rFonts w:ascii="Times New Roman" w:eastAsia="Times New Roman" w:hAnsi="Times New Roman" w:cs="Times New Roman"/>
+          <w:sz w:val="24"/>
+          <w:szCs w:val="24"/>
+          <w:lang w:eastAsia="en-IN"/>
+        </w:rPr>
+        <w:t xml:space="preserve"> often becomes slower because it needs traversal to reach the position, so </w:t>
+      </w:r>
+      <w:proofErr w:type="spellStart"/>
+      <w:r>
+        <w:rPr>
+          <w:rFonts w:ascii="Times New Roman" w:eastAsia="Times New Roman" w:hAnsi="Times New Roman" w:cs="Times New Roman"/>
+          <w:sz w:val="24"/>
+          <w:szCs w:val="24"/>
+          <w:lang w:eastAsia="en-IN"/>
+        </w:rPr>
+        <w:t>ArrayList</w:t>
+      </w:r>
+      <w:proofErr w:type="spellEnd"/>
+      <w:r>
+        <w:rPr>
+          <w:rFonts w:ascii="Times New Roman" w:eastAsia="Times New Roman" w:hAnsi="Times New Roman" w:cs="Times New Roman"/>
+          <w:sz w:val="24"/>
+          <w:szCs w:val="24"/>
+          <w:lang w:eastAsia="en-IN"/>
+        </w:rPr>
+        <w:t xml:space="preserve"> is generally preferred in most cases.</w:t>
+      </w:r>
+    </w:p>
+    <w:p>
+      <w:pPr>
+        <w:spacing w:after="0" w:line="240" w:lineRule="auto"/>
+        <w:rPr>
+          <w:rFonts w:ascii="Times New Roman" w:eastAsia="Times New Roman" w:hAnsi="Times New Roman" w:cs="Times New Roman"/>
+          <w:sz w:val="24"/>
+          <w:szCs w:val="24"/>
+          <w:lang w:eastAsia="en-IN"/>
+        </w:rPr>
+      </w:pPr>
+      <w:r>
+        <w:rPr>
+          <w:rFonts w:ascii="Times New Roman" w:eastAsia="Times New Roman" w:hAnsi="Times New Roman" w:cs="Times New Roman"/>
+          <w:sz w:val="24"/>
+          <w:szCs w:val="24"/>
+          <w:lang w:eastAsia="en-IN"/>
+        </w:rPr>
+        <w:pict>
+          <v:rect id="_x0000_i1071" style="width:0;height:1.5pt" o:hralign="center" o:hrstd="t" o:hr="t" fillcolor="#a0a0a0" stroked="f"/>
+        </w:pict>
+      </w:r>
+    </w:p>
+    <w:p>
+      <w:pPr>
+        <w:spacing w:before="100" w:beforeAutospacing="1" w:after="100" w:afterAutospacing="1" w:line="240" w:lineRule="auto"/>
+        <w:outlineLvl w:val="2"/>
+        <w:rPr>
+          <w:rFonts w:ascii="Times New Roman" w:eastAsia="Times New Roman" w:hAnsi="Times New Roman" w:cs="Times New Roman"/>
+          <w:b/>
+          <w:bCs/>
+          <w:sz w:val="27"/>
+          <w:szCs w:val="27"/>
+          <w:lang w:eastAsia="en-IN"/>
+        </w:rPr>
+      </w:pPr>
+      <w:r>
+        <w:rPr>
+          <w:rFonts w:ascii="Times New Roman" w:eastAsia="Times New Roman" w:hAnsi="Times New Roman" w:cs="Times New Roman"/>
+          <w:b/>
+          <w:bCs/>
+          <w:sz w:val="27"/>
+          <w:szCs w:val="27"/>
+          <w:lang w:eastAsia="en-IN"/>
+        </w:rPr>
+        <w:t>🔥 One-line version (very important):</w:t>
+      </w:r>
+    </w:p>
+    <w:p>
+      <w:pPr>
+        <w:spacing w:beforeAutospacing="1" w:after="100" w:afterAutospacing="1" w:line="240" w:lineRule="auto"/>
+        <w:rPr>
+          <w:rFonts w:ascii="Times New Roman" w:eastAsia="Times New Roman" w:hAnsi="Times New Roman" w:cs="Times New Roman"/>
+          <w:sz w:val="24"/>
+          <w:szCs w:val="24"/>
+          <w:lang w:eastAsia="en-IN"/>
+        </w:rPr>
+      </w:pPr>
+      <w:proofErr w:type="spellStart"/>
+      <w:r>
+        <w:rPr>
+          <w:rFonts w:ascii="Times New Roman" w:eastAsia="Times New Roman" w:hAnsi="Times New Roman" w:cs="Times New Roman"/>
+          <w:sz w:val="24"/>
+          <w:szCs w:val="24"/>
+          <w:lang w:eastAsia="en-IN"/>
+        </w:rPr>
+        <w:t>ArrayList</w:t>
+      </w:r>
+      <w:proofErr w:type="spellEnd"/>
+      <w:r>
+        <w:rPr>
+          <w:rFonts w:ascii="Times New Roman" w:eastAsia="Times New Roman" w:hAnsi="Times New Roman" w:cs="Times New Roman"/>
+          <w:sz w:val="24"/>
+          <w:szCs w:val="24"/>
+          <w:lang w:eastAsia="en-IN"/>
+        </w:rPr>
+        <w:t xml:space="preserve"> is faster for reading due to </w:t>
+      </w:r>
+      <w:proofErr w:type="gramStart"/>
+      <w:r>
+        <w:rPr>
+          <w:rFonts w:ascii="Times New Roman" w:eastAsia="Times New Roman" w:hAnsi="Times New Roman" w:cs="Times New Roman"/>
+          <w:sz w:val="24"/>
+          <w:szCs w:val="24"/>
+          <w:lang w:eastAsia="en-IN"/>
+        </w:rPr>
+        <w:t>O(</w:t>
+      </w:r>
+      <w:proofErr w:type="gramEnd"/>
+      <w:r>
+        <w:rPr>
+          <w:rFonts w:ascii="Times New Roman" w:eastAsia="Times New Roman" w:hAnsi="Times New Roman" w:cs="Times New Roman"/>
+          <w:sz w:val="24"/>
+          <w:szCs w:val="24"/>
+          <w:lang w:eastAsia="en-IN"/>
+        </w:rPr>
+        <w:t xml:space="preserve">1) index access, while </w:t>
+      </w:r>
+      <w:proofErr w:type="spellStart"/>
+      <w:r>
+        <w:rPr>
+          <w:rFonts w:ascii="Times New Roman" w:eastAsia="Times New Roman" w:hAnsi="Times New Roman" w:cs="Times New Roman"/>
+          <w:sz w:val="24"/>
+          <w:szCs w:val="24"/>
+          <w:lang w:eastAsia="en-IN"/>
+        </w:rPr>
+        <w:t>LinkedList</w:t>
+      </w:r>
+      <w:proofErr w:type="spellEnd"/>
+      <w:r>
+        <w:rPr>
+          <w:rFonts w:ascii="Times New Roman" w:eastAsia="Times New Roman" w:hAnsi="Times New Roman" w:cs="Times New Roman"/>
+          <w:sz w:val="24"/>
+          <w:szCs w:val="24"/>
+          <w:lang w:eastAsia="en-IN"/>
+        </w:rPr>
+        <w:t xml:space="preserve"> is better for insert/delete only when the position is already known; otherwise </w:t>
+      </w:r>
+      <w:proofErr w:type="spellStart"/>
+      <w:r>
+        <w:rPr>
+          <w:rFonts w:ascii="Times New Roman" w:eastAsia="Times New Roman" w:hAnsi="Times New Roman" w:cs="Times New Roman"/>
+          <w:sz w:val="24"/>
+          <w:szCs w:val="24"/>
+          <w:lang w:eastAsia="en-IN"/>
+        </w:rPr>
+        <w:t>ArrayList</w:t>
+      </w:r>
+      <w:proofErr w:type="spellEnd"/>
+      <w:r>
+        <w:rPr>
+          <w:rFonts w:ascii="Times New Roman" w:eastAsia="Times New Roman" w:hAnsi="Times New Roman" w:cs="Times New Roman"/>
+          <w:sz w:val="24"/>
+          <w:szCs w:val="24"/>
+          <w:lang w:eastAsia="en-IN"/>
+        </w:rPr>
+        <w:t xml:space="preserve"> performs better overall.</w:t>
+      </w:r>
+    </w:p>
+    <w:p>
+      <w:pPr>
+        <w:spacing w:before="100" w:beforeAutospacing="1" w:after="100" w:afterAutospacing="1" w:line="240" w:lineRule="auto"/>
+        <w:rPr>
+          <w:rFonts w:ascii="Times New Roman" w:eastAsia="Times New Roman" w:hAnsi="Times New Roman" w:cs="Times New Roman"/>
+          <w:sz w:val="24"/>
+          <w:szCs w:val="24"/>
+          <w:lang w:eastAsia="en-IN"/>
+        </w:rPr>
+      </w:pPr>
+    </w:p>
+    <w:p>
+      <w:pPr>
         <w:spacing w:after="0" w:line="240" w:lineRule="auto"/>
         <w:rPr>
           <w:rFonts w:ascii="Times New Roman" w:eastAsia="Times New Roman" w:hAnsi="Times New Roman" w:cs="Times New Roman"/>
@@ -3541,58 +3977,58 @@
           <w:szCs w:val="24"/>
           <w:lang w:eastAsia="en-IN"/>
         </w:rPr>
+        <w:t>Both use Dynamic Arrays.</w:t>
+      </w:r>
+    </w:p>
+    <w:p>
+      <w:pPr>
+        <w:spacing w:before="100" w:beforeAutospacing="1" w:after="100" w:afterAutospacing="1" w:line="240" w:lineRule="auto"/>
+        <w:rPr>
+          <w:rFonts w:ascii="Times New Roman" w:eastAsia="Times New Roman" w:hAnsi="Times New Roman" w:cs="Times New Roman"/>
+          <w:sz w:val="24"/>
+          <w:szCs w:val="24"/>
+          <w:lang w:eastAsia="en-IN"/>
+        </w:rPr>
+      </w:pPr>
+      <w:proofErr w:type="spellStart"/>
+      <w:r>
+        <w:rPr>
+          <w:rFonts w:ascii="Times New Roman" w:eastAsia="Times New Roman" w:hAnsi="Times New Roman" w:cs="Times New Roman"/>
+          <w:sz w:val="24"/>
+          <w:szCs w:val="24"/>
+          <w:lang w:eastAsia="en-IN"/>
+        </w:rPr>
+        <w:t>ArrayList</w:t>
+      </w:r>
+      <w:proofErr w:type="spellEnd"/>
+      <w:r>
+        <w:rPr>
+          <w:rFonts w:ascii="Times New Roman" w:eastAsia="Times New Roman" w:hAnsi="Times New Roman" w:cs="Times New Roman"/>
+          <w:sz w:val="24"/>
+          <w:szCs w:val="24"/>
+          <w:lang w:eastAsia="en-IN"/>
+        </w:rPr>
+        <w:t xml:space="preserve"> is not synchronized.</w:t>
+      </w:r>
+    </w:p>
+    <w:p>
+      <w:pPr>
+        <w:spacing w:before="100" w:beforeAutospacing="1" w:after="100" w:afterAutospacing="1" w:line="240" w:lineRule="auto"/>
+        <w:rPr>
+          <w:rFonts w:ascii="Times New Roman" w:eastAsia="Times New Roman" w:hAnsi="Times New Roman" w:cs="Times New Roman"/>
+          <w:sz w:val="24"/>
+          <w:szCs w:val="24"/>
+          <w:lang w:eastAsia="en-IN"/>
+        </w:rPr>
+      </w:pPr>
+      <w:r>
+        <w:rPr>
+          <w:rFonts w:ascii="Times New Roman" w:eastAsia="Times New Roman" w:hAnsi="Times New Roman" w:cs="Times New Roman"/>
+          <w:sz w:val="24"/>
+          <w:szCs w:val="24"/>
+          <w:lang w:eastAsia="en-IN"/>
+        </w:rPr>
         <w:lastRenderedPageBreak/>
-        <w:t>Both use Dynamic Arrays.</w:t>
-      </w:r>
-    </w:p>
-    <w:p>
-      <w:pPr>
-        <w:spacing w:before="100" w:beforeAutospacing="1" w:after="100" w:afterAutospacing="1" w:line="240" w:lineRule="auto"/>
-        <w:rPr>
-          <w:rFonts w:ascii="Times New Roman" w:eastAsia="Times New Roman" w:hAnsi="Times New Roman" w:cs="Times New Roman"/>
-          <w:sz w:val="24"/>
-          <w:szCs w:val="24"/>
-          <w:lang w:eastAsia="en-IN"/>
-        </w:rPr>
-      </w:pPr>
-      <w:proofErr w:type="spellStart"/>
-      <w:r>
-        <w:rPr>
-          <w:rFonts w:ascii="Times New Roman" w:eastAsia="Times New Roman" w:hAnsi="Times New Roman" w:cs="Times New Roman"/>
-          <w:sz w:val="24"/>
-          <w:szCs w:val="24"/>
-          <w:lang w:eastAsia="en-IN"/>
-        </w:rPr>
-        <w:t>ArrayList</w:t>
-      </w:r>
-      <w:proofErr w:type="spellEnd"/>
-      <w:r>
-        <w:rPr>
-          <w:rFonts w:ascii="Times New Roman" w:eastAsia="Times New Roman" w:hAnsi="Times New Roman" w:cs="Times New Roman"/>
-          <w:sz w:val="24"/>
-          <w:szCs w:val="24"/>
-          <w:lang w:eastAsia="en-IN"/>
-        </w:rPr>
-        <w:t xml:space="preserve"> is not synchronized.</w:t>
-      </w:r>
-    </w:p>
-    <w:p>
-      <w:pPr>
-        <w:spacing w:before="100" w:beforeAutospacing="1" w:after="100" w:afterAutospacing="1" w:line="240" w:lineRule="auto"/>
-        <w:rPr>
-          <w:rFonts w:ascii="Times New Roman" w:eastAsia="Times New Roman" w:hAnsi="Times New Roman" w:cs="Times New Roman"/>
-          <w:sz w:val="24"/>
-          <w:szCs w:val="24"/>
-          <w:lang w:eastAsia="en-IN"/>
-        </w:rPr>
-      </w:pPr>
-      <w:r>
-        <w:rPr>
-          <w:rFonts w:ascii="Times New Roman" w:eastAsia="Times New Roman" w:hAnsi="Times New Roman" w:cs="Times New Roman"/>
-          <w:sz w:val="24"/>
-          <w:szCs w:val="24"/>
-          <w:lang w:eastAsia="en-IN"/>
-        </w:rPr>
         <w:t>Vector is synchronized and thread-safe.</w:t>
       </w:r>
     </w:p>
@@ -3821,47 +4257,47 @@
           <w:szCs w:val="24"/>
           <w:lang w:eastAsia="en-IN"/>
         </w:rPr>
+        <w:t>This makes iteration safe without locking.</w:t>
+      </w:r>
+    </w:p>
+    <w:p>
+      <w:pPr>
+        <w:spacing w:before="100" w:beforeAutospacing="1" w:after="100" w:afterAutospacing="1" w:line="240" w:lineRule="auto"/>
+        <w:rPr>
+          <w:rFonts w:ascii="Times New Roman" w:eastAsia="Times New Roman" w:hAnsi="Times New Roman" w:cs="Times New Roman"/>
+          <w:sz w:val="24"/>
+          <w:szCs w:val="24"/>
+          <w:lang w:eastAsia="en-IN"/>
+        </w:rPr>
+      </w:pPr>
+      <w:r>
+        <w:rPr>
+          <w:rFonts w:ascii="Times New Roman" w:eastAsia="Times New Roman" w:hAnsi="Times New Roman" w:cs="Times New Roman"/>
+          <w:sz w:val="24"/>
+          <w:szCs w:val="24"/>
+          <w:lang w:eastAsia="en-IN"/>
+        </w:rPr>
+        <w:t>Best suited for:</w:t>
+      </w:r>
+    </w:p>
+    <w:p>
+      <w:pPr>
+        <w:spacing w:before="100" w:beforeAutospacing="1" w:after="100" w:afterAutospacing="1" w:line="240" w:lineRule="auto"/>
+        <w:rPr>
+          <w:rFonts w:ascii="Times New Roman" w:eastAsia="Times New Roman" w:hAnsi="Times New Roman" w:cs="Times New Roman"/>
+          <w:sz w:val="24"/>
+          <w:szCs w:val="24"/>
+          <w:lang w:eastAsia="en-IN"/>
+        </w:rPr>
+      </w:pPr>
+      <w:r>
+        <w:rPr>
+          <w:rFonts w:ascii="Times New Roman" w:eastAsia="Times New Roman" w:hAnsi="Times New Roman" w:cs="Times New Roman"/>
+          <w:sz w:val="24"/>
+          <w:szCs w:val="24"/>
+          <w:lang w:eastAsia="en-IN"/>
+        </w:rPr>
         <w:lastRenderedPageBreak/>
-        <w:t>This makes iteration safe without locking.</w:t>
-      </w:r>
-    </w:p>
-    <w:p>
-      <w:pPr>
-        <w:spacing w:before="100" w:beforeAutospacing="1" w:after="100" w:afterAutospacing="1" w:line="240" w:lineRule="auto"/>
-        <w:rPr>
-          <w:rFonts w:ascii="Times New Roman" w:eastAsia="Times New Roman" w:hAnsi="Times New Roman" w:cs="Times New Roman"/>
-          <w:sz w:val="24"/>
-          <w:szCs w:val="24"/>
-          <w:lang w:eastAsia="en-IN"/>
-        </w:rPr>
-      </w:pPr>
-      <w:r>
-        <w:rPr>
-          <w:rFonts w:ascii="Times New Roman" w:eastAsia="Times New Roman" w:hAnsi="Times New Roman" w:cs="Times New Roman"/>
-          <w:sz w:val="24"/>
-          <w:szCs w:val="24"/>
-          <w:lang w:eastAsia="en-IN"/>
-        </w:rPr>
-        <w:t>Best suited for:</w:t>
-      </w:r>
-    </w:p>
-    <w:p>
-      <w:pPr>
-        <w:spacing w:before="100" w:beforeAutospacing="1" w:after="100" w:afterAutospacing="1" w:line="240" w:lineRule="auto"/>
-        <w:rPr>
-          <w:rFonts w:ascii="Times New Roman" w:eastAsia="Times New Roman" w:hAnsi="Times New Roman" w:cs="Times New Roman"/>
-          <w:sz w:val="24"/>
-          <w:szCs w:val="24"/>
-          <w:lang w:eastAsia="en-IN"/>
-        </w:rPr>
-      </w:pPr>
-      <w:r>
-        <w:rPr>
-          <w:rFonts w:ascii="Times New Roman" w:eastAsia="Times New Roman" w:hAnsi="Times New Roman" w:cs="Times New Roman"/>
-          <w:sz w:val="24"/>
-          <w:szCs w:val="24"/>
-          <w:lang w:eastAsia="en-IN"/>
-        </w:rPr>
         <w:t>Read Heavy Applications</w:t>
       </w:r>
     </w:p>
@@ -4149,7 +4585,6 @@
           <w:szCs w:val="24"/>
           <w:lang w:eastAsia="en-IN"/>
         </w:rPr>
-        <w:lastRenderedPageBreak/>
         <w:t xml:space="preserve">Duplicates are checked using </w:t>
       </w:r>
       <w:proofErr w:type="spellStart"/>
@@ -4223,6 +4658,7 @@
           <w:szCs w:val="24"/>
           <w:lang w:eastAsia="en-IN"/>
         </w:rPr>
+        <w:lastRenderedPageBreak/>
         <w:t>set.add</w:t>
       </w:r>
       <w:proofErr w:type="spellEnd"/>
@@ -4564,47 +5000,47 @@
           <w:szCs w:val="24"/>
           <w:lang w:eastAsia="en-IN"/>
         </w:rPr>
+        <w:t>Example:</w:t>
+      </w:r>
+    </w:p>
+    <w:p>
+      <w:pPr>
+        <w:spacing w:before="100" w:beforeAutospacing="1" w:after="100" w:afterAutospacing="1" w:line="240" w:lineRule="auto"/>
+        <w:rPr>
+          <w:rFonts w:ascii="Times New Roman" w:eastAsia="Times New Roman" w:hAnsi="Times New Roman" w:cs="Times New Roman"/>
+          <w:sz w:val="24"/>
+          <w:szCs w:val="24"/>
+          <w:lang w:eastAsia="en-IN"/>
+        </w:rPr>
+      </w:pPr>
+      <w:r>
+        <w:rPr>
+          <w:rFonts w:ascii="Times New Roman" w:eastAsia="Times New Roman" w:hAnsi="Times New Roman" w:cs="Times New Roman"/>
+          <w:sz w:val="24"/>
+          <w:szCs w:val="24"/>
+          <w:lang w:eastAsia="en-IN"/>
+        </w:rPr>
+        <w:t>10, 20, 30</w:t>
+      </w:r>
+    </w:p>
+    <w:p>
+      <w:pPr>
+        <w:spacing w:before="100" w:beforeAutospacing="1" w:after="100" w:afterAutospacing="1" w:line="240" w:lineRule="auto"/>
+        <w:rPr>
+          <w:rFonts w:ascii="Times New Roman" w:eastAsia="Times New Roman" w:hAnsi="Times New Roman" w:cs="Times New Roman"/>
+          <w:sz w:val="24"/>
+          <w:szCs w:val="24"/>
+          <w:lang w:eastAsia="en-IN"/>
+        </w:rPr>
+      </w:pPr>
+      <w:r>
+        <w:rPr>
+          <w:rFonts w:ascii="Times New Roman" w:eastAsia="Times New Roman" w:hAnsi="Times New Roman" w:cs="Times New Roman"/>
+          <w:sz w:val="24"/>
+          <w:szCs w:val="24"/>
+          <w:lang w:eastAsia="en-IN"/>
+        </w:rPr>
         <w:lastRenderedPageBreak/>
-        <w:t>Example:</w:t>
-      </w:r>
-    </w:p>
-    <w:p>
-      <w:pPr>
-        <w:spacing w:before="100" w:beforeAutospacing="1" w:after="100" w:afterAutospacing="1" w:line="240" w:lineRule="auto"/>
-        <w:rPr>
-          <w:rFonts w:ascii="Times New Roman" w:eastAsia="Times New Roman" w:hAnsi="Times New Roman" w:cs="Times New Roman"/>
-          <w:sz w:val="24"/>
-          <w:szCs w:val="24"/>
-          <w:lang w:eastAsia="en-IN"/>
-        </w:rPr>
-      </w:pPr>
-      <w:r>
-        <w:rPr>
-          <w:rFonts w:ascii="Times New Roman" w:eastAsia="Times New Roman" w:hAnsi="Times New Roman" w:cs="Times New Roman"/>
-          <w:sz w:val="24"/>
-          <w:szCs w:val="24"/>
-          <w:lang w:eastAsia="en-IN"/>
-        </w:rPr>
-        <w:t>10, 20, 30</w:t>
-      </w:r>
-    </w:p>
-    <w:p>
-      <w:pPr>
-        <w:spacing w:before="100" w:beforeAutospacing="1" w:after="100" w:afterAutospacing="1" w:line="240" w:lineRule="auto"/>
-        <w:rPr>
-          <w:rFonts w:ascii="Times New Roman" w:eastAsia="Times New Roman" w:hAnsi="Times New Roman" w:cs="Times New Roman"/>
-          <w:sz w:val="24"/>
-          <w:szCs w:val="24"/>
-          <w:lang w:eastAsia="en-IN"/>
-        </w:rPr>
-      </w:pPr>
-      <w:r>
-        <w:rPr>
-          <w:rFonts w:ascii="Times New Roman" w:eastAsia="Times New Roman" w:hAnsi="Times New Roman" w:cs="Times New Roman"/>
-          <w:sz w:val="24"/>
-          <w:szCs w:val="24"/>
-          <w:lang w:eastAsia="en-IN"/>
-        </w:rPr>
         <w:t>Output:</w:t>
       </w:r>
     </w:p>
@@ -4864,7 +5300,6 @@
           <w:szCs w:val="24"/>
           <w:lang w:eastAsia="en-IN"/>
         </w:rPr>
-        <w:lastRenderedPageBreak/>
         <w:t xml:space="preserve">Add = </w:t>
       </w:r>
       <w:proofErr w:type="gramStart"/>
@@ -4935,6 +5370,7 @@
           <w:szCs w:val="24"/>
           <w:lang w:eastAsia="en-IN"/>
         </w:rPr>
+        <w:lastRenderedPageBreak/>
         <w:t>30, 10, 20</w:t>
       </w:r>
     </w:p>
@@ -5152,47 +5588,47 @@
           <w:szCs w:val="24"/>
           <w:lang w:eastAsia="en-IN"/>
         </w:rPr>
+        <w:t>Example:</w:t>
+      </w:r>
+    </w:p>
+    <w:p>
+      <w:pPr>
+        <w:spacing w:before="100" w:beforeAutospacing="1" w:after="100" w:afterAutospacing="1" w:line="240" w:lineRule="auto"/>
+        <w:rPr>
+          <w:rFonts w:ascii="Times New Roman" w:eastAsia="Times New Roman" w:hAnsi="Times New Roman" w:cs="Times New Roman"/>
+          <w:sz w:val="24"/>
+          <w:szCs w:val="24"/>
+          <w:lang w:eastAsia="en-IN"/>
+        </w:rPr>
+      </w:pPr>
+      <w:r>
+        <w:rPr>
+          <w:rFonts w:ascii="Times New Roman" w:eastAsia="Times New Roman" w:hAnsi="Times New Roman" w:cs="Times New Roman"/>
+          <w:sz w:val="24"/>
+          <w:szCs w:val="24"/>
+          <w:lang w:eastAsia="en-IN"/>
+        </w:rPr>
+        <w:t>Comparable -&gt; Sort by ID</w:t>
+      </w:r>
+    </w:p>
+    <w:p>
+      <w:pPr>
+        <w:spacing w:before="100" w:beforeAutospacing="1" w:after="100" w:afterAutospacing="1" w:line="240" w:lineRule="auto"/>
+        <w:rPr>
+          <w:rFonts w:ascii="Times New Roman" w:eastAsia="Times New Roman" w:hAnsi="Times New Roman" w:cs="Times New Roman"/>
+          <w:sz w:val="24"/>
+          <w:szCs w:val="24"/>
+          <w:lang w:eastAsia="en-IN"/>
+        </w:rPr>
+      </w:pPr>
+      <w:r>
+        <w:rPr>
+          <w:rFonts w:ascii="Times New Roman" w:eastAsia="Times New Roman" w:hAnsi="Times New Roman" w:cs="Times New Roman"/>
+          <w:sz w:val="24"/>
+          <w:szCs w:val="24"/>
+          <w:lang w:eastAsia="en-IN"/>
+        </w:rPr>
         <w:lastRenderedPageBreak/>
-        <w:t>Example:</w:t>
-      </w:r>
-    </w:p>
-    <w:p>
-      <w:pPr>
-        <w:spacing w:before="100" w:beforeAutospacing="1" w:after="100" w:afterAutospacing="1" w:line="240" w:lineRule="auto"/>
-        <w:rPr>
-          <w:rFonts w:ascii="Times New Roman" w:eastAsia="Times New Roman" w:hAnsi="Times New Roman" w:cs="Times New Roman"/>
-          <w:sz w:val="24"/>
-          <w:szCs w:val="24"/>
-          <w:lang w:eastAsia="en-IN"/>
-        </w:rPr>
-      </w:pPr>
-      <w:r>
-        <w:rPr>
-          <w:rFonts w:ascii="Times New Roman" w:eastAsia="Times New Roman" w:hAnsi="Times New Roman" w:cs="Times New Roman"/>
-          <w:sz w:val="24"/>
-          <w:szCs w:val="24"/>
-          <w:lang w:eastAsia="en-IN"/>
-        </w:rPr>
-        <w:t>Comparable -&gt; Sort by ID</w:t>
-      </w:r>
-    </w:p>
-    <w:p>
-      <w:pPr>
-        <w:spacing w:before="100" w:beforeAutospacing="1" w:after="100" w:afterAutospacing="1" w:line="240" w:lineRule="auto"/>
-        <w:rPr>
-          <w:rFonts w:ascii="Times New Roman" w:eastAsia="Times New Roman" w:hAnsi="Times New Roman" w:cs="Times New Roman"/>
-          <w:sz w:val="24"/>
-          <w:szCs w:val="24"/>
-          <w:lang w:eastAsia="en-IN"/>
-        </w:rPr>
-      </w:pPr>
-      <w:r>
-        <w:rPr>
-          <w:rFonts w:ascii="Times New Roman" w:eastAsia="Times New Roman" w:hAnsi="Times New Roman" w:cs="Times New Roman"/>
-          <w:sz w:val="24"/>
-          <w:szCs w:val="24"/>
-          <w:lang w:eastAsia="en-IN"/>
-        </w:rPr>
         <w:t>Comparator -&gt; Sort by Salary</w:t>
       </w:r>
     </w:p>
@@ -5430,48 +5866,48 @@
           <w:szCs w:val="24"/>
           <w:lang w:eastAsia="en-IN"/>
         </w:rPr>
+        <w:t>Queue:</w:t>
+      </w:r>
+    </w:p>
+    <w:p>
+      <w:pPr>
+        <w:spacing w:before="100" w:beforeAutospacing="1" w:after="100" w:afterAutospacing="1" w:line="240" w:lineRule="auto"/>
+        <w:rPr>
+          <w:rFonts w:ascii="Times New Roman" w:eastAsia="Times New Roman" w:hAnsi="Times New Roman" w:cs="Times New Roman"/>
+          <w:sz w:val="24"/>
+          <w:szCs w:val="24"/>
+          <w:lang w:eastAsia="en-IN"/>
+        </w:rPr>
+      </w:pPr>
+      <w:r>
+        <w:rPr>
+          <w:rFonts w:ascii="Times New Roman" w:eastAsia="Times New Roman" w:hAnsi="Times New Roman" w:cs="Times New Roman"/>
+          <w:sz w:val="24"/>
+          <w:szCs w:val="24"/>
+          <w:lang w:eastAsia="en-IN"/>
+        </w:rPr>
+        <w:t>10 → 20 → 30</w:t>
+      </w:r>
+    </w:p>
+    <w:p>
+      <w:pPr>
+        <w:spacing w:before="100" w:beforeAutospacing="1" w:after="100" w:afterAutospacing="1" w:line="240" w:lineRule="auto"/>
+        <w:rPr>
+          <w:rFonts w:ascii="Times New Roman" w:eastAsia="Times New Roman" w:hAnsi="Times New Roman" w:cs="Times New Roman"/>
+          <w:sz w:val="24"/>
+          <w:szCs w:val="24"/>
+          <w:lang w:eastAsia="en-IN"/>
+        </w:rPr>
+      </w:pPr>
+      <w:proofErr w:type="spellStart"/>
+      <w:r>
+        <w:rPr>
+          <w:rFonts w:ascii="Times New Roman" w:eastAsia="Times New Roman" w:hAnsi="Times New Roman" w:cs="Times New Roman"/>
+          <w:sz w:val="24"/>
+          <w:szCs w:val="24"/>
+          <w:lang w:eastAsia="en-IN"/>
+        </w:rPr>
         <w:lastRenderedPageBreak/>
-        <w:t>Queue:</w:t>
-      </w:r>
-    </w:p>
-    <w:p>
-      <w:pPr>
-        <w:spacing w:before="100" w:beforeAutospacing="1" w:after="100" w:afterAutospacing="1" w:line="240" w:lineRule="auto"/>
-        <w:rPr>
-          <w:rFonts w:ascii="Times New Roman" w:eastAsia="Times New Roman" w:hAnsi="Times New Roman" w:cs="Times New Roman"/>
-          <w:sz w:val="24"/>
-          <w:szCs w:val="24"/>
-          <w:lang w:eastAsia="en-IN"/>
-        </w:rPr>
-      </w:pPr>
-      <w:r>
-        <w:rPr>
-          <w:rFonts w:ascii="Times New Roman" w:eastAsia="Times New Roman" w:hAnsi="Times New Roman" w:cs="Times New Roman"/>
-          <w:sz w:val="24"/>
-          <w:szCs w:val="24"/>
-          <w:lang w:eastAsia="en-IN"/>
-        </w:rPr>
-        <w:t>10 → 20 → 30</w:t>
-      </w:r>
-    </w:p>
-    <w:p>
-      <w:pPr>
-        <w:spacing w:before="100" w:beforeAutospacing="1" w:after="100" w:afterAutospacing="1" w:line="240" w:lineRule="auto"/>
-        <w:rPr>
-          <w:rFonts w:ascii="Times New Roman" w:eastAsia="Times New Roman" w:hAnsi="Times New Roman" w:cs="Times New Roman"/>
-          <w:sz w:val="24"/>
-          <w:szCs w:val="24"/>
-          <w:lang w:eastAsia="en-IN"/>
-        </w:rPr>
-      </w:pPr>
-      <w:proofErr w:type="spellStart"/>
-      <w:r>
-        <w:rPr>
-          <w:rFonts w:ascii="Times New Roman" w:eastAsia="Times New Roman" w:hAnsi="Times New Roman" w:cs="Times New Roman"/>
-          <w:sz w:val="24"/>
-          <w:szCs w:val="24"/>
-          <w:lang w:eastAsia="en-IN"/>
-        </w:rPr>
         <w:t>Deque</w:t>
       </w:r>
       <w:proofErr w:type="spellEnd"/>
@@ -5731,47 +6167,47 @@
           <w:szCs w:val="24"/>
           <w:lang w:eastAsia="en-IN"/>
         </w:rPr>
+        <w:t>Smallest element gets highest priority by default.</w:t>
+      </w:r>
+    </w:p>
+    <w:p>
+      <w:pPr>
+        <w:spacing w:before="100" w:beforeAutospacing="1" w:after="100" w:afterAutospacing="1" w:line="240" w:lineRule="auto"/>
+        <w:rPr>
+          <w:rFonts w:ascii="Times New Roman" w:eastAsia="Times New Roman" w:hAnsi="Times New Roman" w:cs="Times New Roman"/>
+          <w:sz w:val="24"/>
+          <w:szCs w:val="24"/>
+          <w:lang w:eastAsia="en-IN"/>
+        </w:rPr>
+      </w:pPr>
+      <w:r>
+        <w:rPr>
+          <w:rFonts w:ascii="Times New Roman" w:eastAsia="Times New Roman" w:hAnsi="Times New Roman" w:cs="Times New Roman"/>
+          <w:sz w:val="24"/>
+          <w:szCs w:val="24"/>
+          <w:lang w:eastAsia="en-IN"/>
+        </w:rPr>
+        <w:t>Example:</w:t>
+      </w:r>
+    </w:p>
+    <w:p>
+      <w:pPr>
+        <w:spacing w:before="100" w:beforeAutospacing="1" w:after="100" w:afterAutospacing="1" w:line="240" w:lineRule="auto"/>
+        <w:rPr>
+          <w:rFonts w:ascii="Times New Roman" w:eastAsia="Times New Roman" w:hAnsi="Times New Roman" w:cs="Times New Roman"/>
+          <w:sz w:val="24"/>
+          <w:szCs w:val="24"/>
+          <w:lang w:eastAsia="en-IN"/>
+        </w:rPr>
+      </w:pPr>
+      <w:r>
+        <w:rPr>
+          <w:rFonts w:ascii="Times New Roman" w:eastAsia="Times New Roman" w:hAnsi="Times New Roman" w:cs="Times New Roman"/>
+          <w:sz w:val="24"/>
+          <w:szCs w:val="24"/>
+          <w:lang w:eastAsia="en-IN"/>
+        </w:rPr>
         <w:lastRenderedPageBreak/>
-        <w:t>Smallest element gets highest priority by default.</w:t>
-      </w:r>
-    </w:p>
-    <w:p>
-      <w:pPr>
-        <w:spacing w:before="100" w:beforeAutospacing="1" w:after="100" w:afterAutospacing="1" w:line="240" w:lineRule="auto"/>
-        <w:rPr>
-          <w:rFonts w:ascii="Times New Roman" w:eastAsia="Times New Roman" w:hAnsi="Times New Roman" w:cs="Times New Roman"/>
-          <w:sz w:val="24"/>
-          <w:szCs w:val="24"/>
-          <w:lang w:eastAsia="en-IN"/>
-        </w:rPr>
-      </w:pPr>
-      <w:r>
-        <w:rPr>
-          <w:rFonts w:ascii="Times New Roman" w:eastAsia="Times New Roman" w:hAnsi="Times New Roman" w:cs="Times New Roman"/>
-          <w:sz w:val="24"/>
-          <w:szCs w:val="24"/>
-          <w:lang w:eastAsia="en-IN"/>
-        </w:rPr>
-        <w:t>Example:</w:t>
-      </w:r>
-    </w:p>
-    <w:p>
-      <w:pPr>
-        <w:spacing w:before="100" w:beforeAutospacing="1" w:after="100" w:afterAutospacing="1" w:line="240" w:lineRule="auto"/>
-        <w:rPr>
-          <w:rFonts w:ascii="Times New Roman" w:eastAsia="Times New Roman" w:hAnsi="Times New Roman" w:cs="Times New Roman"/>
-          <w:sz w:val="24"/>
-          <w:szCs w:val="24"/>
-          <w:lang w:eastAsia="en-IN"/>
-        </w:rPr>
-      </w:pPr>
-      <w:r>
-        <w:rPr>
-          <w:rFonts w:ascii="Times New Roman" w:eastAsia="Times New Roman" w:hAnsi="Times New Roman" w:cs="Times New Roman"/>
-          <w:sz w:val="24"/>
-          <w:szCs w:val="24"/>
-          <w:lang w:eastAsia="en-IN"/>
-        </w:rPr>
         <w:t>30</w:t>
       </w:r>
       <w:proofErr w:type="gramStart"/>
@@ -6033,48 +6469,48 @@
           <w:szCs w:val="24"/>
           <w:lang w:eastAsia="en-IN"/>
         </w:rPr>
+        <w:t>Consumer waits if queue is empty.</w:t>
+      </w:r>
+    </w:p>
+    <w:p>
+      <w:pPr>
+        <w:spacing w:before="100" w:beforeAutospacing="1" w:after="100" w:afterAutospacing="1" w:line="240" w:lineRule="auto"/>
+        <w:rPr>
+          <w:rFonts w:ascii="Times New Roman" w:eastAsia="Times New Roman" w:hAnsi="Times New Roman" w:cs="Times New Roman"/>
+          <w:sz w:val="24"/>
+          <w:szCs w:val="24"/>
+          <w:lang w:eastAsia="en-IN"/>
+        </w:rPr>
+      </w:pPr>
+      <w:r>
+        <w:rPr>
+          <w:rFonts w:ascii="Times New Roman" w:eastAsia="Times New Roman" w:hAnsi="Times New Roman" w:cs="Times New Roman"/>
+          <w:sz w:val="24"/>
+          <w:szCs w:val="24"/>
+          <w:lang w:eastAsia="en-IN"/>
+        </w:rPr>
+        <w:t>Example:</w:t>
+      </w:r>
+    </w:p>
+    <w:p>
+      <w:pPr>
+        <w:spacing w:before="100" w:beforeAutospacing="1" w:after="100" w:afterAutospacing="1" w:line="240" w:lineRule="auto"/>
+        <w:rPr>
+          <w:rFonts w:ascii="Times New Roman" w:eastAsia="Times New Roman" w:hAnsi="Times New Roman" w:cs="Times New Roman"/>
+          <w:sz w:val="24"/>
+          <w:szCs w:val="24"/>
+          <w:lang w:eastAsia="en-IN"/>
+        </w:rPr>
+      </w:pPr>
+      <w:proofErr w:type="spellStart"/>
+      <w:r>
+        <w:rPr>
+          <w:rFonts w:ascii="Times New Roman" w:eastAsia="Times New Roman" w:hAnsi="Times New Roman" w:cs="Times New Roman"/>
+          <w:sz w:val="24"/>
+          <w:szCs w:val="24"/>
+          <w:lang w:eastAsia="en-IN"/>
+        </w:rPr>
         <w:lastRenderedPageBreak/>
-        <w:t>Consumer waits if queue is empty.</w:t>
-      </w:r>
-    </w:p>
-    <w:p>
-      <w:pPr>
-        <w:spacing w:before="100" w:beforeAutospacing="1" w:after="100" w:afterAutospacing="1" w:line="240" w:lineRule="auto"/>
-        <w:rPr>
-          <w:rFonts w:ascii="Times New Roman" w:eastAsia="Times New Roman" w:hAnsi="Times New Roman" w:cs="Times New Roman"/>
-          <w:sz w:val="24"/>
-          <w:szCs w:val="24"/>
-          <w:lang w:eastAsia="en-IN"/>
-        </w:rPr>
-      </w:pPr>
-      <w:r>
-        <w:rPr>
-          <w:rFonts w:ascii="Times New Roman" w:eastAsia="Times New Roman" w:hAnsi="Times New Roman" w:cs="Times New Roman"/>
-          <w:sz w:val="24"/>
-          <w:szCs w:val="24"/>
-          <w:lang w:eastAsia="en-IN"/>
-        </w:rPr>
-        <w:t>Example:</w:t>
-      </w:r>
-    </w:p>
-    <w:p>
-      <w:pPr>
-        <w:spacing w:before="100" w:beforeAutospacing="1" w:after="100" w:afterAutospacing="1" w:line="240" w:lineRule="auto"/>
-        <w:rPr>
-          <w:rFonts w:ascii="Times New Roman" w:eastAsia="Times New Roman" w:hAnsi="Times New Roman" w:cs="Times New Roman"/>
-          <w:sz w:val="24"/>
-          <w:szCs w:val="24"/>
-          <w:lang w:eastAsia="en-IN"/>
-        </w:rPr>
-      </w:pPr>
-      <w:proofErr w:type="spellStart"/>
-      <w:r>
-        <w:rPr>
-          <w:rFonts w:ascii="Times New Roman" w:eastAsia="Times New Roman" w:hAnsi="Times New Roman" w:cs="Times New Roman"/>
-          <w:sz w:val="24"/>
-          <w:szCs w:val="24"/>
-          <w:lang w:eastAsia="en-IN"/>
-        </w:rPr>
         <w:t>ArrayBlockingQueue</w:t>
       </w:r>
       <w:proofErr w:type="spellEnd"/>
@@ -6324,48 +6760,48 @@
           <w:szCs w:val="24"/>
           <w:lang w:eastAsia="en-IN"/>
         </w:rPr>
+        <w:t>Producer → Queue → Consumer</w:t>
+      </w:r>
+    </w:p>
+    <w:p>
+      <w:pPr>
+        <w:spacing w:before="100" w:beforeAutospacing="1" w:after="100" w:afterAutospacing="1" w:line="240" w:lineRule="auto"/>
+        <w:rPr>
+          <w:rFonts w:ascii="Times New Roman" w:eastAsia="Times New Roman" w:hAnsi="Times New Roman" w:cs="Times New Roman"/>
+          <w:sz w:val="24"/>
+          <w:szCs w:val="24"/>
+          <w:lang w:eastAsia="en-IN"/>
+        </w:rPr>
+      </w:pPr>
+      <w:r>
+        <w:rPr>
+          <w:rFonts w:ascii="Times New Roman" w:eastAsia="Times New Roman" w:hAnsi="Times New Roman" w:cs="Times New Roman"/>
+          <w:sz w:val="24"/>
+          <w:szCs w:val="24"/>
+          <w:lang w:eastAsia="en-IN"/>
+        </w:rPr>
+        <w:t>One Line:</w:t>
+      </w:r>
+    </w:p>
+    <w:p>
+      <w:pPr>
+        <w:spacing w:before="100" w:beforeAutospacing="1" w:after="100" w:afterAutospacing="1" w:line="240" w:lineRule="auto"/>
+        <w:rPr>
+          <w:rFonts w:ascii="Times New Roman" w:eastAsia="Times New Roman" w:hAnsi="Times New Roman" w:cs="Times New Roman"/>
+          <w:sz w:val="24"/>
+          <w:szCs w:val="24"/>
+          <w:lang w:eastAsia="en-IN"/>
+        </w:rPr>
+      </w:pPr>
+      <w:proofErr w:type="spellStart"/>
+      <w:r>
+        <w:rPr>
+          <w:rFonts w:ascii="Times New Roman" w:eastAsia="Times New Roman" w:hAnsi="Times New Roman" w:cs="Times New Roman"/>
+          <w:sz w:val="24"/>
+          <w:szCs w:val="24"/>
+          <w:lang w:eastAsia="en-IN"/>
+        </w:rPr>
         <w:lastRenderedPageBreak/>
-        <w:t>Producer → Queue → Consumer</w:t>
-      </w:r>
-    </w:p>
-    <w:p>
-      <w:pPr>
-        <w:spacing w:before="100" w:beforeAutospacing="1" w:after="100" w:afterAutospacing="1" w:line="240" w:lineRule="auto"/>
-        <w:rPr>
-          <w:rFonts w:ascii="Times New Roman" w:eastAsia="Times New Roman" w:hAnsi="Times New Roman" w:cs="Times New Roman"/>
-          <w:sz w:val="24"/>
-          <w:szCs w:val="24"/>
-          <w:lang w:eastAsia="en-IN"/>
-        </w:rPr>
-      </w:pPr>
-      <w:r>
-        <w:rPr>
-          <w:rFonts w:ascii="Times New Roman" w:eastAsia="Times New Roman" w:hAnsi="Times New Roman" w:cs="Times New Roman"/>
-          <w:sz w:val="24"/>
-          <w:szCs w:val="24"/>
-          <w:lang w:eastAsia="en-IN"/>
-        </w:rPr>
-        <w:t>One Line:</w:t>
-      </w:r>
-    </w:p>
-    <w:p>
-      <w:pPr>
-        <w:spacing w:before="100" w:beforeAutospacing="1" w:after="100" w:afterAutospacing="1" w:line="240" w:lineRule="auto"/>
-        <w:rPr>
-          <w:rFonts w:ascii="Times New Roman" w:eastAsia="Times New Roman" w:hAnsi="Times New Roman" w:cs="Times New Roman"/>
-          <w:sz w:val="24"/>
-          <w:szCs w:val="24"/>
-          <w:lang w:eastAsia="en-IN"/>
-        </w:rPr>
-      </w:pPr>
-      <w:proofErr w:type="spellStart"/>
-      <w:r>
-        <w:rPr>
-          <w:rFonts w:ascii="Times New Roman" w:eastAsia="Times New Roman" w:hAnsi="Times New Roman" w:cs="Times New Roman"/>
-          <w:sz w:val="24"/>
-          <w:szCs w:val="24"/>
-          <w:lang w:eastAsia="en-IN"/>
-        </w:rPr>
         <w:t>BlockingQueue</w:t>
       </w:r>
       <w:proofErr w:type="spellEnd"/>
@@ -6606,7 +7042,6 @@
           <w:szCs w:val="24"/>
           <w:lang w:eastAsia="en-IN"/>
         </w:rPr>
-        <w:lastRenderedPageBreak/>
         <w:t>hashCode</w:t>
       </w:r>
       <w:proofErr w:type="spellEnd"/>
@@ -6657,6 +7092,15 @@
           <w:lang w:eastAsia="en-IN"/>
         </w:rPr>
         <w:br/>
+      </w:r>
+      <w:r>
+        <w:rPr>
+          <w:rFonts w:ascii="Times New Roman" w:eastAsia="Times New Roman" w:hAnsi="Times New Roman" w:cs="Times New Roman"/>
+          <w:sz w:val="24"/>
+          <w:szCs w:val="24"/>
+          <w:lang w:eastAsia="en-IN"/>
+        </w:rPr>
+        <w:lastRenderedPageBreak/>
         <w:t>↓</w:t>
       </w:r>
       <w:r>
@@ -6927,59 +7371,59 @@
           <w:szCs w:val="24"/>
           <w:lang w:eastAsia="en-IN"/>
         </w:rPr>
+        <w:t>equals(</w:t>
+      </w:r>
+      <w:proofErr w:type="gramEnd"/>
+      <w:r>
+        <w:rPr>
+          <w:rFonts w:ascii="Times New Roman" w:eastAsia="Times New Roman" w:hAnsi="Times New Roman" w:cs="Times New Roman"/>
+          <w:sz w:val="24"/>
+          <w:szCs w:val="24"/>
+          <w:lang w:eastAsia="en-IN"/>
+        </w:rPr>
+        <w:t>) check</w:t>
+      </w:r>
+    </w:p>
+    <w:p>
+      <w:pPr>
+        <w:spacing w:before="100" w:beforeAutospacing="1" w:after="100" w:afterAutospacing="1" w:line="240" w:lineRule="auto"/>
+        <w:rPr>
+          <w:rFonts w:ascii="Times New Roman" w:eastAsia="Times New Roman" w:hAnsi="Times New Roman" w:cs="Times New Roman"/>
+          <w:sz w:val="24"/>
+          <w:szCs w:val="24"/>
+          <w:lang w:eastAsia="en-IN"/>
+        </w:rPr>
+      </w:pPr>
+      <w:proofErr w:type="gramStart"/>
+      <w:r>
+        <w:rPr>
+          <w:rFonts w:ascii="Times New Roman" w:eastAsia="Times New Roman" w:hAnsi="Times New Roman" w:cs="Times New Roman"/>
+          <w:sz w:val="24"/>
+          <w:szCs w:val="24"/>
+          <w:lang w:eastAsia="en-IN"/>
+        </w:rPr>
+        <w:t>Linked List / Tree insertion.</w:t>
+      </w:r>
+      <w:proofErr w:type="gramEnd"/>
+    </w:p>
+    <w:p>
+      <w:pPr>
+        <w:spacing w:before="100" w:beforeAutospacing="1" w:after="100" w:afterAutospacing="1" w:line="240" w:lineRule="auto"/>
+        <w:rPr>
+          <w:rFonts w:ascii="Times New Roman" w:eastAsia="Times New Roman" w:hAnsi="Times New Roman" w:cs="Times New Roman"/>
+          <w:sz w:val="24"/>
+          <w:szCs w:val="24"/>
+          <w:lang w:eastAsia="en-IN"/>
+        </w:rPr>
+      </w:pPr>
+      <w:r>
+        <w:rPr>
+          <w:rFonts w:ascii="Times New Roman" w:eastAsia="Times New Roman" w:hAnsi="Times New Roman" w:cs="Times New Roman"/>
+          <w:sz w:val="24"/>
+          <w:szCs w:val="24"/>
+          <w:lang w:eastAsia="en-IN"/>
+        </w:rPr>
         <w:lastRenderedPageBreak/>
-        <w:t>equals(</w:t>
-      </w:r>
-      <w:proofErr w:type="gramEnd"/>
-      <w:r>
-        <w:rPr>
-          <w:rFonts w:ascii="Times New Roman" w:eastAsia="Times New Roman" w:hAnsi="Times New Roman" w:cs="Times New Roman"/>
-          <w:sz w:val="24"/>
-          <w:szCs w:val="24"/>
-          <w:lang w:eastAsia="en-IN"/>
-        </w:rPr>
-        <w:t>) check</w:t>
-      </w:r>
-    </w:p>
-    <w:p>
-      <w:pPr>
-        <w:spacing w:before="100" w:beforeAutospacing="1" w:after="100" w:afterAutospacing="1" w:line="240" w:lineRule="auto"/>
-        <w:rPr>
-          <w:rFonts w:ascii="Times New Roman" w:eastAsia="Times New Roman" w:hAnsi="Times New Roman" w:cs="Times New Roman"/>
-          <w:sz w:val="24"/>
-          <w:szCs w:val="24"/>
-          <w:lang w:eastAsia="en-IN"/>
-        </w:rPr>
-      </w:pPr>
-      <w:proofErr w:type="gramStart"/>
-      <w:r>
-        <w:rPr>
-          <w:rFonts w:ascii="Times New Roman" w:eastAsia="Times New Roman" w:hAnsi="Times New Roman" w:cs="Times New Roman"/>
-          <w:sz w:val="24"/>
-          <w:szCs w:val="24"/>
-          <w:lang w:eastAsia="en-IN"/>
-        </w:rPr>
-        <w:t>Linked List / Tree insertion.</w:t>
-      </w:r>
-      <w:proofErr w:type="gramEnd"/>
-    </w:p>
-    <w:p>
-      <w:pPr>
-        <w:spacing w:before="100" w:beforeAutospacing="1" w:after="100" w:afterAutospacing="1" w:line="240" w:lineRule="auto"/>
-        <w:rPr>
-          <w:rFonts w:ascii="Times New Roman" w:eastAsia="Times New Roman" w:hAnsi="Times New Roman" w:cs="Times New Roman"/>
-          <w:sz w:val="24"/>
-          <w:szCs w:val="24"/>
-          <w:lang w:eastAsia="en-IN"/>
-        </w:rPr>
-      </w:pPr>
-      <w:r>
-        <w:rPr>
-          <w:rFonts w:ascii="Times New Roman" w:eastAsia="Times New Roman" w:hAnsi="Times New Roman" w:cs="Times New Roman"/>
-          <w:sz w:val="24"/>
-          <w:szCs w:val="24"/>
-          <w:lang w:eastAsia="en-IN"/>
-        </w:rPr>
         <w:t>Example:</w:t>
       </w:r>
     </w:p>
@@ -7284,7 +7728,6 @@
           <w:szCs w:val="24"/>
           <w:lang w:eastAsia="en-IN"/>
         </w:rPr>
-        <w:lastRenderedPageBreak/>
         <w:t>Returns matching value.</w:t>
       </w:r>
       <w:proofErr w:type="gramEnd"/>
@@ -7328,6 +7771,7 @@
           <w:szCs w:val="24"/>
           <w:lang w:eastAsia="en-IN"/>
         </w:rPr>
+        <w:lastRenderedPageBreak/>
         <w:t>map.get</w:t>
       </w:r>
       <w:proofErr w:type="spellEnd"/>
@@ -7580,47 +8024,47 @@
           <w:szCs w:val="24"/>
           <w:lang w:eastAsia="en-IN"/>
         </w:rPr>
+        <w:t>One Line:</w:t>
+      </w:r>
+    </w:p>
+    <w:p>
+      <w:pPr>
+        <w:spacing w:before="100" w:beforeAutospacing="1" w:after="100" w:afterAutospacing="1" w:line="240" w:lineRule="auto"/>
+        <w:rPr>
+          <w:rFonts w:ascii="Times New Roman" w:eastAsia="Times New Roman" w:hAnsi="Times New Roman" w:cs="Times New Roman"/>
+          <w:sz w:val="24"/>
+          <w:szCs w:val="24"/>
+          <w:lang w:eastAsia="en-IN"/>
+        </w:rPr>
+      </w:pPr>
+      <w:r>
+        <w:rPr>
+          <w:rFonts w:ascii="Times New Roman" w:eastAsia="Times New Roman" w:hAnsi="Times New Roman" w:cs="Times New Roman"/>
+          <w:sz w:val="24"/>
+          <w:szCs w:val="24"/>
+          <w:lang w:eastAsia="en-IN"/>
+        </w:rPr>
+        <w:t>Hashing decides storage location.</w:t>
+      </w:r>
+    </w:p>
+    <w:p>
+      <w:pPr>
+        <w:spacing w:after="0" w:line="240" w:lineRule="auto"/>
+        <w:rPr>
+          <w:rFonts w:ascii="Times New Roman" w:eastAsia="Times New Roman" w:hAnsi="Times New Roman" w:cs="Times New Roman"/>
+          <w:sz w:val="24"/>
+          <w:szCs w:val="24"/>
+          <w:lang w:eastAsia="en-IN"/>
+        </w:rPr>
+      </w:pPr>
+      <w:r>
+        <w:rPr>
+          <w:rFonts w:ascii="Times New Roman" w:eastAsia="Times New Roman" w:hAnsi="Times New Roman" w:cs="Times New Roman"/>
+          <w:sz w:val="24"/>
+          <w:szCs w:val="24"/>
+          <w:lang w:eastAsia="en-IN"/>
+        </w:rPr>
         <w:lastRenderedPageBreak/>
-        <w:t>One Line:</w:t>
-      </w:r>
-    </w:p>
-    <w:p>
-      <w:pPr>
-        <w:spacing w:before="100" w:beforeAutospacing="1" w:after="100" w:afterAutospacing="1" w:line="240" w:lineRule="auto"/>
-        <w:rPr>
-          <w:rFonts w:ascii="Times New Roman" w:eastAsia="Times New Roman" w:hAnsi="Times New Roman" w:cs="Times New Roman"/>
-          <w:sz w:val="24"/>
-          <w:szCs w:val="24"/>
-          <w:lang w:eastAsia="en-IN"/>
-        </w:rPr>
-      </w:pPr>
-      <w:r>
-        <w:rPr>
-          <w:rFonts w:ascii="Times New Roman" w:eastAsia="Times New Roman" w:hAnsi="Times New Roman" w:cs="Times New Roman"/>
-          <w:sz w:val="24"/>
-          <w:szCs w:val="24"/>
-          <w:lang w:eastAsia="en-IN"/>
-        </w:rPr>
-        <w:t>Hashing decides storage location.</w:t>
-      </w:r>
-    </w:p>
-    <w:p>
-      <w:pPr>
-        <w:spacing w:after="0" w:line="240" w:lineRule="auto"/>
-        <w:rPr>
-          <w:rFonts w:ascii="Times New Roman" w:eastAsia="Times New Roman" w:hAnsi="Times New Roman" w:cs="Times New Roman"/>
-          <w:sz w:val="24"/>
-          <w:szCs w:val="24"/>
-          <w:lang w:eastAsia="en-IN"/>
-        </w:rPr>
-      </w:pPr>
-      <w:r>
-        <w:rPr>
-          <w:rFonts w:ascii="Times New Roman" w:eastAsia="Times New Roman" w:hAnsi="Times New Roman" w:cs="Times New Roman"/>
-          <w:sz w:val="24"/>
-          <w:szCs w:val="24"/>
-          <w:lang w:eastAsia="en-IN"/>
-        </w:rPr>
         <w:pict>
           <v:rect id="_x0000_i1049" style="width:0;height:1.5pt" o:hralign="center" o:hrstd="t" o:hr="t" fillcolor="#a0a0a0" stroked="f"/>
         </w:pict>
@@ -7827,47 +8271,47 @@
           <w:szCs w:val="24"/>
           <w:lang w:eastAsia="en-IN"/>
         </w:rPr>
+        <w:t>One Line:</w:t>
+      </w:r>
+    </w:p>
+    <w:p>
+      <w:pPr>
+        <w:spacing w:before="100" w:beforeAutospacing="1" w:after="100" w:afterAutospacing="1" w:line="240" w:lineRule="auto"/>
+        <w:rPr>
+          <w:rFonts w:ascii="Times New Roman" w:eastAsia="Times New Roman" w:hAnsi="Times New Roman" w:cs="Times New Roman"/>
+          <w:sz w:val="24"/>
+          <w:szCs w:val="24"/>
+          <w:lang w:eastAsia="en-IN"/>
+        </w:rPr>
+      </w:pPr>
+      <w:r>
+        <w:rPr>
+          <w:rFonts w:ascii="Times New Roman" w:eastAsia="Times New Roman" w:hAnsi="Times New Roman" w:cs="Times New Roman"/>
+          <w:sz w:val="24"/>
+          <w:szCs w:val="24"/>
+          <w:lang w:eastAsia="en-IN"/>
+        </w:rPr>
+        <w:t>Same Bucket = Collision</w:t>
+      </w:r>
+    </w:p>
+    <w:p>
+      <w:pPr>
+        <w:spacing w:after="0" w:line="240" w:lineRule="auto"/>
+        <w:rPr>
+          <w:rFonts w:ascii="Times New Roman" w:eastAsia="Times New Roman" w:hAnsi="Times New Roman" w:cs="Times New Roman"/>
+          <w:sz w:val="24"/>
+          <w:szCs w:val="24"/>
+          <w:lang w:eastAsia="en-IN"/>
+        </w:rPr>
+      </w:pPr>
+      <w:r>
+        <w:rPr>
+          <w:rFonts w:ascii="Times New Roman" w:eastAsia="Times New Roman" w:hAnsi="Times New Roman" w:cs="Times New Roman"/>
+          <w:sz w:val="24"/>
+          <w:szCs w:val="24"/>
+          <w:lang w:eastAsia="en-IN"/>
+        </w:rPr>
         <w:lastRenderedPageBreak/>
-        <w:t>One Line:</w:t>
-      </w:r>
-    </w:p>
-    <w:p>
-      <w:pPr>
-        <w:spacing w:before="100" w:beforeAutospacing="1" w:after="100" w:afterAutospacing="1" w:line="240" w:lineRule="auto"/>
-        <w:rPr>
-          <w:rFonts w:ascii="Times New Roman" w:eastAsia="Times New Roman" w:hAnsi="Times New Roman" w:cs="Times New Roman"/>
-          <w:sz w:val="24"/>
-          <w:szCs w:val="24"/>
-          <w:lang w:eastAsia="en-IN"/>
-        </w:rPr>
-      </w:pPr>
-      <w:r>
-        <w:rPr>
-          <w:rFonts w:ascii="Times New Roman" w:eastAsia="Times New Roman" w:hAnsi="Times New Roman" w:cs="Times New Roman"/>
-          <w:sz w:val="24"/>
-          <w:szCs w:val="24"/>
-          <w:lang w:eastAsia="en-IN"/>
-        </w:rPr>
-        <w:t>Same Bucket = Collision</w:t>
-      </w:r>
-    </w:p>
-    <w:p>
-      <w:pPr>
-        <w:spacing w:after="0" w:line="240" w:lineRule="auto"/>
-        <w:rPr>
-          <w:rFonts w:ascii="Times New Roman" w:eastAsia="Times New Roman" w:hAnsi="Times New Roman" w:cs="Times New Roman"/>
-          <w:sz w:val="24"/>
-          <w:szCs w:val="24"/>
-          <w:lang w:eastAsia="en-IN"/>
-        </w:rPr>
-      </w:pPr>
-      <w:r>
-        <w:rPr>
-          <w:rFonts w:ascii="Times New Roman" w:eastAsia="Times New Roman" w:hAnsi="Times New Roman" w:cs="Times New Roman"/>
-          <w:sz w:val="24"/>
-          <w:szCs w:val="24"/>
-          <w:lang w:eastAsia="en-IN"/>
-        </w:rPr>
         <w:pict>
           <v:rect id="_x0000_i1050" style="width:0;height:1.5pt" o:hralign="center" o:hrstd="t" o:hr="t" fillcolor="#a0a0a0" stroked="f"/>
         </w:pict>
@@ -8094,7 +8538,6 @@
           <w:szCs w:val="24"/>
           <w:lang w:eastAsia="en-IN"/>
         </w:rPr>
-        <w:lastRenderedPageBreak/>
         <w:pict>
           <v:rect id="_x0000_i1051" style="width:0;height:1.5pt" o:hralign="center" o:hrstd="t" o:hr="t" fillcolor="#a0a0a0" stroked="f"/>
         </w:pict>
@@ -8141,6 +8584,7 @@
           <w:szCs w:val="24"/>
           <w:lang w:eastAsia="en-IN"/>
         </w:rPr>
+        <w:lastRenderedPageBreak/>
         <w:t>Speaker Note:</w:t>
       </w:r>
     </w:p>
@@ -8368,57 +8812,57 @@
           <w:szCs w:val="24"/>
           <w:lang w:eastAsia="en-IN"/>
         </w:rPr>
+        <w:t>Treeification</w:t>
+      </w:r>
+      <w:proofErr w:type="spellEnd"/>
+      <w:r>
+        <w:rPr>
+          <w:rFonts w:ascii="Times New Roman" w:eastAsia="Times New Roman" w:hAnsi="Times New Roman" w:cs="Times New Roman"/>
+          <w:sz w:val="24"/>
+          <w:szCs w:val="24"/>
+          <w:lang w:eastAsia="en-IN"/>
+        </w:rPr>
+        <w:t>?</w:t>
+      </w:r>
+    </w:p>
+    <w:p>
+      <w:pPr>
+        <w:spacing w:before="100" w:beforeAutospacing="1" w:after="100" w:afterAutospacing="1" w:line="240" w:lineRule="auto"/>
+        <w:rPr>
+          <w:rFonts w:ascii="Times New Roman" w:eastAsia="Times New Roman" w:hAnsi="Times New Roman" w:cs="Times New Roman"/>
+          <w:sz w:val="24"/>
+          <w:szCs w:val="24"/>
+          <w:lang w:eastAsia="en-IN"/>
+        </w:rPr>
+      </w:pPr>
+      <w:r>
+        <w:rPr>
+          <w:rFonts w:ascii="Times New Roman" w:eastAsia="Times New Roman" w:hAnsi="Times New Roman" w:cs="Times New Roman"/>
+          <w:sz w:val="24"/>
+          <w:szCs w:val="24"/>
+          <w:lang w:eastAsia="en-IN"/>
+        </w:rPr>
+        <w:t>Speaker Note:</w:t>
+      </w:r>
+    </w:p>
+    <w:p>
+      <w:pPr>
+        <w:spacing w:before="100" w:beforeAutospacing="1" w:after="100" w:afterAutospacing="1" w:line="240" w:lineRule="auto"/>
+        <w:rPr>
+          <w:rFonts w:ascii="Times New Roman" w:eastAsia="Times New Roman" w:hAnsi="Times New Roman" w:cs="Times New Roman"/>
+          <w:sz w:val="24"/>
+          <w:szCs w:val="24"/>
+          <w:lang w:eastAsia="en-IN"/>
+        </w:rPr>
+      </w:pPr>
+      <w:r>
+        <w:rPr>
+          <w:rFonts w:ascii="Times New Roman" w:eastAsia="Times New Roman" w:hAnsi="Times New Roman" w:cs="Times New Roman"/>
+          <w:sz w:val="24"/>
+          <w:szCs w:val="24"/>
+          <w:lang w:eastAsia="en-IN"/>
+        </w:rPr>
         <w:lastRenderedPageBreak/>
-        <w:t>Treeification</w:t>
-      </w:r>
-      <w:proofErr w:type="spellEnd"/>
-      <w:r>
-        <w:rPr>
-          <w:rFonts w:ascii="Times New Roman" w:eastAsia="Times New Roman" w:hAnsi="Times New Roman" w:cs="Times New Roman"/>
-          <w:sz w:val="24"/>
-          <w:szCs w:val="24"/>
-          <w:lang w:eastAsia="en-IN"/>
-        </w:rPr>
-        <w:t>?</w:t>
-      </w:r>
-    </w:p>
-    <w:p>
-      <w:pPr>
-        <w:spacing w:before="100" w:beforeAutospacing="1" w:after="100" w:afterAutospacing="1" w:line="240" w:lineRule="auto"/>
-        <w:rPr>
-          <w:rFonts w:ascii="Times New Roman" w:eastAsia="Times New Roman" w:hAnsi="Times New Roman" w:cs="Times New Roman"/>
-          <w:sz w:val="24"/>
-          <w:szCs w:val="24"/>
-          <w:lang w:eastAsia="en-IN"/>
-        </w:rPr>
-      </w:pPr>
-      <w:r>
-        <w:rPr>
-          <w:rFonts w:ascii="Times New Roman" w:eastAsia="Times New Roman" w:hAnsi="Times New Roman" w:cs="Times New Roman"/>
-          <w:sz w:val="24"/>
-          <w:szCs w:val="24"/>
-          <w:lang w:eastAsia="en-IN"/>
-        </w:rPr>
-        <w:t>Speaker Note:</w:t>
-      </w:r>
-    </w:p>
-    <w:p>
-      <w:pPr>
-        <w:spacing w:before="100" w:beforeAutospacing="1" w:after="100" w:afterAutospacing="1" w:line="240" w:lineRule="auto"/>
-        <w:rPr>
-          <w:rFonts w:ascii="Times New Roman" w:eastAsia="Times New Roman" w:hAnsi="Times New Roman" w:cs="Times New Roman"/>
-          <w:sz w:val="24"/>
-          <w:szCs w:val="24"/>
-          <w:lang w:eastAsia="en-IN"/>
-        </w:rPr>
-      </w:pPr>
-      <w:r>
-        <w:rPr>
-          <w:rFonts w:ascii="Times New Roman" w:eastAsia="Times New Roman" w:hAnsi="Times New Roman" w:cs="Times New Roman"/>
-          <w:sz w:val="24"/>
-          <w:szCs w:val="24"/>
-          <w:lang w:eastAsia="en-IN"/>
-        </w:rPr>
         <w:t>When bucket size becomes 8 or more, Linked List converts into Red Black Tree.</w:t>
       </w:r>
     </w:p>
@@ -8665,67 +9109,67 @@
           <w:szCs w:val="24"/>
           <w:lang w:eastAsia="en-IN"/>
         </w:rPr>
+        <w:t xml:space="preserve">Difference is </w:t>
+      </w:r>
+      <w:proofErr w:type="spellStart"/>
+      <w:r>
+        <w:rPr>
+          <w:rFonts w:ascii="Times New Roman" w:eastAsia="Times New Roman" w:hAnsi="Times New Roman" w:cs="Times New Roman"/>
+          <w:sz w:val="24"/>
+          <w:szCs w:val="24"/>
+          <w:lang w:eastAsia="en-IN"/>
+        </w:rPr>
+        <w:t>Hashtable</w:t>
+      </w:r>
+      <w:proofErr w:type="spellEnd"/>
+      <w:r>
+        <w:rPr>
+          <w:rFonts w:ascii="Times New Roman" w:eastAsia="Times New Roman" w:hAnsi="Times New Roman" w:cs="Times New Roman"/>
+          <w:sz w:val="24"/>
+          <w:szCs w:val="24"/>
+          <w:lang w:eastAsia="en-IN"/>
+        </w:rPr>
+        <w:t xml:space="preserve"> is synchronized and thread-safe.</w:t>
+      </w:r>
+    </w:p>
+    <w:p>
+      <w:pPr>
+        <w:spacing w:before="100" w:beforeAutospacing="1" w:after="100" w:afterAutospacing="1" w:line="240" w:lineRule="auto"/>
+        <w:rPr>
+          <w:rFonts w:ascii="Times New Roman" w:eastAsia="Times New Roman" w:hAnsi="Times New Roman" w:cs="Times New Roman"/>
+          <w:sz w:val="24"/>
+          <w:szCs w:val="24"/>
+          <w:lang w:eastAsia="en-IN"/>
+        </w:rPr>
+      </w:pPr>
+      <w:r>
+        <w:rPr>
+          <w:rFonts w:ascii="Times New Roman" w:eastAsia="Times New Roman" w:hAnsi="Times New Roman" w:cs="Times New Roman"/>
+          <w:sz w:val="24"/>
+          <w:szCs w:val="24"/>
+          <w:lang w:eastAsia="en-IN"/>
+        </w:rPr>
+        <w:t>It does not allow null keys or null values.</w:t>
+      </w:r>
+    </w:p>
+    <w:p>
+      <w:pPr>
+        <w:spacing w:before="100" w:beforeAutospacing="1" w:after="100" w:afterAutospacing="1" w:line="240" w:lineRule="auto"/>
+        <w:rPr>
+          <w:rFonts w:ascii="Times New Roman" w:eastAsia="Times New Roman" w:hAnsi="Times New Roman" w:cs="Times New Roman"/>
+          <w:sz w:val="24"/>
+          <w:szCs w:val="24"/>
+          <w:lang w:eastAsia="en-IN"/>
+        </w:rPr>
+      </w:pPr>
+      <w:r>
+        <w:rPr>
+          <w:rFonts w:ascii="Times New Roman" w:eastAsia="Times New Roman" w:hAnsi="Times New Roman" w:cs="Times New Roman"/>
+          <w:sz w:val="24"/>
+          <w:szCs w:val="24"/>
+          <w:lang w:eastAsia="en-IN"/>
+        </w:rPr>
         <w:lastRenderedPageBreak/>
-        <w:t xml:space="preserve">Difference is </w:t>
-      </w:r>
-      <w:proofErr w:type="spellStart"/>
-      <w:r>
-        <w:rPr>
-          <w:rFonts w:ascii="Times New Roman" w:eastAsia="Times New Roman" w:hAnsi="Times New Roman" w:cs="Times New Roman"/>
-          <w:sz w:val="24"/>
-          <w:szCs w:val="24"/>
-          <w:lang w:eastAsia="en-IN"/>
-        </w:rPr>
-        <w:t>Hashtable</w:t>
-      </w:r>
-      <w:proofErr w:type="spellEnd"/>
-      <w:r>
-        <w:rPr>
-          <w:rFonts w:ascii="Times New Roman" w:eastAsia="Times New Roman" w:hAnsi="Times New Roman" w:cs="Times New Roman"/>
-          <w:sz w:val="24"/>
-          <w:szCs w:val="24"/>
-          <w:lang w:eastAsia="en-IN"/>
-        </w:rPr>
-        <w:t xml:space="preserve"> is synchronized and thread-safe.</w:t>
-      </w:r>
-    </w:p>
-    <w:p>
-      <w:pPr>
-        <w:spacing w:before="100" w:beforeAutospacing="1" w:after="100" w:afterAutospacing="1" w:line="240" w:lineRule="auto"/>
-        <w:rPr>
-          <w:rFonts w:ascii="Times New Roman" w:eastAsia="Times New Roman" w:hAnsi="Times New Roman" w:cs="Times New Roman"/>
-          <w:sz w:val="24"/>
-          <w:szCs w:val="24"/>
-          <w:lang w:eastAsia="en-IN"/>
-        </w:rPr>
-      </w:pPr>
-      <w:r>
-        <w:rPr>
-          <w:rFonts w:ascii="Times New Roman" w:eastAsia="Times New Roman" w:hAnsi="Times New Roman" w:cs="Times New Roman"/>
-          <w:sz w:val="24"/>
-          <w:szCs w:val="24"/>
-          <w:lang w:eastAsia="en-IN"/>
-        </w:rPr>
-        <w:t>It does not allow null keys or null values.</w:t>
-      </w:r>
-    </w:p>
-    <w:p>
-      <w:pPr>
-        <w:spacing w:before="100" w:beforeAutospacing="1" w:after="100" w:afterAutospacing="1" w:line="240" w:lineRule="auto"/>
-        <w:rPr>
-          <w:rFonts w:ascii="Times New Roman" w:eastAsia="Times New Roman" w:hAnsi="Times New Roman" w:cs="Times New Roman"/>
-          <w:sz w:val="24"/>
-          <w:szCs w:val="24"/>
-          <w:lang w:eastAsia="en-IN"/>
-        </w:rPr>
-      </w:pPr>
-      <w:r>
-        <w:rPr>
-          <w:rFonts w:ascii="Times New Roman" w:eastAsia="Times New Roman" w:hAnsi="Times New Roman" w:cs="Times New Roman"/>
-          <w:sz w:val="24"/>
-          <w:szCs w:val="24"/>
-          <w:lang w:eastAsia="en-IN"/>
-        </w:rPr>
         <w:t>Because every method is synchronized, performance is slower.</w:t>
       </w:r>
     </w:p>
@@ -9048,67 +9492,67 @@
           <w:szCs w:val="24"/>
           <w:lang w:eastAsia="en-IN"/>
         </w:rPr>
+        <w:t xml:space="preserve">It provides better performance than </w:t>
+      </w:r>
+      <w:proofErr w:type="spellStart"/>
+      <w:r>
+        <w:rPr>
+          <w:rFonts w:ascii="Times New Roman" w:eastAsia="Times New Roman" w:hAnsi="Times New Roman" w:cs="Times New Roman"/>
+          <w:sz w:val="24"/>
+          <w:szCs w:val="24"/>
+          <w:lang w:eastAsia="en-IN"/>
+        </w:rPr>
+        <w:t>Hashtable</w:t>
+      </w:r>
+      <w:proofErr w:type="spellEnd"/>
+      <w:r>
+        <w:rPr>
+          <w:rFonts w:ascii="Times New Roman" w:eastAsia="Times New Roman" w:hAnsi="Times New Roman" w:cs="Times New Roman"/>
+          <w:sz w:val="24"/>
+          <w:szCs w:val="24"/>
+          <w:lang w:eastAsia="en-IN"/>
+        </w:rPr>
+        <w:t xml:space="preserve"> because it avoids locking the entire map.</w:t>
+      </w:r>
+    </w:p>
+    <w:p>
+      <w:pPr>
+        <w:spacing w:before="100" w:beforeAutospacing="1" w:after="100" w:afterAutospacing="1" w:line="240" w:lineRule="auto"/>
+        <w:rPr>
+          <w:rFonts w:ascii="Times New Roman" w:eastAsia="Times New Roman" w:hAnsi="Times New Roman" w:cs="Times New Roman"/>
+          <w:sz w:val="24"/>
+          <w:szCs w:val="24"/>
+          <w:lang w:eastAsia="en-IN"/>
+        </w:rPr>
+      </w:pPr>
+      <w:r>
+        <w:rPr>
+          <w:rFonts w:ascii="Times New Roman" w:eastAsia="Times New Roman" w:hAnsi="Times New Roman" w:cs="Times New Roman"/>
+          <w:sz w:val="24"/>
+          <w:szCs w:val="24"/>
+          <w:lang w:eastAsia="en-IN"/>
+        </w:rPr>
+        <w:t>Null keys and values are not allowed.</w:t>
+      </w:r>
+    </w:p>
+    <w:p>
+      <w:pPr>
+        <w:spacing w:before="100" w:beforeAutospacing="1" w:after="100" w:afterAutospacing="1" w:line="240" w:lineRule="auto"/>
+        <w:rPr>
+          <w:rFonts w:ascii="Times New Roman" w:eastAsia="Times New Roman" w:hAnsi="Times New Roman" w:cs="Times New Roman"/>
+          <w:sz w:val="24"/>
+          <w:szCs w:val="24"/>
+          <w:lang w:eastAsia="en-IN"/>
+        </w:rPr>
+      </w:pPr>
+      <w:r>
+        <w:rPr>
+          <w:rFonts w:ascii="Times New Roman" w:eastAsia="Times New Roman" w:hAnsi="Times New Roman" w:cs="Times New Roman"/>
+          <w:sz w:val="24"/>
+          <w:szCs w:val="24"/>
+          <w:lang w:eastAsia="en-IN"/>
+        </w:rPr>
         <w:lastRenderedPageBreak/>
-        <w:t xml:space="preserve">It provides better performance than </w:t>
-      </w:r>
-      <w:proofErr w:type="spellStart"/>
-      <w:r>
-        <w:rPr>
-          <w:rFonts w:ascii="Times New Roman" w:eastAsia="Times New Roman" w:hAnsi="Times New Roman" w:cs="Times New Roman"/>
-          <w:sz w:val="24"/>
-          <w:szCs w:val="24"/>
-          <w:lang w:eastAsia="en-IN"/>
-        </w:rPr>
-        <w:t>Hashtable</w:t>
-      </w:r>
-      <w:proofErr w:type="spellEnd"/>
-      <w:r>
-        <w:rPr>
-          <w:rFonts w:ascii="Times New Roman" w:eastAsia="Times New Roman" w:hAnsi="Times New Roman" w:cs="Times New Roman"/>
-          <w:sz w:val="24"/>
-          <w:szCs w:val="24"/>
-          <w:lang w:eastAsia="en-IN"/>
-        </w:rPr>
-        <w:t xml:space="preserve"> because it avoids locking the entire map.</w:t>
-      </w:r>
-    </w:p>
-    <w:p>
-      <w:pPr>
-        <w:spacing w:before="100" w:beforeAutospacing="1" w:after="100" w:afterAutospacing="1" w:line="240" w:lineRule="auto"/>
-        <w:rPr>
-          <w:rFonts w:ascii="Times New Roman" w:eastAsia="Times New Roman" w:hAnsi="Times New Roman" w:cs="Times New Roman"/>
-          <w:sz w:val="24"/>
-          <w:szCs w:val="24"/>
-          <w:lang w:eastAsia="en-IN"/>
-        </w:rPr>
-      </w:pPr>
-      <w:r>
-        <w:rPr>
-          <w:rFonts w:ascii="Times New Roman" w:eastAsia="Times New Roman" w:hAnsi="Times New Roman" w:cs="Times New Roman"/>
-          <w:sz w:val="24"/>
-          <w:szCs w:val="24"/>
-          <w:lang w:eastAsia="en-IN"/>
-        </w:rPr>
-        <w:t>Null keys and values are not allowed.</w:t>
-      </w:r>
-    </w:p>
-    <w:p>
-      <w:pPr>
-        <w:spacing w:before="100" w:beforeAutospacing="1" w:after="100" w:afterAutospacing="1" w:line="240" w:lineRule="auto"/>
-        <w:rPr>
-          <w:rFonts w:ascii="Times New Roman" w:eastAsia="Times New Roman" w:hAnsi="Times New Roman" w:cs="Times New Roman"/>
-          <w:sz w:val="24"/>
-          <w:szCs w:val="24"/>
-          <w:lang w:eastAsia="en-IN"/>
-        </w:rPr>
-      </w:pPr>
-      <w:r>
-        <w:rPr>
-          <w:rFonts w:ascii="Times New Roman" w:eastAsia="Times New Roman" w:hAnsi="Times New Roman" w:cs="Times New Roman"/>
-          <w:sz w:val="24"/>
-          <w:szCs w:val="24"/>
-          <w:lang w:eastAsia="en-IN"/>
-        </w:rPr>
         <w:t>Example:</w:t>
       </w:r>
     </w:p>
@@ -9409,47 +9853,47 @@
           <w:szCs w:val="24"/>
           <w:lang w:eastAsia="en-IN"/>
         </w:rPr>
+        <w:t>Java 8:</w:t>
+      </w:r>
+    </w:p>
+    <w:p>
+      <w:pPr>
+        <w:spacing w:before="100" w:beforeAutospacing="1" w:after="100" w:afterAutospacing="1" w:line="240" w:lineRule="auto"/>
+        <w:rPr>
+          <w:rFonts w:ascii="Times New Roman" w:eastAsia="Times New Roman" w:hAnsi="Times New Roman" w:cs="Times New Roman"/>
+          <w:sz w:val="24"/>
+          <w:szCs w:val="24"/>
+          <w:lang w:eastAsia="en-IN"/>
+        </w:rPr>
+      </w:pPr>
+      <w:r>
+        <w:rPr>
+          <w:rFonts w:ascii="Times New Roman" w:eastAsia="Times New Roman" w:hAnsi="Times New Roman" w:cs="Times New Roman"/>
+          <w:sz w:val="24"/>
+          <w:szCs w:val="24"/>
+          <w:lang w:eastAsia="en-IN"/>
+        </w:rPr>
+        <w:t>Segments removed.</w:t>
+      </w:r>
+    </w:p>
+    <w:p>
+      <w:pPr>
+        <w:spacing w:before="100" w:beforeAutospacing="1" w:after="100" w:afterAutospacing="1" w:line="240" w:lineRule="auto"/>
+        <w:rPr>
+          <w:rFonts w:ascii="Times New Roman" w:eastAsia="Times New Roman" w:hAnsi="Times New Roman" w:cs="Times New Roman"/>
+          <w:sz w:val="24"/>
+          <w:szCs w:val="24"/>
+          <w:lang w:eastAsia="en-IN"/>
+        </w:rPr>
+      </w:pPr>
+      <w:r>
+        <w:rPr>
+          <w:rFonts w:ascii="Times New Roman" w:eastAsia="Times New Roman" w:hAnsi="Times New Roman" w:cs="Times New Roman"/>
+          <w:sz w:val="24"/>
+          <w:szCs w:val="24"/>
+          <w:lang w:eastAsia="en-IN"/>
+        </w:rPr>
         <w:lastRenderedPageBreak/>
-        <w:t>Java 8:</w:t>
-      </w:r>
-    </w:p>
-    <w:p>
-      <w:pPr>
-        <w:spacing w:before="100" w:beforeAutospacing="1" w:after="100" w:afterAutospacing="1" w:line="240" w:lineRule="auto"/>
-        <w:rPr>
-          <w:rFonts w:ascii="Times New Roman" w:eastAsia="Times New Roman" w:hAnsi="Times New Roman" w:cs="Times New Roman"/>
-          <w:sz w:val="24"/>
-          <w:szCs w:val="24"/>
-          <w:lang w:eastAsia="en-IN"/>
-        </w:rPr>
-      </w:pPr>
-      <w:r>
-        <w:rPr>
-          <w:rFonts w:ascii="Times New Roman" w:eastAsia="Times New Roman" w:hAnsi="Times New Roman" w:cs="Times New Roman"/>
-          <w:sz w:val="24"/>
-          <w:szCs w:val="24"/>
-          <w:lang w:eastAsia="en-IN"/>
-        </w:rPr>
-        <w:t>Segments removed.</w:t>
-      </w:r>
-    </w:p>
-    <w:p>
-      <w:pPr>
-        <w:spacing w:before="100" w:beforeAutospacing="1" w:after="100" w:afterAutospacing="1" w:line="240" w:lineRule="auto"/>
-        <w:rPr>
-          <w:rFonts w:ascii="Times New Roman" w:eastAsia="Times New Roman" w:hAnsi="Times New Roman" w:cs="Times New Roman"/>
-          <w:sz w:val="24"/>
-          <w:szCs w:val="24"/>
-          <w:lang w:eastAsia="en-IN"/>
-        </w:rPr>
-      </w:pPr>
-      <w:r>
-        <w:rPr>
-          <w:rFonts w:ascii="Times New Roman" w:eastAsia="Times New Roman" w:hAnsi="Times New Roman" w:cs="Times New Roman"/>
-          <w:sz w:val="24"/>
-          <w:szCs w:val="24"/>
-          <w:lang w:eastAsia="en-IN"/>
-        </w:rPr>
         <w:t>Uses CAS and synchronized buckets.</w:t>
       </w:r>
     </w:p>
@@ -9680,47 +10124,47 @@
           <w:szCs w:val="24"/>
           <w:lang w:eastAsia="en-IN"/>
         </w:rPr>
+        <w:t>Segment Locking?</w:t>
+      </w:r>
+    </w:p>
+    <w:p>
+      <w:pPr>
+        <w:spacing w:before="100" w:beforeAutospacing="1" w:after="100" w:afterAutospacing="1" w:line="240" w:lineRule="auto"/>
+        <w:rPr>
+          <w:rFonts w:ascii="Times New Roman" w:eastAsia="Times New Roman" w:hAnsi="Times New Roman" w:cs="Times New Roman"/>
+          <w:sz w:val="24"/>
+          <w:szCs w:val="24"/>
+          <w:lang w:eastAsia="en-IN"/>
+        </w:rPr>
+      </w:pPr>
+      <w:r>
+        <w:rPr>
+          <w:rFonts w:ascii="Times New Roman" w:eastAsia="Times New Roman" w:hAnsi="Times New Roman" w:cs="Times New Roman"/>
+          <w:sz w:val="24"/>
+          <w:szCs w:val="24"/>
+          <w:lang w:eastAsia="en-IN"/>
+        </w:rPr>
+        <w:t>Speaker Note:</w:t>
+      </w:r>
+    </w:p>
+    <w:p>
+      <w:pPr>
+        <w:spacing w:before="100" w:beforeAutospacing="1" w:after="100" w:afterAutospacing="1" w:line="240" w:lineRule="auto"/>
+        <w:rPr>
+          <w:rFonts w:ascii="Times New Roman" w:eastAsia="Times New Roman" w:hAnsi="Times New Roman" w:cs="Times New Roman"/>
+          <w:sz w:val="24"/>
+          <w:szCs w:val="24"/>
+          <w:lang w:eastAsia="en-IN"/>
+        </w:rPr>
+      </w:pPr>
+      <w:r>
+        <w:rPr>
+          <w:rFonts w:ascii="Times New Roman" w:eastAsia="Times New Roman" w:hAnsi="Times New Roman" w:cs="Times New Roman"/>
+          <w:sz w:val="24"/>
+          <w:szCs w:val="24"/>
+          <w:lang w:eastAsia="en-IN"/>
+        </w:rPr>
         <w:lastRenderedPageBreak/>
-        <w:t>Segment Locking?</w:t>
-      </w:r>
-    </w:p>
-    <w:p>
-      <w:pPr>
-        <w:spacing w:before="100" w:beforeAutospacing="1" w:after="100" w:afterAutospacing="1" w:line="240" w:lineRule="auto"/>
-        <w:rPr>
-          <w:rFonts w:ascii="Times New Roman" w:eastAsia="Times New Roman" w:hAnsi="Times New Roman" w:cs="Times New Roman"/>
-          <w:sz w:val="24"/>
-          <w:szCs w:val="24"/>
-          <w:lang w:eastAsia="en-IN"/>
-        </w:rPr>
-      </w:pPr>
-      <w:r>
-        <w:rPr>
-          <w:rFonts w:ascii="Times New Roman" w:eastAsia="Times New Roman" w:hAnsi="Times New Roman" w:cs="Times New Roman"/>
-          <w:sz w:val="24"/>
-          <w:szCs w:val="24"/>
-          <w:lang w:eastAsia="en-IN"/>
-        </w:rPr>
-        <w:t>Speaker Note:</w:t>
-      </w:r>
-    </w:p>
-    <w:p>
-      <w:pPr>
-        <w:spacing w:before="100" w:beforeAutospacing="1" w:after="100" w:afterAutospacing="1" w:line="240" w:lineRule="auto"/>
-        <w:rPr>
-          <w:rFonts w:ascii="Times New Roman" w:eastAsia="Times New Roman" w:hAnsi="Times New Roman" w:cs="Times New Roman"/>
-          <w:sz w:val="24"/>
-          <w:szCs w:val="24"/>
-          <w:lang w:eastAsia="en-IN"/>
-        </w:rPr>
-      </w:pPr>
-      <w:r>
-        <w:rPr>
-          <w:rFonts w:ascii="Times New Roman" w:eastAsia="Times New Roman" w:hAnsi="Times New Roman" w:cs="Times New Roman"/>
-          <w:sz w:val="24"/>
-          <w:szCs w:val="24"/>
-          <w:lang w:eastAsia="en-IN"/>
-        </w:rPr>
         <w:t xml:space="preserve">In Java 7 </w:t>
       </w:r>
       <w:proofErr w:type="spellStart"/>
@@ -9967,47 +10411,47 @@
           <w:szCs w:val="24"/>
           <w:lang w:eastAsia="en-IN"/>
         </w:rPr>
+        <w:t>Speaker Note:</w:t>
+      </w:r>
+    </w:p>
+    <w:p>
+      <w:pPr>
+        <w:spacing w:before="100" w:beforeAutospacing="1" w:after="100" w:afterAutospacing="1" w:line="240" w:lineRule="auto"/>
+        <w:rPr>
+          <w:rFonts w:ascii="Times New Roman" w:eastAsia="Times New Roman" w:hAnsi="Times New Roman" w:cs="Times New Roman"/>
+          <w:sz w:val="24"/>
+          <w:szCs w:val="24"/>
+          <w:lang w:eastAsia="en-IN"/>
+        </w:rPr>
+      </w:pPr>
+      <w:r>
+        <w:rPr>
+          <w:rFonts w:ascii="Times New Roman" w:eastAsia="Times New Roman" w:hAnsi="Times New Roman" w:cs="Times New Roman"/>
+          <w:sz w:val="24"/>
+          <w:szCs w:val="24"/>
+          <w:lang w:eastAsia="en-IN"/>
+        </w:rPr>
+        <w:t>CAS is a lock-free mechanism.</w:t>
+      </w:r>
+    </w:p>
+    <w:p>
+      <w:pPr>
+        <w:spacing w:before="100" w:beforeAutospacing="1" w:after="100" w:afterAutospacing="1" w:line="240" w:lineRule="auto"/>
+        <w:rPr>
+          <w:rFonts w:ascii="Times New Roman" w:eastAsia="Times New Roman" w:hAnsi="Times New Roman" w:cs="Times New Roman"/>
+          <w:sz w:val="24"/>
+          <w:szCs w:val="24"/>
+          <w:lang w:eastAsia="en-IN"/>
+        </w:rPr>
+      </w:pPr>
+      <w:r>
+        <w:rPr>
+          <w:rFonts w:ascii="Times New Roman" w:eastAsia="Times New Roman" w:hAnsi="Times New Roman" w:cs="Times New Roman"/>
+          <w:sz w:val="24"/>
+          <w:szCs w:val="24"/>
+          <w:lang w:eastAsia="en-IN"/>
+        </w:rPr>
         <w:lastRenderedPageBreak/>
-        <w:t>Speaker Note:</w:t>
-      </w:r>
-    </w:p>
-    <w:p>
-      <w:pPr>
-        <w:spacing w:before="100" w:beforeAutospacing="1" w:after="100" w:afterAutospacing="1" w:line="240" w:lineRule="auto"/>
-        <w:rPr>
-          <w:rFonts w:ascii="Times New Roman" w:eastAsia="Times New Roman" w:hAnsi="Times New Roman" w:cs="Times New Roman"/>
-          <w:sz w:val="24"/>
-          <w:szCs w:val="24"/>
-          <w:lang w:eastAsia="en-IN"/>
-        </w:rPr>
-      </w:pPr>
-      <w:r>
-        <w:rPr>
-          <w:rFonts w:ascii="Times New Roman" w:eastAsia="Times New Roman" w:hAnsi="Times New Roman" w:cs="Times New Roman"/>
-          <w:sz w:val="24"/>
-          <w:szCs w:val="24"/>
-          <w:lang w:eastAsia="en-IN"/>
-        </w:rPr>
-        <w:t>CAS is a lock-free mechanism.</w:t>
-      </w:r>
-    </w:p>
-    <w:p>
-      <w:pPr>
-        <w:spacing w:before="100" w:beforeAutospacing="1" w:after="100" w:afterAutospacing="1" w:line="240" w:lineRule="auto"/>
-        <w:rPr>
-          <w:rFonts w:ascii="Times New Roman" w:eastAsia="Times New Roman" w:hAnsi="Times New Roman" w:cs="Times New Roman"/>
-          <w:sz w:val="24"/>
-          <w:szCs w:val="24"/>
-          <w:lang w:eastAsia="en-IN"/>
-        </w:rPr>
-      </w:pPr>
-      <w:r>
-        <w:rPr>
-          <w:rFonts w:ascii="Times New Roman" w:eastAsia="Times New Roman" w:hAnsi="Times New Roman" w:cs="Times New Roman"/>
-          <w:sz w:val="24"/>
-          <w:szCs w:val="24"/>
-          <w:lang w:eastAsia="en-IN"/>
-        </w:rPr>
         <w:t>Step 1</w:t>
       </w:r>
       <w:proofErr w:type="gramStart"/>
@@ -10273,47 +10717,47 @@
           <w:szCs w:val="24"/>
           <w:lang w:eastAsia="en-IN"/>
         </w:rPr>
+        <w:t>One Line:</w:t>
+      </w:r>
+    </w:p>
+    <w:p>
+      <w:pPr>
+        <w:spacing w:before="100" w:beforeAutospacing="1" w:after="100" w:afterAutospacing="1" w:line="240" w:lineRule="auto"/>
+        <w:rPr>
+          <w:rFonts w:ascii="Times New Roman" w:eastAsia="Times New Roman" w:hAnsi="Times New Roman" w:cs="Times New Roman"/>
+          <w:sz w:val="24"/>
+          <w:szCs w:val="24"/>
+          <w:lang w:eastAsia="en-IN"/>
+        </w:rPr>
+      </w:pPr>
+      <w:r>
+        <w:rPr>
+          <w:rFonts w:ascii="Times New Roman" w:eastAsia="Times New Roman" w:hAnsi="Times New Roman" w:cs="Times New Roman"/>
+          <w:sz w:val="24"/>
+          <w:szCs w:val="24"/>
+          <w:lang w:eastAsia="en-IN"/>
+        </w:rPr>
+        <w:t>Compare → Verify → Update</w:t>
+      </w:r>
+    </w:p>
+    <w:p>
+      <w:pPr>
+        <w:spacing w:after="0" w:line="240" w:lineRule="auto"/>
+        <w:rPr>
+          <w:rFonts w:ascii="Times New Roman" w:eastAsia="Times New Roman" w:hAnsi="Times New Roman" w:cs="Times New Roman"/>
+          <w:sz w:val="24"/>
+          <w:szCs w:val="24"/>
+          <w:lang w:eastAsia="en-IN"/>
+        </w:rPr>
+      </w:pPr>
+      <w:r>
+        <w:rPr>
+          <w:rFonts w:ascii="Times New Roman" w:eastAsia="Times New Roman" w:hAnsi="Times New Roman" w:cs="Times New Roman"/>
+          <w:sz w:val="24"/>
+          <w:szCs w:val="24"/>
+          <w:lang w:eastAsia="en-IN"/>
+        </w:rPr>
         <w:lastRenderedPageBreak/>
-        <w:t>One Line:</w:t>
-      </w:r>
-    </w:p>
-    <w:p>
-      <w:pPr>
-        <w:spacing w:before="100" w:beforeAutospacing="1" w:after="100" w:afterAutospacing="1" w:line="240" w:lineRule="auto"/>
-        <w:rPr>
-          <w:rFonts w:ascii="Times New Roman" w:eastAsia="Times New Roman" w:hAnsi="Times New Roman" w:cs="Times New Roman"/>
-          <w:sz w:val="24"/>
-          <w:szCs w:val="24"/>
-          <w:lang w:eastAsia="en-IN"/>
-        </w:rPr>
-      </w:pPr>
-      <w:r>
-        <w:rPr>
-          <w:rFonts w:ascii="Times New Roman" w:eastAsia="Times New Roman" w:hAnsi="Times New Roman" w:cs="Times New Roman"/>
-          <w:sz w:val="24"/>
-          <w:szCs w:val="24"/>
-          <w:lang w:eastAsia="en-IN"/>
-        </w:rPr>
-        <w:t>Compare → Verify → Update</w:t>
-      </w:r>
-    </w:p>
-    <w:p>
-      <w:pPr>
-        <w:spacing w:after="0" w:line="240" w:lineRule="auto"/>
-        <w:rPr>
-          <w:rFonts w:ascii="Times New Roman" w:eastAsia="Times New Roman" w:hAnsi="Times New Roman" w:cs="Times New Roman"/>
-          <w:sz w:val="24"/>
-          <w:szCs w:val="24"/>
-          <w:lang w:eastAsia="en-IN"/>
-        </w:rPr>
-      </w:pPr>
-      <w:r>
-        <w:rPr>
-          <w:rFonts w:ascii="Times New Roman" w:eastAsia="Times New Roman" w:hAnsi="Times New Roman" w:cs="Times New Roman"/>
-          <w:sz w:val="24"/>
-          <w:szCs w:val="24"/>
-          <w:lang w:eastAsia="en-IN"/>
-        </w:rPr>
         <w:pict>
           <v:rect id="_x0000_i1057" style="width:0;height:1.5pt" o:hralign="center" o:hrstd="t" o:hr="t" fillcolor="#a0a0a0" stroked="f"/>
         </w:pict>
@@ -10584,47 +11028,47 @@
           <w:szCs w:val="24"/>
           <w:lang w:eastAsia="en-IN"/>
         </w:rPr>
+        <w:t>One Line:</w:t>
+      </w:r>
+    </w:p>
+    <w:p>
+      <w:pPr>
+        <w:spacing w:before="100" w:beforeAutospacing="1" w:after="100" w:afterAutospacing="1" w:line="240" w:lineRule="auto"/>
+        <w:rPr>
+          <w:rFonts w:ascii="Times New Roman" w:eastAsia="Times New Roman" w:hAnsi="Times New Roman" w:cs="Times New Roman"/>
+          <w:sz w:val="24"/>
+          <w:szCs w:val="24"/>
+          <w:lang w:eastAsia="en-IN"/>
+        </w:rPr>
+      </w:pPr>
+      <w:r>
+        <w:rPr>
+          <w:rFonts w:ascii="Times New Roman" w:eastAsia="Times New Roman" w:hAnsi="Times New Roman" w:cs="Times New Roman"/>
+          <w:sz w:val="24"/>
+          <w:szCs w:val="24"/>
+          <w:lang w:eastAsia="en-IN"/>
+        </w:rPr>
+        <w:t>GC Can Remove Entries</w:t>
+      </w:r>
+    </w:p>
+    <w:p>
+      <w:pPr>
+        <w:spacing w:after="0" w:line="240" w:lineRule="auto"/>
+        <w:rPr>
+          <w:rFonts w:ascii="Times New Roman" w:eastAsia="Times New Roman" w:hAnsi="Times New Roman" w:cs="Times New Roman"/>
+          <w:sz w:val="24"/>
+          <w:szCs w:val="24"/>
+          <w:lang w:eastAsia="en-IN"/>
+        </w:rPr>
+      </w:pPr>
+      <w:r>
+        <w:rPr>
+          <w:rFonts w:ascii="Times New Roman" w:eastAsia="Times New Roman" w:hAnsi="Times New Roman" w:cs="Times New Roman"/>
+          <w:sz w:val="24"/>
+          <w:szCs w:val="24"/>
+          <w:lang w:eastAsia="en-IN"/>
+        </w:rPr>
         <w:lastRenderedPageBreak/>
-        <w:t>One Line:</w:t>
-      </w:r>
-    </w:p>
-    <w:p>
-      <w:pPr>
-        <w:spacing w:before="100" w:beforeAutospacing="1" w:after="100" w:afterAutospacing="1" w:line="240" w:lineRule="auto"/>
-        <w:rPr>
-          <w:rFonts w:ascii="Times New Roman" w:eastAsia="Times New Roman" w:hAnsi="Times New Roman" w:cs="Times New Roman"/>
-          <w:sz w:val="24"/>
-          <w:szCs w:val="24"/>
-          <w:lang w:eastAsia="en-IN"/>
-        </w:rPr>
-      </w:pPr>
-      <w:r>
-        <w:rPr>
-          <w:rFonts w:ascii="Times New Roman" w:eastAsia="Times New Roman" w:hAnsi="Times New Roman" w:cs="Times New Roman"/>
-          <w:sz w:val="24"/>
-          <w:szCs w:val="24"/>
-          <w:lang w:eastAsia="en-IN"/>
-        </w:rPr>
-        <w:t>GC Can Remove Entries</w:t>
-      </w:r>
-    </w:p>
-    <w:p>
-      <w:pPr>
-        <w:spacing w:after="0" w:line="240" w:lineRule="auto"/>
-        <w:rPr>
-          <w:rFonts w:ascii="Times New Roman" w:eastAsia="Times New Roman" w:hAnsi="Times New Roman" w:cs="Times New Roman"/>
-          <w:sz w:val="24"/>
-          <w:szCs w:val="24"/>
-          <w:lang w:eastAsia="en-IN"/>
-        </w:rPr>
-      </w:pPr>
-      <w:r>
-        <w:rPr>
-          <w:rFonts w:ascii="Times New Roman" w:eastAsia="Times New Roman" w:hAnsi="Times New Roman" w:cs="Times New Roman"/>
-          <w:sz w:val="24"/>
-          <w:szCs w:val="24"/>
-          <w:lang w:eastAsia="en-IN"/>
-        </w:rPr>
         <w:pict>
           <v:rect id="_x0000_i1058" style="width:0;height:1.5pt" o:hralign="center" o:hrstd="t" o:hr="t" fillcolor="#a0a0a0" stroked="f"/>
         </w:pict>
@@ -10916,20 +11360,580 @@
           <w:szCs w:val="24"/>
           <w:lang w:eastAsia="en-IN"/>
         </w:rPr>
+        <w:t xml:space="preserve">Uses == instead of </w:t>
+      </w:r>
+      <w:proofErr w:type="gramStart"/>
+      <w:r>
+        <w:rPr>
+          <w:rFonts w:ascii="Times New Roman" w:eastAsia="Times New Roman" w:hAnsi="Times New Roman" w:cs="Times New Roman"/>
+          <w:sz w:val="24"/>
+          <w:szCs w:val="24"/>
+          <w:lang w:eastAsia="en-IN"/>
+        </w:rPr>
+        <w:t>equals()</w:t>
+      </w:r>
+      <w:proofErr w:type="gramEnd"/>
+    </w:p>
+    <w:p>
+      <w:pPr>
+        <w:spacing w:before="100" w:beforeAutospacing="1" w:after="100" w:afterAutospacing="1" w:line="240" w:lineRule="auto"/>
+        <w:rPr>
+          <w:rFonts w:ascii="Times New Roman" w:eastAsia="Times New Roman" w:hAnsi="Times New Roman" w:cs="Times New Roman"/>
+          <w:sz w:val="24"/>
+          <w:szCs w:val="24"/>
+          <w:lang w:eastAsia="en-IN"/>
+        </w:rPr>
+      </w:pPr>
+    </w:p>
+    <w:p>
+      <w:pPr>
+        <w:pStyle w:val="Heading2"/>
+      </w:pPr>
+      <w:r>
+        <w:rPr>
+          <w:rFonts w:ascii="Cambria" w:hAnsi="Cambria" w:cs="Cambria"/>
+        </w:rPr>
         <w:lastRenderedPageBreak/>
-        <w:t xml:space="preserve">Uses == instead of </w:t>
+        <w:t>🔥</w:t>
+      </w:r>
+      <w:r>
+        <w:t xml:space="preserve"> Real example</w:t>
+      </w:r>
+    </w:p>
+    <w:p>
+      <w:pPr>
+        <w:pStyle w:val="HTMLPreformatted"/>
+      </w:pPr>
+      <w:r>
+        <w:rPr>
+          <w:rStyle w:val="m"/>
+        </w:rPr>
+        <w:t>String</w:t>
+      </w:r>
+      <w:r>
+        <w:rPr>
+          <w:rStyle w:val="HTMLCode"/>
+        </w:rPr>
+        <w:t xml:space="preserve"> </w:t>
+      </w:r>
+      <w:r>
+        <w:rPr>
+          <w:rStyle w:val="m"/>
+        </w:rPr>
+        <w:t>a</w:t>
+      </w:r>
+      <w:r>
+        <w:rPr>
+          <w:rStyle w:val="HTMLCode"/>
+        </w:rPr>
+        <w:t xml:space="preserve"> </w:t>
+      </w:r>
+      <w:r>
+        <w:rPr>
+          <w:rStyle w:val="g"/>
+        </w:rPr>
+        <w:t>=</w:t>
+      </w:r>
+      <w:r>
+        <w:rPr>
+          <w:rStyle w:val="HTMLCode"/>
+        </w:rPr>
+        <w:t xml:space="preserve"> </w:t>
+      </w:r>
+      <w:r>
+        <w:rPr>
+          <w:rStyle w:val="g"/>
+        </w:rPr>
+        <w:t>new</w:t>
+      </w:r>
+      <w:r>
+        <w:rPr>
+          <w:rStyle w:val="HTMLCode"/>
+        </w:rPr>
+        <w:t xml:space="preserve"> </w:t>
       </w:r>
       <w:proofErr w:type="gramStart"/>
       <w:r>
         <w:rPr>
-          <w:rFonts w:ascii="Times New Roman" w:eastAsia="Times New Roman" w:hAnsi="Times New Roman" w:cs="Times New Roman"/>
-          <w:sz w:val="24"/>
-          <w:szCs w:val="24"/>
-          <w:lang w:eastAsia="en-IN"/>
-        </w:rPr>
+          <w:rStyle w:val="m"/>
+        </w:rPr>
+        <w:t>String</w:t>
+      </w:r>
+      <w:r>
+        <w:rPr>
+          <w:rStyle w:val="HTMLCode"/>
+        </w:rPr>
+        <w:t>(</w:t>
+      </w:r>
+      <w:proofErr w:type="gramEnd"/>
+      <w:r>
+        <w:rPr>
+          <w:rStyle w:val="k"/>
+        </w:rPr>
+        <w:t>"Java"</w:t>
+      </w:r>
+      <w:r>
+        <w:rPr>
+          <w:rStyle w:val="HTMLCode"/>
+        </w:rPr>
+        <w:t>);</w:t>
+      </w:r>
+      <w:r>
+        <w:br/>
+      </w:r>
+      <w:r>
+        <w:rPr>
+          <w:rStyle w:val="m"/>
+        </w:rPr>
+        <w:t>String</w:t>
+      </w:r>
+      <w:r>
+        <w:rPr>
+          <w:rStyle w:val="HTMLCode"/>
+        </w:rPr>
+        <w:t xml:space="preserve"> </w:t>
+      </w:r>
+      <w:r>
+        <w:rPr>
+          <w:rStyle w:val="m"/>
+        </w:rPr>
+        <w:t>b</w:t>
+      </w:r>
+      <w:r>
+        <w:rPr>
+          <w:rStyle w:val="HTMLCode"/>
+        </w:rPr>
+        <w:t xml:space="preserve"> </w:t>
+      </w:r>
+      <w:r>
+        <w:rPr>
+          <w:rStyle w:val="g"/>
+        </w:rPr>
+        <w:t>=</w:t>
+      </w:r>
+      <w:r>
+        <w:rPr>
+          <w:rStyle w:val="HTMLCode"/>
+        </w:rPr>
+        <w:t xml:space="preserve"> </w:t>
+      </w:r>
+      <w:r>
+        <w:rPr>
+          <w:rStyle w:val="g"/>
+        </w:rPr>
+        <w:t>new</w:t>
+      </w:r>
+      <w:r>
+        <w:rPr>
+          <w:rStyle w:val="HTMLCode"/>
+        </w:rPr>
+        <w:t xml:space="preserve"> </w:t>
+      </w:r>
+      <w:r>
+        <w:rPr>
+          <w:rStyle w:val="m"/>
+        </w:rPr>
+        <w:t>String</w:t>
+      </w:r>
+      <w:r>
+        <w:rPr>
+          <w:rStyle w:val="HTMLCode"/>
+        </w:rPr>
+        <w:t>(</w:t>
+      </w:r>
+      <w:r>
+        <w:rPr>
+          <w:rStyle w:val="k"/>
+        </w:rPr>
+        <w:t>"Java"</w:t>
+      </w:r>
+      <w:r>
+        <w:rPr>
+          <w:rStyle w:val="HTMLCode"/>
+        </w:rPr>
+        <w:t>);</w:t>
+      </w:r>
+    </w:p>
+    <w:p>
+      <w:pPr>
+        <w:numPr>
+          <w:ilvl w:val="0"/>
+          <w:numId w:val="50"/>
+        </w:numPr>
+        <w:spacing w:before="100" w:beforeAutospacing="1" w:after="100" w:afterAutospacing="1" w:line="240" w:lineRule="auto"/>
+      </w:pPr>
+      <w:proofErr w:type="spellStart"/>
+      <w:r>
+        <w:rPr>
+          <w:rStyle w:val="HTMLCode"/>
+          <w:rFonts w:eastAsiaTheme="minorHAnsi"/>
+        </w:rPr>
+        <w:t>a.equals</w:t>
+      </w:r>
+      <w:proofErr w:type="spellEnd"/>
+      <w:r>
+        <w:rPr>
+          <w:rStyle w:val="HTMLCode"/>
+          <w:rFonts w:eastAsiaTheme="minorHAnsi"/>
+        </w:rPr>
+        <w:t>(b)</w:t>
+      </w:r>
+      <w:r>
+        <w:t xml:space="preserve"> → true (same content) </w:t>
+      </w:r>
+    </w:p>
+    <w:p>
+      <w:pPr>
+        <w:numPr>
+          <w:ilvl w:val="0"/>
+          <w:numId w:val="50"/>
+        </w:numPr>
+        <w:spacing w:before="100" w:beforeAutospacing="1" w:after="100" w:afterAutospacing="1" w:line="240" w:lineRule="auto"/>
+      </w:pPr>
+      <w:r>
+        <w:rPr>
+          <w:rStyle w:val="HTMLCode"/>
+          <w:rFonts w:eastAsiaTheme="minorHAnsi"/>
+        </w:rPr>
+        <w:t>a == b</w:t>
+      </w:r>
+      <w:r>
+        <w:t xml:space="preserve"> → false (different objects in memory) </w:t>
+      </w:r>
+    </w:p>
+    <w:p>
+      <w:pPr>
+        <w:pStyle w:val="NormalWeb"/>
+      </w:pPr>
+      <w:r>
+        <w:t xml:space="preserve">So in </w:t>
+      </w:r>
+      <w:proofErr w:type="spellStart"/>
+      <w:r>
+        <w:t>IdentityHashMap</w:t>
+      </w:r>
+      <w:proofErr w:type="spellEnd"/>
+      <w:proofErr w:type="gramStart"/>
+      <w:r>
+        <w:t>:</w:t>
+      </w:r>
+      <w:proofErr w:type="gramEnd"/>
+      <w:r>
+        <w:br/>
+        <w:t xml:space="preserve">👉 a and b are treated as </w:t>
+      </w:r>
+      <w:r>
+        <w:rPr>
+          <w:rStyle w:val="Strong"/>
+        </w:rPr>
+        <w:t>different keys</w:t>
+      </w:r>
+    </w:p>
+    <w:p>
+      <w:r>
+        <w:pict>
+          <v:rect id="_x0000_i1072" style="width:0;height:1.5pt" o:hralign="center" o:hrstd="t" o:hr="t" fillcolor="#a0a0a0" stroked="f"/>
+        </w:pict>
+      </w:r>
+    </w:p>
+    <w:p>
+      <w:pPr>
+        <w:pStyle w:val="Heading2"/>
+        <w:shd w:val="clear" w:color="auto" w:fill="DDD9C3" w:themeFill="background2" w:themeFillShade="E6"/>
+      </w:pPr>
+      <w:r>
+        <w:rPr>
+          <w:rFonts w:ascii="Cambria" w:hAnsi="Cambria" w:cs="Cambria"/>
+        </w:rPr>
+        <w:t>🔹</w:t>
+      </w:r>
+      <w:r>
+        <w:t xml:space="preserve"> Real-world analogy</w:t>
+      </w:r>
+    </w:p>
+    <w:p>
+      <w:pPr>
+        <w:pStyle w:val="NormalWeb"/>
+        <w:shd w:val="clear" w:color="auto" w:fill="DDD9C3" w:themeFill="background2" w:themeFillShade="E6"/>
+      </w:pPr>
+      <w:r>
+        <w:t>Think of people:</w:t>
+      </w:r>
+    </w:p>
+    <w:p>
+      <w:pPr>
+        <w:pStyle w:val="Heading3"/>
+        <w:shd w:val="clear" w:color="auto" w:fill="DDD9C3" w:themeFill="background2" w:themeFillShade="E6"/>
+      </w:pPr>
+      <w:proofErr w:type="gramStart"/>
+      <w:r>
         <w:t>equals()</w:t>
       </w:r>
       <w:proofErr w:type="gramEnd"/>
+    </w:p>
+    <w:p>
+      <w:pPr>
+        <w:numPr>
+          <w:ilvl w:val="0"/>
+          <w:numId w:val="51"/>
+        </w:numPr>
+        <w:shd w:val="clear" w:color="auto" w:fill="DDD9C3" w:themeFill="background2" w:themeFillShade="E6"/>
+        <w:spacing w:before="100" w:beforeAutospacing="1" w:after="100" w:afterAutospacing="1" w:line="240" w:lineRule="auto"/>
+      </w:pPr>
+      <w:r>
+        <w:t>“Do they have same name and details?”</w:t>
+      </w:r>
+      <w:r>
+        <w:br/>
+      </w:r>
+      <w:r>
+        <w:rPr>
+          <w:rFonts w:ascii="Calibri" w:hAnsi="Calibri" w:cs="Calibri"/>
+        </w:rPr>
+        <w:t>👉</w:t>
+      </w:r>
+      <w:r>
+        <w:t xml:space="preserve"> same identity logically </w:t>
+      </w:r>
+    </w:p>
+    <w:p>
+      <w:pPr>
+        <w:pStyle w:val="Heading3"/>
+        <w:shd w:val="clear" w:color="auto" w:fill="DDD9C3" w:themeFill="background2" w:themeFillShade="E6"/>
+      </w:pPr>
+      <w:proofErr w:type="spellStart"/>
+      <w:r>
+        <w:t>IdentityHashMap</w:t>
+      </w:r>
+      <w:proofErr w:type="spellEnd"/>
+      <w:r>
+        <w:t xml:space="preserve"> (==)</w:t>
+      </w:r>
+    </w:p>
+    <w:p>
+      <w:pPr>
+        <w:numPr>
+          <w:ilvl w:val="0"/>
+          <w:numId w:val="52"/>
+        </w:numPr>
+        <w:shd w:val="clear" w:color="auto" w:fill="DDD9C3" w:themeFill="background2" w:themeFillShade="E6"/>
+        <w:spacing w:before="100" w:beforeAutospacing="1" w:after="100" w:afterAutospacing="1" w:line="240" w:lineRule="auto"/>
+      </w:pPr>
+      <w:r>
+        <w:lastRenderedPageBreak/>
+        <w:t>“Are they the exact same person (same passport ID instance)?”</w:t>
+      </w:r>
+      <w:r>
+        <w:br/>
+      </w:r>
+      <w:r>
+        <w:rPr>
+          <w:rFonts w:ascii="Calibri" w:hAnsi="Calibri" w:cs="Calibri"/>
+        </w:rPr>
+        <w:t>👉</w:t>
+      </w:r>
+      <w:r>
+        <w:t xml:space="preserve"> physical identity only </w:t>
+      </w:r>
+    </w:p>
+    <w:p>
+      <w:pPr>
+        <w:shd w:val="clear" w:color="auto" w:fill="DDD9C3" w:themeFill="background2" w:themeFillShade="E6"/>
+        <w:spacing w:after="0"/>
+      </w:pPr>
+      <w:r>
+        <w:pict>
+          <v:rect id="_x0000_i1073" style="width:0;height:1.5pt" o:hralign="center" o:hrstd="t" o:hr="t" fillcolor="#a0a0a0" stroked="f"/>
+        </w:pict>
+      </w:r>
+    </w:p>
+    <w:p>
+      <w:pPr>
+        <w:pStyle w:val="Heading2"/>
+        <w:shd w:val="clear" w:color="auto" w:fill="DDD9C3" w:themeFill="background2" w:themeFillShade="E6"/>
+      </w:pPr>
+      <w:r>
+        <w:rPr>
+          <w:rFonts w:ascii="Cambria" w:hAnsi="Cambria" w:cs="Cambria"/>
+        </w:rPr>
+        <w:t>🔹</w:t>
+      </w:r>
+      <w:r>
+        <w:t xml:space="preserve"> </w:t>
+      </w:r>
+      <w:proofErr w:type="gramStart"/>
+      <w:r>
+        <w:t>Where</w:t>
+      </w:r>
+      <w:proofErr w:type="gramEnd"/>
+      <w:r>
+        <w:t xml:space="preserve"> this is actually useful</w:t>
+      </w:r>
+    </w:p>
+    <w:p>
+      <w:pPr>
+        <w:pStyle w:val="NormalWeb"/>
+        <w:shd w:val="clear" w:color="auto" w:fill="DDD9C3" w:themeFill="background2" w:themeFillShade="E6"/>
+      </w:pPr>
+      <w:proofErr w:type="spellStart"/>
+      <w:r>
+        <w:rPr>
+          <w:rStyle w:val="whitespace-normal"/>
+        </w:rPr>
+        <w:t>IdentityHashMap</w:t>
+      </w:r>
+      <w:proofErr w:type="spellEnd"/>
+      <w:r>
+        <w:t xml:space="preserve"> is used when:</w:t>
+      </w:r>
+    </w:p>
+    <w:p>
+      <w:pPr>
+        <w:pStyle w:val="Heading3"/>
+        <w:shd w:val="clear" w:color="auto" w:fill="DDD9C3" w:themeFill="background2" w:themeFillShade="E6"/>
+      </w:pPr>
+      <w:r>
+        <w:t>1. Object tracking systems</w:t>
+      </w:r>
+    </w:p>
+    <w:p>
+      <w:pPr>
+        <w:numPr>
+          <w:ilvl w:val="0"/>
+          <w:numId w:val="53"/>
+        </w:numPr>
+        <w:shd w:val="clear" w:color="auto" w:fill="DDD9C3" w:themeFill="background2" w:themeFillShade="E6"/>
+        <w:spacing w:before="100" w:beforeAutospacing="1" w:after="100" w:afterAutospacing="1" w:line="240" w:lineRule="auto"/>
+      </w:pPr>
+      <w:r>
+        <w:t xml:space="preserve">You want to track </w:t>
+      </w:r>
+      <w:r>
+        <w:rPr>
+          <w:rStyle w:val="Strong"/>
+        </w:rPr>
+        <w:t>exact object instances</w:t>
+      </w:r>
+      <w:r>
+        <w:t xml:space="preserve"> </w:t>
+      </w:r>
+    </w:p>
+    <w:p>
+      <w:pPr>
+        <w:numPr>
+          <w:ilvl w:val="0"/>
+          <w:numId w:val="53"/>
+        </w:numPr>
+        <w:shd w:val="clear" w:color="auto" w:fill="DDD9C3" w:themeFill="background2" w:themeFillShade="E6"/>
+        <w:spacing w:before="100" w:beforeAutospacing="1" w:after="100" w:afterAutospacing="1" w:line="240" w:lineRule="auto"/>
+      </w:pPr>
+      <w:r>
+        <w:t xml:space="preserve">Not just similar data </w:t>
+      </w:r>
+    </w:p>
+    <w:p>
+      <w:pPr>
+        <w:pStyle w:val="Heading3"/>
+        <w:shd w:val="clear" w:color="auto" w:fill="DDD9C3" w:themeFill="background2" w:themeFillShade="E6"/>
+      </w:pPr>
+      <w:r>
+        <w:t xml:space="preserve">2. Graph / </w:t>
+      </w:r>
+      <w:proofErr w:type="spellStart"/>
+      <w:r>
+        <w:t>serializer</w:t>
+      </w:r>
+      <w:proofErr w:type="spellEnd"/>
+      <w:r>
+        <w:t xml:space="preserve"> / frameworks</w:t>
+      </w:r>
+    </w:p>
+    <w:p>
+      <w:pPr>
+        <w:numPr>
+          <w:ilvl w:val="0"/>
+          <w:numId w:val="54"/>
+        </w:numPr>
+        <w:shd w:val="clear" w:color="auto" w:fill="DDD9C3" w:themeFill="background2" w:themeFillShade="E6"/>
+        <w:spacing w:before="100" w:beforeAutospacing="1" w:after="100" w:afterAutospacing="1" w:line="240" w:lineRule="auto"/>
+      </w:pPr>
+      <w:r>
+        <w:t xml:space="preserve">Avoid treating duplicated objects as same </w:t>
+      </w:r>
+    </w:p>
+    <w:p>
+      <w:pPr>
+        <w:pStyle w:val="Heading3"/>
+        <w:shd w:val="clear" w:color="auto" w:fill="DDD9C3" w:themeFill="background2" w:themeFillShade="E6"/>
+      </w:pPr>
+      <w:r>
+        <w:t>3. Internal JVM tools</w:t>
+      </w:r>
+    </w:p>
+    <w:p>
+      <w:pPr>
+        <w:numPr>
+          <w:ilvl w:val="0"/>
+          <w:numId w:val="55"/>
+        </w:numPr>
+        <w:shd w:val="clear" w:color="auto" w:fill="DDD9C3" w:themeFill="background2" w:themeFillShade="E6"/>
+        <w:spacing w:before="100" w:beforeAutospacing="1" w:after="100" w:afterAutospacing="1" w:line="240" w:lineRule="auto"/>
+      </w:pPr>
+      <w:r>
+        <w:t xml:space="preserve">Object identity mapping </w:t>
+      </w:r>
+    </w:p>
+    <w:p>
+      <w:pPr>
+        <w:shd w:val="clear" w:color="auto" w:fill="DDD9C3" w:themeFill="background2" w:themeFillShade="E6"/>
+        <w:spacing w:after="0"/>
+      </w:pPr>
+      <w:r>
+        <w:pict>
+          <v:rect id="_x0000_i1074" style="width:0;height:1.5pt" o:hralign="center" o:hrstd="t" o:hr="t" fillcolor="#a0a0a0" stroked="f"/>
+        </w:pict>
+      </w:r>
+    </w:p>
+    <w:p>
+      <w:pPr>
+        <w:pStyle w:val="Heading2"/>
+        <w:shd w:val="clear" w:color="auto" w:fill="DDD9C3" w:themeFill="background2" w:themeFillShade="E6"/>
+      </w:pPr>
+      <w:r>
+        <w:rPr>
+          <w:rFonts w:ascii="Cambria" w:hAnsi="Cambria" w:cs="Cambria"/>
+        </w:rPr>
+        <w:lastRenderedPageBreak/>
+        <w:t>🔥</w:t>
+      </w:r>
+      <w:r>
+        <w:t xml:space="preserve"> Key takeaway</w:t>
+      </w:r>
+    </w:p>
+    <w:p>
+      <w:pPr>
+        <w:pStyle w:val="NormalWeb"/>
+        <w:shd w:val="clear" w:color="auto" w:fill="DDD9C3" w:themeFill="background2" w:themeFillShade="E6"/>
+      </w:pPr>
+      <w:proofErr w:type="spellStart"/>
+      <w:r>
+        <w:t>IdentityHashMap</w:t>
+      </w:r>
+      <w:proofErr w:type="spellEnd"/>
+      <w:r>
+        <w:t xml:space="preserve"> treats two objects as different keys unless they are the same memory reference, even if their values are identical.</w:t>
+      </w:r>
+    </w:p>
+    <w:p>
+      <w:pPr>
+        <w:spacing w:before="100" w:beforeAutospacing="1" w:after="100" w:afterAutospacing="1" w:line="240" w:lineRule="auto"/>
+        <w:rPr>
+          <w:rFonts w:ascii="Times New Roman" w:eastAsia="Times New Roman" w:hAnsi="Times New Roman" w:cs="Times New Roman"/>
+          <w:sz w:val="24"/>
+          <w:szCs w:val="24"/>
+          <w:lang w:eastAsia="en-IN"/>
+        </w:rPr>
+      </w:pPr>
     </w:p>
     <w:p>
       <w:pPr>
@@ -11134,8 +12138,11 @@
           <w:szCs w:val="24"/>
           <w:lang w:eastAsia="en-IN"/>
         </w:rPr>
+        <w:lastRenderedPageBreak/>
         <w:t>Threshold = 16 × 0.75 = 12</w:t>
       </w:r>
+      <w:bookmarkStart w:id="0" w:name="_GoBack"/>
+      <w:bookmarkEnd w:id="0"/>
     </w:p>
     <w:p>
       <w:pPr>
@@ -11162,19 +12169,20 @@
         <w:spacing w:before="100" w:beforeAutospacing="1" w:after="100" w:afterAutospacing="1" w:line="240" w:lineRule="auto"/>
         <w:rPr>
           <w:rFonts w:ascii="Times New Roman" w:eastAsia="Times New Roman" w:hAnsi="Times New Roman" w:cs="Times New Roman"/>
-          <w:sz w:val="24"/>
-          <w:szCs w:val="24"/>
-          <w:lang w:eastAsia="en-IN"/>
-        </w:rPr>
-      </w:pPr>
-      <w:r>
-        <w:rPr>
-          <w:rFonts w:ascii="Times New Roman" w:eastAsia="Times New Roman" w:hAnsi="Times New Roman" w:cs="Times New Roman"/>
-          <w:sz w:val="24"/>
-          <w:szCs w:val="24"/>
-          <w:lang w:eastAsia="en-IN"/>
-        </w:rPr>
-        <w:lastRenderedPageBreak/>
+          <w:color w:val="FF0000"/>
+          <w:sz w:val="24"/>
+          <w:szCs w:val="24"/>
+          <w:lang w:eastAsia="en-IN"/>
+        </w:rPr>
+      </w:pPr>
+      <w:r>
+        <w:rPr>
+          <w:rFonts w:ascii="Times New Roman" w:eastAsia="Times New Roman" w:hAnsi="Times New Roman" w:cs="Times New Roman"/>
+          <w:color w:val="FF0000"/>
+          <w:sz w:val="24"/>
+          <w:szCs w:val="24"/>
+          <w:lang w:eastAsia="en-IN"/>
+        </w:rPr>
         <w:t>Best Balance of Memory and Performance</w:t>
       </w:r>
     </w:p>
@@ -11412,6 +12420,7 @@
           <w:szCs w:val="24"/>
           <w:lang w:eastAsia="en-IN"/>
         </w:rPr>
+        <w:lastRenderedPageBreak/>
         <w:t>One Line:</w:t>
       </w:r>
     </w:p>
@@ -11452,7 +12461,6 @@
           <w:szCs w:val="24"/>
           <w:lang w:eastAsia="en-IN"/>
         </w:rPr>
-        <w:lastRenderedPageBreak/>
         <w:pict>
           <v:rect id="_x0000_i1061" style="width:0;height:1.5pt" o:hralign="center" o:hrstd="t" o:hr="t" fillcolor="#a0a0a0" stroked="f"/>
         </w:pict>
@@ -11696,6 +12704,7 @@
           <w:szCs w:val="24"/>
           <w:lang w:eastAsia="en-IN"/>
         </w:rPr>
+        <w:lastRenderedPageBreak/>
         <w:t xml:space="preserve">Why </w:t>
       </w:r>
       <w:proofErr w:type="spellStart"/>
@@ -11756,7 +12765,6 @@
           <w:szCs w:val="24"/>
           <w:lang w:eastAsia="en-IN"/>
         </w:rPr>
-        <w:lastRenderedPageBreak/>
         <w:t>If entries are removed and bucket size drops below 6, tree becomes unnecessary.</w:t>
       </w:r>
     </w:p>
@@ -11965,6 +12973,7 @@
           <w:szCs w:val="24"/>
           <w:lang w:eastAsia="en-IN"/>
         </w:rPr>
+        <w:lastRenderedPageBreak/>
         <w:t xml:space="preserve">Insert = </w:t>
       </w:r>
       <w:proofErr w:type="gramStart"/>
@@ -12045,7 +13054,6 @@
           <w:szCs w:val="24"/>
           <w:lang w:eastAsia="en-IN"/>
         </w:rPr>
-        <w:lastRenderedPageBreak/>
         <w:t xml:space="preserve">Search = </w:t>
       </w:r>
       <w:proofErr w:type="gramStart"/>
@@ -12287,6 +13295,7 @@
           <w:szCs w:val="24"/>
           <w:lang w:eastAsia="en-IN"/>
         </w:rPr>
+        <w:lastRenderedPageBreak/>
         <w:t>Therefore Red Black Tree was chosen.</w:t>
       </w:r>
     </w:p>
@@ -12327,7 +13336,6 @@
           <w:szCs w:val="24"/>
           <w:lang w:eastAsia="en-IN"/>
         </w:rPr>
-        <w:lastRenderedPageBreak/>
         <w:t>Red Black Tree = Better Overall Performance</w:t>
       </w:r>
     </w:p>
@@ -12562,6 +13570,7 @@
           <w:szCs w:val="24"/>
           <w:lang w:eastAsia="en-IN"/>
         </w:rPr>
+        <w:lastRenderedPageBreak/>
         <w:t>hashCode</w:t>
       </w:r>
       <w:proofErr w:type="spellEnd"/>
@@ -12612,15 +13621,6 @@
           <w:lang w:eastAsia="en-IN"/>
         </w:rPr>
         <w:br/>
-      </w:r>
-      <w:r>
-        <w:rPr>
-          <w:rFonts w:ascii="Times New Roman" w:eastAsia="Times New Roman" w:hAnsi="Times New Roman" w:cs="Times New Roman"/>
-          <w:sz w:val="24"/>
-          <w:szCs w:val="24"/>
-          <w:lang w:eastAsia="en-IN"/>
-        </w:rPr>
-        <w:lastRenderedPageBreak/>
         <w:t>↓</w:t>
       </w:r>
       <w:r>
@@ -12905,6 +13905,7 @@
           <w:szCs w:val="24"/>
           <w:lang w:eastAsia="en-IN"/>
         </w:rPr>
+        <w:lastRenderedPageBreak/>
         <w:t>hashCode</w:t>
       </w:r>
       <w:proofErr w:type="spellEnd"/>
@@ -12955,15 +13956,6 @@
           <w:lang w:eastAsia="en-IN"/>
         </w:rPr>
         <w:br/>
-      </w:r>
-      <w:r>
-        <w:rPr>
-          <w:rFonts w:ascii="Times New Roman" w:eastAsia="Times New Roman" w:hAnsi="Times New Roman" w:cs="Times New Roman"/>
-          <w:sz w:val="24"/>
-          <w:szCs w:val="24"/>
-          <w:lang w:eastAsia="en-IN"/>
-        </w:rPr>
-        <w:lastRenderedPageBreak/>
         <w:t>↓</w:t>
       </w:r>
       <w:r>
@@ -13235,6 +14227,7 @@
           <w:szCs w:val="24"/>
           <w:lang w:eastAsia="en-IN"/>
         </w:rPr>
+        <w:lastRenderedPageBreak/>
         <w:t>One Line:</w:t>
       </w:r>
     </w:p>
@@ -13275,7 +14268,6 @@
           <w:szCs w:val="24"/>
           <w:lang w:eastAsia="en-IN"/>
         </w:rPr>
-        <w:lastRenderedPageBreak/>
         <w:pict>
           <v:rect id="_x0000_i1068" style="width:0;height:1.5pt" o:hralign="center" o:hrstd="t" o:hr="t" fillcolor="#a0a0a0" stroked="f"/>
         </w:pict>
@@ -13539,6 +14531,7 @@
           <w:szCs w:val="24"/>
           <w:lang w:eastAsia="en-IN"/>
         </w:rPr>
+        <w:lastRenderedPageBreak/>
         <w:t>In concurrent systems this ambiguity is dangerous.</w:t>
       </w:r>
     </w:p>
@@ -13579,7 +14572,6 @@
           <w:szCs w:val="24"/>
           <w:lang w:eastAsia="en-IN"/>
         </w:rPr>
-        <w:lastRenderedPageBreak/>
         <w:t>One Line:</w:t>
       </w:r>
     </w:p>
@@ -13817,6 +14809,7 @@
           <w:szCs w:val="24"/>
           <w:lang w:eastAsia="en-IN"/>
         </w:rPr>
+        <w:lastRenderedPageBreak/>
         <w:t>Inserted</w:t>
       </w:r>
     </w:p>
@@ -13868,7 +14861,6 @@
           <w:szCs w:val="24"/>
           <w:lang w:eastAsia="en-IN"/>
         </w:rPr>
-        <w:lastRenderedPageBreak/>
         <w:t>Retrieval fails.</w:t>
       </w:r>
     </w:p>
@@ -14166,6 +15158,7 @@
           <w:szCs w:val="24"/>
           <w:lang w:eastAsia="en-IN"/>
         </w:rPr>
+        <w:lastRenderedPageBreak/>
         <w:t>Example:</w:t>
       </w:r>
     </w:p>
@@ -14206,7 +15199,6 @@
           <w:szCs w:val="24"/>
           <w:lang w:eastAsia="en-IN"/>
         </w:rPr>
-        <w:lastRenderedPageBreak/>
         <w:t xml:space="preserve">Modified </w:t>
       </w:r>
       <w:proofErr w:type="spellStart"/>
@@ -14229,8 +15221,6 @@
         </w:rPr>
         <w:t xml:space="preserve"> → Bucket 10</w:t>
       </w:r>
-      <w:bookmarkStart w:id="0" w:name="_GoBack"/>
-      <w:bookmarkEnd w:id="0"/>
     </w:p>
     <w:p>
       <w:pPr>
@@ -15609,6 +16599,155 @@
     </w:lvl>
   </w:abstractNum>
   <w:abstractNum w:abstractNumId="11">
+    <w:nsid w:val="1C0D631F"/>
+    <w:multiLevelType w:val="multilevel"/>
+    <w:tmpl w:val="B100CCB0"/>
+    <w:lvl w:ilvl="0">
+      <w:start w:val="1"/>
+      <w:numFmt w:val="bullet"/>
+      <w:lvlText w:val=""/>
+      <w:lvlJc w:val="left"/>
+      <w:pPr>
+        <w:tabs>
+          <w:tab w:val="num" w:pos="720"/>
+        </w:tabs>
+        <w:ind w:left="720" w:hanging="360"/>
+      </w:pPr>
+      <w:rPr>
+        <w:rFonts w:ascii="Symbol" w:hAnsi="Symbol" w:hint="default"/>
+        <w:sz w:val="20"/>
+      </w:rPr>
+    </w:lvl>
+    <w:lvl w:ilvl="1" w:tentative="1">
+      <w:start w:val="1"/>
+      <w:numFmt w:val="bullet"/>
+      <w:lvlText w:val="o"/>
+      <w:lvlJc w:val="left"/>
+      <w:pPr>
+        <w:tabs>
+          <w:tab w:val="num" w:pos="1440"/>
+        </w:tabs>
+        <w:ind w:left="1440" w:hanging="360"/>
+      </w:pPr>
+      <w:rPr>
+        <w:rFonts w:ascii="Courier New" w:hAnsi="Courier New" w:hint="default"/>
+        <w:sz w:val="20"/>
+      </w:rPr>
+    </w:lvl>
+    <w:lvl w:ilvl="2" w:tentative="1">
+      <w:start w:val="1"/>
+      <w:numFmt w:val="bullet"/>
+      <w:lvlText w:val=""/>
+      <w:lvlJc w:val="left"/>
+      <w:pPr>
+        <w:tabs>
+          <w:tab w:val="num" w:pos="2160"/>
+        </w:tabs>
+        <w:ind w:left="2160" w:hanging="360"/>
+      </w:pPr>
+      <w:rPr>
+        <w:rFonts w:ascii="Wingdings" w:hAnsi="Wingdings" w:hint="default"/>
+        <w:sz w:val="20"/>
+      </w:rPr>
+    </w:lvl>
+    <w:lvl w:ilvl="3" w:tentative="1">
+      <w:start w:val="1"/>
+      <w:numFmt w:val="bullet"/>
+      <w:lvlText w:val=""/>
+      <w:lvlJc w:val="left"/>
+      <w:pPr>
+        <w:tabs>
+          <w:tab w:val="num" w:pos="2880"/>
+        </w:tabs>
+        <w:ind w:left="2880" w:hanging="360"/>
+      </w:pPr>
+      <w:rPr>
+        <w:rFonts w:ascii="Wingdings" w:hAnsi="Wingdings" w:hint="default"/>
+        <w:sz w:val="20"/>
+      </w:rPr>
+    </w:lvl>
+    <w:lvl w:ilvl="4" w:tentative="1">
+      <w:start w:val="1"/>
+      <w:numFmt w:val="bullet"/>
+      <w:lvlText w:val=""/>
+      <w:lvlJc w:val="left"/>
+      <w:pPr>
+        <w:tabs>
+          <w:tab w:val="num" w:pos="3600"/>
+        </w:tabs>
+        <w:ind w:left="3600" w:hanging="360"/>
+      </w:pPr>
+      <w:rPr>
+        <w:rFonts w:ascii="Wingdings" w:hAnsi="Wingdings" w:hint="default"/>
+        <w:sz w:val="20"/>
+      </w:rPr>
+    </w:lvl>
+    <w:lvl w:ilvl="5" w:tentative="1">
+      <w:start w:val="1"/>
+      <w:numFmt w:val="bullet"/>
+      <w:lvlText w:val=""/>
+      <w:lvlJc w:val="left"/>
+      <w:pPr>
+        <w:tabs>
+          <w:tab w:val="num" w:pos="4320"/>
+        </w:tabs>
+        <w:ind w:left="4320" w:hanging="360"/>
+      </w:pPr>
+      <w:rPr>
+        <w:rFonts w:ascii="Wingdings" w:hAnsi="Wingdings" w:hint="default"/>
+        <w:sz w:val="20"/>
+      </w:rPr>
+    </w:lvl>
+    <w:lvl w:ilvl="6" w:tentative="1">
+      <w:start w:val="1"/>
+      <w:numFmt w:val="bullet"/>
+      <w:lvlText w:val=""/>
+      <w:lvlJc w:val="left"/>
+      <w:pPr>
+        <w:tabs>
+          <w:tab w:val="num" w:pos="5040"/>
+        </w:tabs>
+        <w:ind w:left="5040" w:hanging="360"/>
+      </w:pPr>
+      <w:rPr>
+        <w:rFonts w:ascii="Wingdings" w:hAnsi="Wingdings" w:hint="default"/>
+        <w:sz w:val="20"/>
+      </w:rPr>
+    </w:lvl>
+    <w:lvl w:ilvl="7" w:tentative="1">
+      <w:start w:val="1"/>
+      <w:numFmt w:val="bullet"/>
+      <w:lvlText w:val=""/>
+      <w:lvlJc w:val="left"/>
+      <w:pPr>
+        <w:tabs>
+          <w:tab w:val="num" w:pos="5760"/>
+        </w:tabs>
+        <w:ind w:left="5760" w:hanging="360"/>
+      </w:pPr>
+      <w:rPr>
+        <w:rFonts w:ascii="Wingdings" w:hAnsi="Wingdings" w:hint="default"/>
+        <w:sz w:val="20"/>
+      </w:rPr>
+    </w:lvl>
+    <w:lvl w:ilvl="8" w:tentative="1">
+      <w:start w:val="1"/>
+      <w:numFmt w:val="bullet"/>
+      <w:lvlText w:val=""/>
+      <w:lvlJc w:val="left"/>
+      <w:pPr>
+        <w:tabs>
+          <w:tab w:val="num" w:pos="6480"/>
+        </w:tabs>
+        <w:ind w:left="6480" w:hanging="360"/>
+      </w:pPr>
+      <w:rPr>
+        <w:rFonts w:ascii="Wingdings" w:hAnsi="Wingdings" w:hint="default"/>
+        <w:sz w:val="20"/>
+      </w:rPr>
+    </w:lvl>
+  </w:abstractNum>
+  <w:abstractNum w:abstractNumId="12">
     <w:nsid w:val="1CA50B83"/>
     <w:multiLevelType w:val="multilevel"/>
     <w:tmpl w:val="929AA220"/>
@@ -15721,7 +16860,7 @@
       </w:pPr>
     </w:lvl>
   </w:abstractNum>
-  <w:abstractNum w:abstractNumId="12">
+  <w:abstractNum w:abstractNumId="13">
     <w:nsid w:val="1D767CE9"/>
     <w:multiLevelType w:val="multilevel"/>
     <w:tmpl w:val="A774785A"/>
@@ -15834,7 +16973,305 @@
       </w:pPr>
     </w:lvl>
   </w:abstractNum>
-  <w:abstractNum w:abstractNumId="13">
+  <w:abstractNum w:abstractNumId="14">
+    <w:nsid w:val="20231D53"/>
+    <w:multiLevelType w:val="multilevel"/>
+    <w:tmpl w:val="7A28DFE2"/>
+    <w:lvl w:ilvl="0">
+      <w:start w:val="1"/>
+      <w:numFmt w:val="bullet"/>
+      <w:lvlText w:val=""/>
+      <w:lvlJc w:val="left"/>
+      <w:pPr>
+        <w:tabs>
+          <w:tab w:val="num" w:pos="720"/>
+        </w:tabs>
+        <w:ind w:left="720" w:hanging="360"/>
+      </w:pPr>
+      <w:rPr>
+        <w:rFonts w:ascii="Symbol" w:hAnsi="Symbol" w:hint="default"/>
+        <w:sz w:val="20"/>
+      </w:rPr>
+    </w:lvl>
+    <w:lvl w:ilvl="1" w:tentative="1">
+      <w:start w:val="1"/>
+      <w:numFmt w:val="bullet"/>
+      <w:lvlText w:val="o"/>
+      <w:lvlJc w:val="left"/>
+      <w:pPr>
+        <w:tabs>
+          <w:tab w:val="num" w:pos="1440"/>
+        </w:tabs>
+        <w:ind w:left="1440" w:hanging="360"/>
+      </w:pPr>
+      <w:rPr>
+        <w:rFonts w:ascii="Courier New" w:hAnsi="Courier New" w:hint="default"/>
+        <w:sz w:val="20"/>
+      </w:rPr>
+    </w:lvl>
+    <w:lvl w:ilvl="2" w:tentative="1">
+      <w:start w:val="1"/>
+      <w:numFmt w:val="bullet"/>
+      <w:lvlText w:val=""/>
+      <w:lvlJc w:val="left"/>
+      <w:pPr>
+        <w:tabs>
+          <w:tab w:val="num" w:pos="2160"/>
+        </w:tabs>
+        <w:ind w:left="2160" w:hanging="360"/>
+      </w:pPr>
+      <w:rPr>
+        <w:rFonts w:ascii="Wingdings" w:hAnsi="Wingdings" w:hint="default"/>
+        <w:sz w:val="20"/>
+      </w:rPr>
+    </w:lvl>
+    <w:lvl w:ilvl="3" w:tentative="1">
+      <w:start w:val="1"/>
+      <w:numFmt w:val="bullet"/>
+      <w:lvlText w:val=""/>
+      <w:lvlJc w:val="left"/>
+      <w:pPr>
+        <w:tabs>
+          <w:tab w:val="num" w:pos="2880"/>
+        </w:tabs>
+        <w:ind w:left="2880" w:hanging="360"/>
+      </w:pPr>
+      <w:rPr>
+        <w:rFonts w:ascii="Wingdings" w:hAnsi="Wingdings" w:hint="default"/>
+        <w:sz w:val="20"/>
+      </w:rPr>
+    </w:lvl>
+    <w:lvl w:ilvl="4" w:tentative="1">
+      <w:start w:val="1"/>
+      <w:numFmt w:val="bullet"/>
+      <w:lvlText w:val=""/>
+      <w:lvlJc w:val="left"/>
+      <w:pPr>
+        <w:tabs>
+          <w:tab w:val="num" w:pos="3600"/>
+        </w:tabs>
+        <w:ind w:left="3600" w:hanging="360"/>
+      </w:pPr>
+      <w:rPr>
+        <w:rFonts w:ascii="Wingdings" w:hAnsi="Wingdings" w:hint="default"/>
+        <w:sz w:val="20"/>
+      </w:rPr>
+    </w:lvl>
+    <w:lvl w:ilvl="5" w:tentative="1">
+      <w:start w:val="1"/>
+      <w:numFmt w:val="bullet"/>
+      <w:lvlText w:val=""/>
+      <w:lvlJc w:val="left"/>
+      <w:pPr>
+        <w:tabs>
+          <w:tab w:val="num" w:pos="4320"/>
+        </w:tabs>
+        <w:ind w:left="4320" w:hanging="360"/>
+      </w:pPr>
+      <w:rPr>
+        <w:rFonts w:ascii="Wingdings" w:hAnsi="Wingdings" w:hint="default"/>
+        <w:sz w:val="20"/>
+      </w:rPr>
+    </w:lvl>
+    <w:lvl w:ilvl="6" w:tentative="1">
+      <w:start w:val="1"/>
+      <w:numFmt w:val="bullet"/>
+      <w:lvlText w:val=""/>
+      <w:lvlJc w:val="left"/>
+      <w:pPr>
+        <w:tabs>
+          <w:tab w:val="num" w:pos="5040"/>
+        </w:tabs>
+        <w:ind w:left="5040" w:hanging="360"/>
+      </w:pPr>
+      <w:rPr>
+        <w:rFonts w:ascii="Wingdings" w:hAnsi="Wingdings" w:hint="default"/>
+        <w:sz w:val="20"/>
+      </w:rPr>
+    </w:lvl>
+    <w:lvl w:ilvl="7" w:tentative="1">
+      <w:start w:val="1"/>
+      <w:numFmt w:val="bullet"/>
+      <w:lvlText w:val=""/>
+      <w:lvlJc w:val="left"/>
+      <w:pPr>
+        <w:tabs>
+          <w:tab w:val="num" w:pos="5760"/>
+        </w:tabs>
+        <w:ind w:left="5760" w:hanging="360"/>
+      </w:pPr>
+      <w:rPr>
+        <w:rFonts w:ascii="Wingdings" w:hAnsi="Wingdings" w:hint="default"/>
+        <w:sz w:val="20"/>
+      </w:rPr>
+    </w:lvl>
+    <w:lvl w:ilvl="8" w:tentative="1">
+      <w:start w:val="1"/>
+      <w:numFmt w:val="bullet"/>
+      <w:lvlText w:val=""/>
+      <w:lvlJc w:val="left"/>
+      <w:pPr>
+        <w:tabs>
+          <w:tab w:val="num" w:pos="6480"/>
+        </w:tabs>
+        <w:ind w:left="6480" w:hanging="360"/>
+      </w:pPr>
+      <w:rPr>
+        <w:rFonts w:ascii="Wingdings" w:hAnsi="Wingdings" w:hint="default"/>
+        <w:sz w:val="20"/>
+      </w:rPr>
+    </w:lvl>
+  </w:abstractNum>
+  <w:abstractNum w:abstractNumId="15">
+    <w:nsid w:val="217829D6"/>
+    <w:multiLevelType w:val="multilevel"/>
+    <w:tmpl w:val="68C0F7D2"/>
+    <w:lvl w:ilvl="0">
+      <w:start w:val="1"/>
+      <w:numFmt w:val="bullet"/>
+      <w:lvlText w:val=""/>
+      <w:lvlJc w:val="left"/>
+      <w:pPr>
+        <w:tabs>
+          <w:tab w:val="num" w:pos="720"/>
+        </w:tabs>
+        <w:ind w:left="720" w:hanging="360"/>
+      </w:pPr>
+      <w:rPr>
+        <w:rFonts w:ascii="Symbol" w:hAnsi="Symbol" w:hint="default"/>
+        <w:sz w:val="20"/>
+      </w:rPr>
+    </w:lvl>
+    <w:lvl w:ilvl="1" w:tentative="1">
+      <w:start w:val="1"/>
+      <w:numFmt w:val="bullet"/>
+      <w:lvlText w:val="o"/>
+      <w:lvlJc w:val="left"/>
+      <w:pPr>
+        <w:tabs>
+          <w:tab w:val="num" w:pos="1440"/>
+        </w:tabs>
+        <w:ind w:left="1440" w:hanging="360"/>
+      </w:pPr>
+      <w:rPr>
+        <w:rFonts w:ascii="Courier New" w:hAnsi="Courier New" w:hint="default"/>
+        <w:sz w:val="20"/>
+      </w:rPr>
+    </w:lvl>
+    <w:lvl w:ilvl="2" w:tentative="1">
+      <w:start w:val="1"/>
+      <w:numFmt w:val="bullet"/>
+      <w:lvlText w:val=""/>
+      <w:lvlJc w:val="left"/>
+      <w:pPr>
+        <w:tabs>
+          <w:tab w:val="num" w:pos="2160"/>
+        </w:tabs>
+        <w:ind w:left="2160" w:hanging="360"/>
+      </w:pPr>
+      <w:rPr>
+        <w:rFonts w:ascii="Wingdings" w:hAnsi="Wingdings" w:hint="default"/>
+        <w:sz w:val="20"/>
+      </w:rPr>
+    </w:lvl>
+    <w:lvl w:ilvl="3" w:tentative="1">
+      <w:start w:val="1"/>
+      <w:numFmt w:val="bullet"/>
+      <w:lvlText w:val=""/>
+      <w:lvlJc w:val="left"/>
+      <w:pPr>
+        <w:tabs>
+          <w:tab w:val="num" w:pos="2880"/>
+        </w:tabs>
+        <w:ind w:left="2880" w:hanging="360"/>
+      </w:pPr>
+      <w:rPr>
+        <w:rFonts w:ascii="Wingdings" w:hAnsi="Wingdings" w:hint="default"/>
+        <w:sz w:val="20"/>
+      </w:rPr>
+    </w:lvl>
+    <w:lvl w:ilvl="4" w:tentative="1">
+      <w:start w:val="1"/>
+      <w:numFmt w:val="bullet"/>
+      <w:lvlText w:val=""/>
+      <w:lvlJc w:val="left"/>
+      <w:pPr>
+        <w:tabs>
+          <w:tab w:val="num" w:pos="3600"/>
+        </w:tabs>
+        <w:ind w:left="3600" w:hanging="360"/>
+      </w:pPr>
+      <w:rPr>
+        <w:rFonts w:ascii="Wingdings" w:hAnsi="Wingdings" w:hint="default"/>
+        <w:sz w:val="20"/>
+      </w:rPr>
+    </w:lvl>
+    <w:lvl w:ilvl="5" w:tentative="1">
+      <w:start w:val="1"/>
+      <w:numFmt w:val="bullet"/>
+      <w:lvlText w:val=""/>
+      <w:lvlJc w:val="left"/>
+      <w:pPr>
+        <w:tabs>
+          <w:tab w:val="num" w:pos="4320"/>
+        </w:tabs>
+        <w:ind w:left="4320" w:hanging="360"/>
+      </w:pPr>
+      <w:rPr>
+        <w:rFonts w:ascii="Wingdings" w:hAnsi="Wingdings" w:hint="default"/>
+        <w:sz w:val="20"/>
+      </w:rPr>
+    </w:lvl>
+    <w:lvl w:ilvl="6" w:tentative="1">
+      <w:start w:val="1"/>
+      <w:numFmt w:val="bullet"/>
+      <w:lvlText w:val=""/>
+      <w:lvlJc w:val="left"/>
+      <w:pPr>
+        <w:tabs>
+          <w:tab w:val="num" w:pos="5040"/>
+        </w:tabs>
+        <w:ind w:left="5040" w:hanging="360"/>
+      </w:pPr>
+      <w:rPr>
+        <w:rFonts w:ascii="Wingdings" w:hAnsi="Wingdings" w:hint="default"/>
+        <w:sz w:val="20"/>
+      </w:rPr>
+    </w:lvl>
+    <w:lvl w:ilvl="7" w:tentative="1">
+      <w:start w:val="1"/>
+      <w:numFmt w:val="bullet"/>
+      <w:lvlText w:val=""/>
+      <w:lvlJc w:val="left"/>
+      <w:pPr>
+        <w:tabs>
+          <w:tab w:val="num" w:pos="5760"/>
+        </w:tabs>
+        <w:ind w:left="5760" w:hanging="360"/>
+      </w:pPr>
+      <w:rPr>
+        <w:rFonts w:ascii="Wingdings" w:hAnsi="Wingdings" w:hint="default"/>
+        <w:sz w:val="20"/>
+      </w:rPr>
+    </w:lvl>
+    <w:lvl w:ilvl="8" w:tentative="1">
+      <w:start w:val="1"/>
+      <w:numFmt w:val="bullet"/>
+      <w:lvlText w:val=""/>
+      <w:lvlJc w:val="left"/>
+      <w:pPr>
+        <w:tabs>
+          <w:tab w:val="num" w:pos="6480"/>
+        </w:tabs>
+        <w:ind w:left="6480" w:hanging="360"/>
+      </w:pPr>
+      <w:rPr>
+        <w:rFonts w:ascii="Wingdings" w:hAnsi="Wingdings" w:hint="default"/>
+        <w:sz w:val="20"/>
+      </w:rPr>
+    </w:lvl>
+  </w:abstractNum>
+  <w:abstractNum w:abstractNumId="16">
     <w:nsid w:val="217B23E8"/>
     <w:multiLevelType w:val="multilevel"/>
     <w:tmpl w:val="538A3200"/>
@@ -15947,7 +17384,7 @@
       </w:pPr>
     </w:lvl>
   </w:abstractNum>
-  <w:abstractNum w:abstractNumId="14">
+  <w:abstractNum w:abstractNumId="17">
     <w:nsid w:val="2353712F"/>
     <w:multiLevelType w:val="multilevel"/>
     <w:tmpl w:val="E68AFCCA"/>
@@ -16060,7 +17497,7 @@
       </w:pPr>
     </w:lvl>
   </w:abstractNum>
-  <w:abstractNum w:abstractNumId="15">
+  <w:abstractNum w:abstractNumId="18">
     <w:nsid w:val="2B981AB6"/>
     <w:multiLevelType w:val="multilevel"/>
     <w:tmpl w:val="C652B984"/>
@@ -16173,7 +17610,7 @@
       </w:pPr>
     </w:lvl>
   </w:abstractNum>
-  <w:abstractNum w:abstractNumId="16">
+  <w:abstractNum w:abstractNumId="19">
     <w:nsid w:val="32C7384E"/>
     <w:multiLevelType w:val="multilevel"/>
     <w:tmpl w:val="9682854C"/>
@@ -16286,7 +17723,156 @@
       </w:pPr>
     </w:lvl>
   </w:abstractNum>
-  <w:abstractNum w:abstractNumId="17">
+  <w:abstractNum w:abstractNumId="20">
+    <w:nsid w:val="337F4D91"/>
+    <w:multiLevelType w:val="multilevel"/>
+    <w:tmpl w:val="0B40E39E"/>
+    <w:lvl w:ilvl="0">
+      <w:start w:val="1"/>
+      <w:numFmt w:val="bullet"/>
+      <w:lvlText w:val=""/>
+      <w:lvlJc w:val="left"/>
+      <w:pPr>
+        <w:tabs>
+          <w:tab w:val="num" w:pos="720"/>
+        </w:tabs>
+        <w:ind w:left="720" w:hanging="360"/>
+      </w:pPr>
+      <w:rPr>
+        <w:rFonts w:ascii="Symbol" w:hAnsi="Symbol" w:hint="default"/>
+        <w:sz w:val="20"/>
+      </w:rPr>
+    </w:lvl>
+    <w:lvl w:ilvl="1" w:tentative="1">
+      <w:start w:val="1"/>
+      <w:numFmt w:val="bullet"/>
+      <w:lvlText w:val="o"/>
+      <w:lvlJc w:val="left"/>
+      <w:pPr>
+        <w:tabs>
+          <w:tab w:val="num" w:pos="1440"/>
+        </w:tabs>
+        <w:ind w:left="1440" w:hanging="360"/>
+      </w:pPr>
+      <w:rPr>
+        <w:rFonts w:ascii="Courier New" w:hAnsi="Courier New" w:hint="default"/>
+        <w:sz w:val="20"/>
+      </w:rPr>
+    </w:lvl>
+    <w:lvl w:ilvl="2" w:tentative="1">
+      <w:start w:val="1"/>
+      <w:numFmt w:val="bullet"/>
+      <w:lvlText w:val=""/>
+      <w:lvlJc w:val="left"/>
+      <w:pPr>
+        <w:tabs>
+          <w:tab w:val="num" w:pos="2160"/>
+        </w:tabs>
+        <w:ind w:left="2160" w:hanging="360"/>
+      </w:pPr>
+      <w:rPr>
+        <w:rFonts w:ascii="Wingdings" w:hAnsi="Wingdings" w:hint="default"/>
+        <w:sz w:val="20"/>
+      </w:rPr>
+    </w:lvl>
+    <w:lvl w:ilvl="3" w:tentative="1">
+      <w:start w:val="1"/>
+      <w:numFmt w:val="bullet"/>
+      <w:lvlText w:val=""/>
+      <w:lvlJc w:val="left"/>
+      <w:pPr>
+        <w:tabs>
+          <w:tab w:val="num" w:pos="2880"/>
+        </w:tabs>
+        <w:ind w:left="2880" w:hanging="360"/>
+      </w:pPr>
+      <w:rPr>
+        <w:rFonts w:ascii="Wingdings" w:hAnsi="Wingdings" w:hint="default"/>
+        <w:sz w:val="20"/>
+      </w:rPr>
+    </w:lvl>
+    <w:lvl w:ilvl="4" w:tentative="1">
+      <w:start w:val="1"/>
+      <w:numFmt w:val="bullet"/>
+      <w:lvlText w:val=""/>
+      <w:lvlJc w:val="left"/>
+      <w:pPr>
+        <w:tabs>
+          <w:tab w:val="num" w:pos="3600"/>
+        </w:tabs>
+        <w:ind w:left="3600" w:hanging="360"/>
+      </w:pPr>
+      <w:rPr>
+        <w:rFonts w:ascii="Wingdings" w:hAnsi="Wingdings" w:hint="default"/>
+        <w:sz w:val="20"/>
+      </w:rPr>
+    </w:lvl>
+    <w:lvl w:ilvl="5" w:tentative="1">
+      <w:start w:val="1"/>
+      <w:numFmt w:val="bullet"/>
+      <w:lvlText w:val=""/>
+      <w:lvlJc w:val="left"/>
+      <w:pPr>
+        <w:tabs>
+          <w:tab w:val="num" w:pos="4320"/>
+        </w:tabs>
+        <w:ind w:left="4320" w:hanging="360"/>
+      </w:pPr>
+      <w:rPr>
+        <w:rFonts w:ascii="Wingdings" w:hAnsi="Wingdings" w:hint="default"/>
+        <w:sz w:val="20"/>
+      </w:rPr>
+    </w:lvl>
+    <w:lvl w:ilvl="6" w:tentative="1">
+      <w:start w:val="1"/>
+      <w:numFmt w:val="bullet"/>
+      <w:lvlText w:val=""/>
+      <w:lvlJc w:val="left"/>
+      <w:pPr>
+        <w:tabs>
+          <w:tab w:val="num" w:pos="5040"/>
+        </w:tabs>
+        <w:ind w:left="5040" w:hanging="360"/>
+      </w:pPr>
+      <w:rPr>
+        <w:rFonts w:ascii="Wingdings" w:hAnsi="Wingdings" w:hint="default"/>
+        <w:sz w:val="20"/>
+      </w:rPr>
+    </w:lvl>
+    <w:lvl w:ilvl="7" w:tentative="1">
+      <w:start w:val="1"/>
+      <w:numFmt w:val="bullet"/>
+      <w:lvlText w:val=""/>
+      <w:lvlJc w:val="left"/>
+      <w:pPr>
+        <w:tabs>
+          <w:tab w:val="num" w:pos="5760"/>
+        </w:tabs>
+        <w:ind w:left="5760" w:hanging="360"/>
+      </w:pPr>
+      <w:rPr>
+        <w:rFonts w:ascii="Wingdings" w:hAnsi="Wingdings" w:hint="default"/>
+        <w:sz w:val="20"/>
+      </w:rPr>
+    </w:lvl>
+    <w:lvl w:ilvl="8" w:tentative="1">
+      <w:start w:val="1"/>
+      <w:numFmt w:val="bullet"/>
+      <w:lvlText w:val=""/>
+      <w:lvlJc w:val="left"/>
+      <w:pPr>
+        <w:tabs>
+          <w:tab w:val="num" w:pos="6480"/>
+        </w:tabs>
+        <w:ind w:left="6480" w:hanging="360"/>
+      </w:pPr>
+      <w:rPr>
+        <w:rFonts w:ascii="Wingdings" w:hAnsi="Wingdings" w:hint="default"/>
+        <w:sz w:val="20"/>
+      </w:rPr>
+    </w:lvl>
+  </w:abstractNum>
+  <w:abstractNum w:abstractNumId="21">
     <w:nsid w:val="382C2AB5"/>
     <w:multiLevelType w:val="multilevel"/>
     <w:tmpl w:val="5DBE9DBC"/>
@@ -16399,7 +17985,7 @@
       </w:pPr>
     </w:lvl>
   </w:abstractNum>
-  <w:abstractNum w:abstractNumId="18">
+  <w:abstractNum w:abstractNumId="22">
     <w:nsid w:val="3AE074DF"/>
     <w:multiLevelType w:val="multilevel"/>
     <w:tmpl w:val="AD56604A"/>
@@ -16512,7 +18098,7 @@
       </w:pPr>
     </w:lvl>
   </w:abstractNum>
-  <w:abstractNum w:abstractNumId="19">
+  <w:abstractNum w:abstractNumId="23">
     <w:nsid w:val="3CAB1EDA"/>
     <w:multiLevelType w:val="multilevel"/>
     <w:tmpl w:val="A808E162"/>
@@ -16625,7 +18211,7 @@
       </w:pPr>
     </w:lvl>
   </w:abstractNum>
-  <w:abstractNum w:abstractNumId="20">
+  <w:abstractNum w:abstractNumId="24">
     <w:nsid w:val="3E881ECA"/>
     <w:multiLevelType w:val="multilevel"/>
     <w:tmpl w:val="B6CA181E"/>
@@ -16738,7 +18324,7 @@
       </w:pPr>
     </w:lvl>
   </w:abstractNum>
-  <w:abstractNum w:abstractNumId="21">
+  <w:abstractNum w:abstractNumId="25">
     <w:nsid w:val="40D60836"/>
     <w:multiLevelType w:val="multilevel"/>
     <w:tmpl w:val="676864F0"/>
@@ -16851,7 +18437,7 @@
       </w:pPr>
     </w:lvl>
   </w:abstractNum>
-  <w:abstractNum w:abstractNumId="22">
+  <w:abstractNum w:abstractNumId="26">
     <w:nsid w:val="42CD0048"/>
     <w:multiLevelType w:val="multilevel"/>
     <w:tmpl w:val="EE328838"/>
@@ -16964,7 +18550,7 @@
       </w:pPr>
     </w:lvl>
   </w:abstractNum>
-  <w:abstractNum w:abstractNumId="23">
+  <w:abstractNum w:abstractNumId="27">
     <w:nsid w:val="441238E6"/>
     <w:multiLevelType w:val="multilevel"/>
     <w:tmpl w:val="3008FBB0"/>
@@ -17077,7 +18663,7 @@
       </w:pPr>
     </w:lvl>
   </w:abstractNum>
-  <w:abstractNum w:abstractNumId="24">
+  <w:abstractNum w:abstractNumId="28">
     <w:nsid w:val="46A55E89"/>
     <w:multiLevelType w:val="multilevel"/>
     <w:tmpl w:val="D480BE32"/>
@@ -17190,7 +18776,7 @@
       </w:pPr>
     </w:lvl>
   </w:abstractNum>
-  <w:abstractNum w:abstractNumId="25">
+  <w:abstractNum w:abstractNumId="29">
     <w:nsid w:val="471538DA"/>
     <w:multiLevelType w:val="multilevel"/>
     <w:tmpl w:val="A39C37E4"/>
@@ -17303,7 +18889,7 @@
       </w:pPr>
     </w:lvl>
   </w:abstractNum>
-  <w:abstractNum w:abstractNumId="26">
+  <w:abstractNum w:abstractNumId="30">
     <w:nsid w:val="48177009"/>
     <w:multiLevelType w:val="multilevel"/>
     <w:tmpl w:val="B24698D2"/>
@@ -17416,7 +19002,7 @@
       </w:pPr>
     </w:lvl>
   </w:abstractNum>
-  <w:abstractNum w:abstractNumId="27">
+  <w:abstractNum w:abstractNumId="31">
     <w:nsid w:val="4D3B0FDB"/>
     <w:multiLevelType w:val="multilevel"/>
     <w:tmpl w:val="0234C3B4"/>
@@ -17529,7 +19115,7 @@
       </w:pPr>
     </w:lvl>
   </w:abstractNum>
-  <w:abstractNum w:abstractNumId="28">
+  <w:abstractNum w:abstractNumId="32">
     <w:nsid w:val="4F0B1C44"/>
     <w:multiLevelType w:val="multilevel"/>
     <w:tmpl w:val="0C04350C"/>
@@ -17642,7 +19228,7 @@
       </w:pPr>
     </w:lvl>
   </w:abstractNum>
-  <w:abstractNum w:abstractNumId="29">
+  <w:abstractNum w:abstractNumId="33">
     <w:nsid w:val="4F9679C6"/>
     <w:multiLevelType w:val="multilevel"/>
     <w:tmpl w:val="03342C0E"/>
@@ -17755,7 +19341,7 @@
       </w:pPr>
     </w:lvl>
   </w:abstractNum>
-  <w:abstractNum w:abstractNumId="30">
+  <w:abstractNum w:abstractNumId="34">
     <w:nsid w:val="513C2437"/>
     <w:multiLevelType w:val="multilevel"/>
     <w:tmpl w:val="3880FDDE"/>
@@ -17868,7 +19454,7 @@
       </w:pPr>
     </w:lvl>
   </w:abstractNum>
-  <w:abstractNum w:abstractNumId="31">
+  <w:abstractNum w:abstractNumId="35">
     <w:nsid w:val="515A3921"/>
     <w:multiLevelType w:val="multilevel"/>
     <w:tmpl w:val="D4C87BA6"/>
@@ -17981,7 +19567,156 @@
       </w:pPr>
     </w:lvl>
   </w:abstractNum>
-  <w:abstractNum w:abstractNumId="32">
+  <w:abstractNum w:abstractNumId="36">
+    <w:nsid w:val="5688607C"/>
+    <w:multiLevelType w:val="multilevel"/>
+    <w:tmpl w:val="9012AE24"/>
+    <w:lvl w:ilvl="0">
+      <w:start w:val="1"/>
+      <w:numFmt w:val="bullet"/>
+      <w:lvlText w:val=""/>
+      <w:lvlJc w:val="left"/>
+      <w:pPr>
+        <w:tabs>
+          <w:tab w:val="num" w:pos="720"/>
+        </w:tabs>
+        <w:ind w:left="720" w:hanging="360"/>
+      </w:pPr>
+      <w:rPr>
+        <w:rFonts w:ascii="Symbol" w:hAnsi="Symbol" w:hint="default"/>
+        <w:sz w:val="20"/>
+      </w:rPr>
+    </w:lvl>
+    <w:lvl w:ilvl="1" w:tentative="1">
+      <w:start w:val="1"/>
+      <w:numFmt w:val="bullet"/>
+      <w:lvlText w:val="o"/>
+      <w:lvlJc w:val="left"/>
+      <w:pPr>
+        <w:tabs>
+          <w:tab w:val="num" w:pos="1440"/>
+        </w:tabs>
+        <w:ind w:left="1440" w:hanging="360"/>
+      </w:pPr>
+      <w:rPr>
+        <w:rFonts w:ascii="Courier New" w:hAnsi="Courier New" w:hint="default"/>
+        <w:sz w:val="20"/>
+      </w:rPr>
+    </w:lvl>
+    <w:lvl w:ilvl="2" w:tentative="1">
+      <w:start w:val="1"/>
+      <w:numFmt w:val="bullet"/>
+      <w:lvlText w:val=""/>
+      <w:lvlJc w:val="left"/>
+      <w:pPr>
+        <w:tabs>
+          <w:tab w:val="num" w:pos="2160"/>
+        </w:tabs>
+        <w:ind w:left="2160" w:hanging="360"/>
+      </w:pPr>
+      <w:rPr>
+        <w:rFonts w:ascii="Wingdings" w:hAnsi="Wingdings" w:hint="default"/>
+        <w:sz w:val="20"/>
+      </w:rPr>
+    </w:lvl>
+    <w:lvl w:ilvl="3" w:tentative="1">
+      <w:start w:val="1"/>
+      <w:numFmt w:val="bullet"/>
+      <w:lvlText w:val=""/>
+      <w:lvlJc w:val="left"/>
+      <w:pPr>
+        <w:tabs>
+          <w:tab w:val="num" w:pos="2880"/>
+        </w:tabs>
+        <w:ind w:left="2880" w:hanging="360"/>
+      </w:pPr>
+      <w:rPr>
+        <w:rFonts w:ascii="Wingdings" w:hAnsi="Wingdings" w:hint="default"/>
+        <w:sz w:val="20"/>
+      </w:rPr>
+    </w:lvl>
+    <w:lvl w:ilvl="4" w:tentative="1">
+      <w:start w:val="1"/>
+      <w:numFmt w:val="bullet"/>
+      <w:lvlText w:val=""/>
+      <w:lvlJc w:val="left"/>
+      <w:pPr>
+        <w:tabs>
+          <w:tab w:val="num" w:pos="3600"/>
+        </w:tabs>
+        <w:ind w:left="3600" w:hanging="360"/>
+      </w:pPr>
+      <w:rPr>
+        <w:rFonts w:ascii="Wingdings" w:hAnsi="Wingdings" w:hint="default"/>
+        <w:sz w:val="20"/>
+      </w:rPr>
+    </w:lvl>
+    <w:lvl w:ilvl="5" w:tentative="1">
+      <w:start w:val="1"/>
+      <w:numFmt w:val="bullet"/>
+      <w:lvlText w:val=""/>
+      <w:lvlJc w:val="left"/>
+      <w:pPr>
+        <w:tabs>
+          <w:tab w:val="num" w:pos="4320"/>
+        </w:tabs>
+        <w:ind w:left="4320" w:hanging="360"/>
+      </w:pPr>
+      <w:rPr>
+        <w:rFonts w:ascii="Wingdings" w:hAnsi="Wingdings" w:hint="default"/>
+        <w:sz w:val="20"/>
+      </w:rPr>
+    </w:lvl>
+    <w:lvl w:ilvl="6" w:tentative="1">
+      <w:start w:val="1"/>
+      <w:numFmt w:val="bullet"/>
+      <w:lvlText w:val=""/>
+      <w:lvlJc w:val="left"/>
+      <w:pPr>
+        <w:tabs>
+          <w:tab w:val="num" w:pos="5040"/>
+        </w:tabs>
+        <w:ind w:left="5040" w:hanging="360"/>
+      </w:pPr>
+      <w:rPr>
+        <w:rFonts w:ascii="Wingdings" w:hAnsi="Wingdings" w:hint="default"/>
+        <w:sz w:val="20"/>
+      </w:rPr>
+    </w:lvl>
+    <w:lvl w:ilvl="7" w:tentative="1">
+      <w:start w:val="1"/>
+      <w:numFmt w:val="bullet"/>
+      <w:lvlText w:val=""/>
+      <w:lvlJc w:val="left"/>
+      <w:pPr>
+        <w:tabs>
+          <w:tab w:val="num" w:pos="5760"/>
+        </w:tabs>
+        <w:ind w:left="5760" w:hanging="360"/>
+      </w:pPr>
+      <w:rPr>
+        <w:rFonts w:ascii="Wingdings" w:hAnsi="Wingdings" w:hint="default"/>
+        <w:sz w:val="20"/>
+      </w:rPr>
+    </w:lvl>
+    <w:lvl w:ilvl="8" w:tentative="1">
+      <w:start w:val="1"/>
+      <w:numFmt w:val="bullet"/>
+      <w:lvlText w:val=""/>
+      <w:lvlJc w:val="left"/>
+      <w:pPr>
+        <w:tabs>
+          <w:tab w:val="num" w:pos="6480"/>
+        </w:tabs>
+        <w:ind w:left="6480" w:hanging="360"/>
+      </w:pPr>
+      <w:rPr>
+        <w:rFonts w:ascii="Wingdings" w:hAnsi="Wingdings" w:hint="default"/>
+        <w:sz w:val="20"/>
+      </w:rPr>
+    </w:lvl>
+  </w:abstractNum>
+  <w:abstractNum w:abstractNumId="37">
     <w:nsid w:val="57FC20C0"/>
     <w:multiLevelType w:val="multilevel"/>
     <w:tmpl w:val="41D0132C"/>
@@ -18094,7 +19829,7 @@
       </w:pPr>
     </w:lvl>
   </w:abstractNum>
-  <w:abstractNum w:abstractNumId="33">
+  <w:abstractNum w:abstractNumId="38">
     <w:nsid w:val="59BC4E58"/>
     <w:multiLevelType w:val="multilevel"/>
     <w:tmpl w:val="92DA2734"/>
@@ -18207,7 +19942,7 @@
       </w:pPr>
     </w:lvl>
   </w:abstractNum>
-  <w:abstractNum w:abstractNumId="34">
+  <w:abstractNum w:abstractNumId="39">
     <w:nsid w:val="59F95ECF"/>
     <w:multiLevelType w:val="multilevel"/>
     <w:tmpl w:val="0310E4C6"/>
@@ -18320,7 +20055,7 @@
       </w:pPr>
     </w:lvl>
   </w:abstractNum>
-  <w:abstractNum w:abstractNumId="35">
+  <w:abstractNum w:abstractNumId="40">
     <w:nsid w:val="5A733C03"/>
     <w:multiLevelType w:val="multilevel"/>
     <w:tmpl w:val="0B5AC9C4"/>
@@ -18433,7 +20168,7 @@
       </w:pPr>
     </w:lvl>
   </w:abstractNum>
-  <w:abstractNum w:abstractNumId="36">
+  <w:abstractNum w:abstractNumId="41">
     <w:nsid w:val="5A926294"/>
     <w:multiLevelType w:val="multilevel"/>
     <w:tmpl w:val="42202AC6"/>
@@ -18546,7 +20281,7 @@
       </w:pPr>
     </w:lvl>
   </w:abstractNum>
-  <w:abstractNum w:abstractNumId="37">
+  <w:abstractNum w:abstractNumId="42">
     <w:nsid w:val="5F730FF6"/>
     <w:multiLevelType w:val="multilevel"/>
     <w:tmpl w:val="E7C2A7BA"/>
@@ -18659,7 +20394,7 @@
       </w:pPr>
     </w:lvl>
   </w:abstractNum>
-  <w:abstractNum w:abstractNumId="38">
+  <w:abstractNum w:abstractNumId="43">
     <w:nsid w:val="616B1CCE"/>
     <w:multiLevelType w:val="multilevel"/>
     <w:tmpl w:val="7EBA3860"/>
@@ -18772,7 +20507,7 @@
       </w:pPr>
     </w:lvl>
   </w:abstractNum>
-  <w:abstractNum w:abstractNumId="39">
+  <w:abstractNum w:abstractNumId="44">
     <w:nsid w:val="64253DAF"/>
     <w:multiLevelType w:val="multilevel"/>
     <w:tmpl w:val="2732116C"/>
@@ -18885,7 +20620,7 @@
       </w:pPr>
     </w:lvl>
   </w:abstractNum>
-  <w:abstractNum w:abstractNumId="40">
+  <w:abstractNum w:abstractNumId="45">
     <w:nsid w:val="6A963FED"/>
     <w:multiLevelType w:val="multilevel"/>
     <w:tmpl w:val="532AF500"/>
@@ -18998,7 +20733,7 @@
       </w:pPr>
     </w:lvl>
   </w:abstractNum>
-  <w:abstractNum w:abstractNumId="41">
+  <w:abstractNum w:abstractNumId="46">
     <w:nsid w:val="6C0F4EF4"/>
     <w:multiLevelType w:val="multilevel"/>
     <w:tmpl w:val="50761EC6"/>
@@ -19111,7 +20846,7 @@
       </w:pPr>
     </w:lvl>
   </w:abstractNum>
-  <w:abstractNum w:abstractNumId="42">
+  <w:abstractNum w:abstractNumId="47">
     <w:nsid w:val="70716F69"/>
     <w:multiLevelType w:val="multilevel"/>
     <w:tmpl w:val="C08892C2"/>
@@ -19224,7 +20959,7 @@
       </w:pPr>
     </w:lvl>
   </w:abstractNum>
-  <w:abstractNum w:abstractNumId="43">
+  <w:abstractNum w:abstractNumId="48">
     <w:nsid w:val="72E933B0"/>
     <w:multiLevelType w:val="multilevel"/>
     <w:tmpl w:val="57943CDA"/>
@@ -19337,7 +21072,7 @@
       </w:pPr>
     </w:lvl>
   </w:abstractNum>
-  <w:abstractNum w:abstractNumId="44">
+  <w:abstractNum w:abstractNumId="49">
     <w:nsid w:val="75F059ED"/>
     <w:multiLevelType w:val="multilevel"/>
     <w:tmpl w:val="2188B820"/>
@@ -19450,7 +21185,7 @@
       </w:pPr>
     </w:lvl>
   </w:abstractNum>
-  <w:abstractNum w:abstractNumId="45">
+  <w:abstractNum w:abstractNumId="50">
     <w:nsid w:val="77D5755F"/>
     <w:multiLevelType w:val="multilevel"/>
     <w:tmpl w:val="2E5CE462"/>
@@ -19563,7 +21298,7 @@
       </w:pPr>
     </w:lvl>
   </w:abstractNum>
-  <w:abstractNum w:abstractNumId="46">
+  <w:abstractNum w:abstractNumId="51">
     <w:nsid w:val="79366A82"/>
     <w:multiLevelType w:val="multilevel"/>
     <w:tmpl w:val="7AA81752"/>
@@ -19676,7 +21411,7 @@
       </w:pPr>
     </w:lvl>
   </w:abstractNum>
-  <w:abstractNum w:abstractNumId="47">
+  <w:abstractNum w:abstractNumId="52">
     <w:nsid w:val="7A6D7639"/>
     <w:multiLevelType w:val="multilevel"/>
     <w:tmpl w:val="7F30D5AE"/>
@@ -19789,7 +21524,156 @@
       </w:pPr>
     </w:lvl>
   </w:abstractNum>
-  <w:abstractNum w:abstractNumId="48">
+  <w:abstractNum w:abstractNumId="53">
+    <w:nsid w:val="7AF85F44"/>
+    <w:multiLevelType w:val="multilevel"/>
+    <w:tmpl w:val="F0EAD20A"/>
+    <w:lvl w:ilvl="0">
+      <w:start w:val="1"/>
+      <w:numFmt w:val="bullet"/>
+      <w:lvlText w:val=""/>
+      <w:lvlJc w:val="left"/>
+      <w:pPr>
+        <w:tabs>
+          <w:tab w:val="num" w:pos="720"/>
+        </w:tabs>
+        <w:ind w:left="720" w:hanging="360"/>
+      </w:pPr>
+      <w:rPr>
+        <w:rFonts w:ascii="Symbol" w:hAnsi="Symbol" w:hint="default"/>
+        <w:sz w:val="20"/>
+      </w:rPr>
+    </w:lvl>
+    <w:lvl w:ilvl="1" w:tentative="1">
+      <w:start w:val="1"/>
+      <w:numFmt w:val="bullet"/>
+      <w:lvlText w:val="o"/>
+      <w:lvlJc w:val="left"/>
+      <w:pPr>
+        <w:tabs>
+          <w:tab w:val="num" w:pos="1440"/>
+        </w:tabs>
+        <w:ind w:left="1440" w:hanging="360"/>
+      </w:pPr>
+      <w:rPr>
+        <w:rFonts w:ascii="Courier New" w:hAnsi="Courier New" w:hint="default"/>
+        <w:sz w:val="20"/>
+      </w:rPr>
+    </w:lvl>
+    <w:lvl w:ilvl="2" w:tentative="1">
+      <w:start w:val="1"/>
+      <w:numFmt w:val="bullet"/>
+      <w:lvlText w:val=""/>
+      <w:lvlJc w:val="left"/>
+      <w:pPr>
+        <w:tabs>
+          <w:tab w:val="num" w:pos="2160"/>
+        </w:tabs>
+        <w:ind w:left="2160" w:hanging="360"/>
+      </w:pPr>
+      <w:rPr>
+        <w:rFonts w:ascii="Wingdings" w:hAnsi="Wingdings" w:hint="default"/>
+        <w:sz w:val="20"/>
+      </w:rPr>
+    </w:lvl>
+    <w:lvl w:ilvl="3" w:tentative="1">
+      <w:start w:val="1"/>
+      <w:numFmt w:val="bullet"/>
+      <w:lvlText w:val=""/>
+      <w:lvlJc w:val="left"/>
+      <w:pPr>
+        <w:tabs>
+          <w:tab w:val="num" w:pos="2880"/>
+        </w:tabs>
+        <w:ind w:left="2880" w:hanging="360"/>
+      </w:pPr>
+      <w:rPr>
+        <w:rFonts w:ascii="Wingdings" w:hAnsi="Wingdings" w:hint="default"/>
+        <w:sz w:val="20"/>
+      </w:rPr>
+    </w:lvl>
+    <w:lvl w:ilvl="4" w:tentative="1">
+      <w:start w:val="1"/>
+      <w:numFmt w:val="bullet"/>
+      <w:lvlText w:val=""/>
+      <w:lvlJc w:val="left"/>
+      <w:pPr>
+        <w:tabs>
+          <w:tab w:val="num" w:pos="3600"/>
+        </w:tabs>
+        <w:ind w:left="3600" w:hanging="360"/>
+      </w:pPr>
+      <w:rPr>
+        <w:rFonts w:ascii="Wingdings" w:hAnsi="Wingdings" w:hint="default"/>
+        <w:sz w:val="20"/>
+      </w:rPr>
+    </w:lvl>
+    <w:lvl w:ilvl="5" w:tentative="1">
+      <w:start w:val="1"/>
+      <w:numFmt w:val="bullet"/>
+      <w:lvlText w:val=""/>
+      <w:lvlJc w:val="left"/>
+      <w:pPr>
+        <w:tabs>
+          <w:tab w:val="num" w:pos="4320"/>
+        </w:tabs>
+        <w:ind w:left="4320" w:hanging="360"/>
+      </w:pPr>
+      <w:rPr>
+        <w:rFonts w:ascii="Wingdings" w:hAnsi="Wingdings" w:hint="default"/>
+        <w:sz w:val="20"/>
+      </w:rPr>
+    </w:lvl>
+    <w:lvl w:ilvl="6" w:tentative="1">
+      <w:start w:val="1"/>
+      <w:numFmt w:val="bullet"/>
+      <w:lvlText w:val=""/>
+      <w:lvlJc w:val="left"/>
+      <w:pPr>
+        <w:tabs>
+          <w:tab w:val="num" w:pos="5040"/>
+        </w:tabs>
+        <w:ind w:left="5040" w:hanging="360"/>
+      </w:pPr>
+      <w:rPr>
+        <w:rFonts w:ascii="Wingdings" w:hAnsi="Wingdings" w:hint="default"/>
+        <w:sz w:val="20"/>
+      </w:rPr>
+    </w:lvl>
+    <w:lvl w:ilvl="7" w:tentative="1">
+      <w:start w:val="1"/>
+      <w:numFmt w:val="bullet"/>
+      <w:lvlText w:val=""/>
+      <w:lvlJc w:val="left"/>
+      <w:pPr>
+        <w:tabs>
+          <w:tab w:val="num" w:pos="5760"/>
+        </w:tabs>
+        <w:ind w:left="5760" w:hanging="360"/>
+      </w:pPr>
+      <w:rPr>
+        <w:rFonts w:ascii="Wingdings" w:hAnsi="Wingdings" w:hint="default"/>
+        <w:sz w:val="20"/>
+      </w:rPr>
+    </w:lvl>
+    <w:lvl w:ilvl="8" w:tentative="1">
+      <w:start w:val="1"/>
+      <w:numFmt w:val="bullet"/>
+      <w:lvlText w:val=""/>
+      <w:lvlJc w:val="left"/>
+      <w:pPr>
+        <w:tabs>
+          <w:tab w:val="num" w:pos="6480"/>
+        </w:tabs>
+        <w:ind w:left="6480" w:hanging="360"/>
+      </w:pPr>
+      <w:rPr>
+        <w:rFonts w:ascii="Wingdings" w:hAnsi="Wingdings" w:hint="default"/>
+        <w:sz w:val="20"/>
+      </w:rPr>
+    </w:lvl>
+  </w:abstractNum>
+  <w:abstractNum w:abstractNumId="54">
     <w:nsid w:val="7D196FFD"/>
     <w:multiLevelType w:val="multilevel"/>
     <w:tmpl w:val="2F38054E"/>
@@ -19903,10 +21787,10 @@
     </w:lvl>
   </w:abstractNum>
   <w:num w:numId="1">
-    <w:abstractNumId w:val="25"/>
+    <w:abstractNumId w:val="29"/>
   </w:num>
   <w:num w:numId="2">
-    <w:abstractNumId w:val="43"/>
+    <w:abstractNumId w:val="48"/>
   </w:num>
   <w:num w:numId="3">
     <w:abstractNumId w:val="0"/>
@@ -19915,127 +21799,127 @@
     <w:abstractNumId w:val="4"/>
   </w:num>
   <w:num w:numId="5">
-    <w:abstractNumId w:val="17"/>
+    <w:abstractNumId w:val="21"/>
   </w:num>
   <w:num w:numId="6">
-    <w:abstractNumId w:val="29"/>
+    <w:abstractNumId w:val="33"/>
   </w:num>
   <w:num w:numId="7">
-    <w:abstractNumId w:val="22"/>
+    <w:abstractNumId w:val="26"/>
   </w:num>
   <w:num w:numId="8">
-    <w:abstractNumId w:val="20"/>
+    <w:abstractNumId w:val="24"/>
   </w:num>
   <w:num w:numId="9">
+    <w:abstractNumId w:val="46"/>
+  </w:num>
+  <w:num w:numId="10">
+    <w:abstractNumId w:val="42"/>
+  </w:num>
+  <w:num w:numId="11">
     <w:abstractNumId w:val="41"/>
   </w:num>
-  <w:num w:numId="10">
-    <w:abstractNumId w:val="37"/>
-  </w:num>
-  <w:num w:numId="11">
-    <w:abstractNumId w:val="36"/>
-  </w:num>
   <w:num w:numId="12">
-    <w:abstractNumId w:val="38"/>
+    <w:abstractNumId w:val="43"/>
   </w:num>
   <w:num w:numId="13">
-    <w:abstractNumId w:val="15"/>
+    <w:abstractNumId w:val="18"/>
   </w:num>
   <w:num w:numId="14">
-    <w:abstractNumId w:val="31"/>
+    <w:abstractNumId w:val="35"/>
   </w:num>
   <w:num w:numId="15">
-    <w:abstractNumId w:val="28"/>
+    <w:abstractNumId w:val="32"/>
   </w:num>
   <w:num w:numId="16">
-    <w:abstractNumId w:val="30"/>
+    <w:abstractNumId w:val="34"/>
   </w:num>
   <w:num w:numId="17">
     <w:abstractNumId w:val="7"/>
   </w:num>
   <w:num w:numId="18">
-    <w:abstractNumId w:val="13"/>
+    <w:abstractNumId w:val="16"/>
   </w:num>
   <w:num w:numId="19">
-    <w:abstractNumId w:val="27"/>
+    <w:abstractNumId w:val="31"/>
   </w:num>
   <w:num w:numId="20">
-    <w:abstractNumId w:val="39"/>
+    <w:abstractNumId w:val="44"/>
   </w:num>
   <w:num w:numId="21">
-    <w:abstractNumId w:val="11"/>
+    <w:abstractNumId w:val="12"/>
   </w:num>
   <w:num w:numId="22">
-    <w:abstractNumId w:val="45"/>
+    <w:abstractNumId w:val="50"/>
   </w:num>
   <w:num w:numId="23">
     <w:abstractNumId w:val="2"/>
   </w:num>
   <w:num w:numId="24">
-    <w:abstractNumId w:val="34"/>
+    <w:abstractNumId w:val="39"/>
   </w:num>
   <w:num w:numId="25">
     <w:abstractNumId w:val="1"/>
   </w:num>
   <w:num w:numId="26">
-    <w:abstractNumId w:val="19"/>
+    <w:abstractNumId w:val="23"/>
   </w:num>
   <w:num w:numId="27">
     <w:abstractNumId w:val="9"/>
   </w:num>
   <w:num w:numId="28">
-    <w:abstractNumId w:val="16"/>
+    <w:abstractNumId w:val="19"/>
   </w:num>
   <w:num w:numId="29">
-    <w:abstractNumId w:val="40"/>
+    <w:abstractNumId w:val="45"/>
   </w:num>
   <w:num w:numId="30">
-    <w:abstractNumId w:val="18"/>
+    <w:abstractNumId w:val="22"/>
   </w:num>
   <w:num w:numId="31">
-    <w:abstractNumId w:val="48"/>
+    <w:abstractNumId w:val="54"/>
   </w:num>
   <w:num w:numId="32">
-    <w:abstractNumId w:val="46"/>
+    <w:abstractNumId w:val="51"/>
   </w:num>
   <w:num w:numId="33">
-    <w:abstractNumId w:val="47"/>
+    <w:abstractNumId w:val="52"/>
   </w:num>
   <w:num w:numId="34">
     <w:abstractNumId w:val="10"/>
   </w:num>
   <w:num w:numId="35">
-    <w:abstractNumId w:val="24"/>
+    <w:abstractNumId w:val="28"/>
   </w:num>
   <w:num w:numId="36">
     <w:abstractNumId w:val="6"/>
   </w:num>
   <w:num w:numId="37">
-    <w:abstractNumId w:val="33"/>
+    <w:abstractNumId w:val="38"/>
   </w:num>
   <w:num w:numId="38">
-    <w:abstractNumId w:val="12"/>
+    <w:abstractNumId w:val="13"/>
   </w:num>
   <w:num w:numId="39">
-    <w:abstractNumId w:val="32"/>
+    <w:abstractNumId w:val="37"/>
   </w:num>
   <w:num w:numId="40">
-    <w:abstractNumId w:val="42"/>
+    <w:abstractNumId w:val="47"/>
   </w:num>
   <w:num w:numId="41">
-    <w:abstractNumId w:val="26"/>
+    <w:abstractNumId w:val="30"/>
   </w:num>
   <w:num w:numId="42">
     <w:abstractNumId w:val="8"/>
   </w:num>
   <w:num w:numId="43">
-    <w:abstractNumId w:val="44"/>
+    <w:abstractNumId w:val="49"/>
   </w:num>
   <w:num w:numId="44">
-    <w:abstractNumId w:val="14"/>
+    <w:abstractNumId w:val="17"/>
   </w:num>
   <w:num w:numId="45">
-    <w:abstractNumId w:val="23"/>
+    <w:abstractNumId w:val="27"/>
   </w:num>
   <w:num w:numId="46">
     <w:abstractNumId w:val="3"/>
@@ -20044,11 +21928,30 @@
     <w:abstractNumId w:val="5"/>
   </w:num>
   <w:num w:numId="48">
-    <w:abstractNumId w:val="21"/>
+    <w:abstractNumId w:val="25"/>
   </w:num>
   <w:num w:numId="49">
-    <w:abstractNumId w:val="35"/>
+    <w:abstractNumId w:val="40"/>
   </w:num>
+  <w:num w:numId="50">
+    <w:abstractNumId w:val="15"/>
+  </w:num>
+  <w:num w:numId="51">
+    <w:abstractNumId w:val="53"/>
+  </w:num>
+  <w:num w:numId="52">
+    <w:abstractNumId w:val="14"/>
+  </w:num>
+  <w:num w:numId="53">
+    <w:abstractNumId w:val="20"/>
+  </w:num>
+  <w:num w:numId="54">
+    <w:abstractNumId w:val="36"/>
+  </w:num>
+  <w:num w:numId="55">
+    <w:abstractNumId w:val="11"/>
+  </w:num>
+  <w:numIdMacAtCleanup w:val="55"/>
 </w:numbering>
 </file>
 
@@ -20212,6 +22115,51 @@
     <w:name w:val="Normal"/>
     <w:qFormat/>
   </w:style>
+  <w:style w:type="paragraph" w:styleId="Heading2">
+    <w:name w:val="heading 2"/>
+    <w:basedOn w:val="Normal"/>
+    <w:next w:val="Normal"/>
+    <w:link w:val="Heading2Char"/>
+    <w:uiPriority w:val="9"/>
+    <w:semiHidden/>
+    <w:unhideWhenUsed/>
+    <w:qFormat/>
+    <w:rsid w:val="009C009F"/>
+    <w:pPr>
+      <w:keepNext/>
+      <w:keepLines/>
+      <w:spacing w:before="200" w:after="0"/>
+      <w:outlineLvl w:val="1"/>
+    </w:pPr>
+    <w:rPr>
+      <w:rFonts w:asciiTheme="majorHAnsi" w:eastAsiaTheme="majorEastAsia" w:hAnsiTheme="majorHAnsi" w:cstheme="majorBidi"/>
+      <w:b/>
+      <w:bCs/>
+      <w:color w:val="4F81BD" w:themeColor="accent1"/>
+      <w:sz w:val="26"/>
+      <w:szCs w:val="26"/>
+    </w:rPr>
+  </w:style>
+  <w:style w:type="paragraph" w:styleId="Heading3">
+    <w:name w:val="heading 3"/>
+    <w:basedOn w:val="Normal"/>
+    <w:link w:val="Heading3Char"/>
+    <w:uiPriority w:val="9"/>
+    <w:qFormat/>
+    <w:rsid w:val="00FA2976"/>
+    <w:pPr>
+      <w:spacing w:before="100" w:beforeAutospacing="1" w:after="100" w:afterAutospacing="1" w:line="240" w:lineRule="auto"/>
+      <w:outlineLvl w:val="2"/>
+    </w:pPr>
+    <w:rPr>
+      <w:rFonts w:ascii="Times New Roman" w:eastAsia="Times New Roman" w:hAnsi="Times New Roman" w:cs="Times New Roman"/>
+      <w:b/>
+      <w:bCs/>
+      <w:sz w:val="27"/>
+      <w:szCs w:val="27"/>
+      <w:lang w:eastAsia="en-IN"/>
+    </w:rPr>
+  </w:style>
   <w:style w:type="character" w:default="1" w:styleId="DefaultParagraphFont">
     <w:name w:val="Default Paragraph Font"/>
     <w:uiPriority w:val="1"/>
@@ -20285,6 +22233,131 @@
       <w:b/>
       <w:bCs/>
     </w:rPr>
+  </w:style>
+  <w:style w:type="character" w:customStyle="1" w:styleId="Heading3Char">
+    <w:name w:val="Heading 3 Char"/>
+    <w:basedOn w:val="DefaultParagraphFont"/>
+    <w:link w:val="Heading3"/>
+    <w:uiPriority w:val="9"/>
+    <w:rsid w:val="00FA2976"/>
+    <w:rPr>
+      <w:rFonts w:ascii="Times New Roman" w:eastAsia="Times New Roman" w:hAnsi="Times New Roman" w:cs="Times New Roman"/>
+      <w:b/>
+      <w:bCs/>
+      <w:sz w:val="27"/>
+      <w:szCs w:val="27"/>
+      <w:lang w:eastAsia="en-IN"/>
+    </w:rPr>
+  </w:style>
+  <w:style w:type="character" w:customStyle="1" w:styleId="whitespace-normal">
+    <w:name w:val="whitespace-normal"/>
+    <w:basedOn w:val="DefaultParagraphFont"/>
+    <w:rsid w:val="00FA2976"/>
+  </w:style>
+  <w:style w:type="character" w:styleId="Emphasis">
+    <w:name w:val="Emphasis"/>
+    <w:basedOn w:val="DefaultParagraphFont"/>
+    <w:uiPriority w:val="20"/>
+    <w:qFormat/>
+    <w:rsid w:val="00FA2976"/>
+    <w:rPr>
+      <w:i/>
+      <w:iCs/>
+    </w:rPr>
+  </w:style>
+  <w:style w:type="character" w:customStyle="1" w:styleId="Heading2Char">
+    <w:name w:val="Heading 2 Char"/>
+    <w:basedOn w:val="DefaultParagraphFont"/>
+    <w:link w:val="Heading2"/>
+    <w:uiPriority w:val="9"/>
+    <w:semiHidden/>
+    <w:rsid w:val="009C009F"/>
+    <w:rPr>
+      <w:rFonts w:asciiTheme="majorHAnsi" w:eastAsiaTheme="majorEastAsia" w:hAnsiTheme="majorHAnsi" w:cstheme="majorBidi"/>
+      <w:b/>
+      <w:bCs/>
+      <w:color w:val="4F81BD" w:themeColor="accent1"/>
+      <w:sz w:val="26"/>
+      <w:szCs w:val="26"/>
+    </w:rPr>
+  </w:style>
+  <w:style w:type="paragraph" w:styleId="HTMLPreformatted">
+    <w:name w:val="HTML Preformatted"/>
+    <w:basedOn w:val="Normal"/>
+    <w:link w:val="HTMLPreformattedChar"/>
+    <w:uiPriority w:val="99"/>
+    <w:semiHidden/>
+    <w:unhideWhenUsed/>
+    <w:rsid w:val="009C009F"/>
+    <w:pPr>
+      <w:tabs>
+        <w:tab w:val="left" w:pos="916"/>
+        <w:tab w:val="left" w:pos="1832"/>
+        <w:tab w:val="left" w:pos="2748"/>
+        <w:tab w:val="left" w:pos="3664"/>
+        <w:tab w:val="left" w:pos="4580"/>
+        <w:tab w:val="left" w:pos="5496"/>
+        <w:tab w:val="left" w:pos="6412"/>
+        <w:tab w:val="left" w:pos="7328"/>
+        <w:tab w:val="left" w:pos="8244"/>
+        <w:tab w:val="left" w:pos="9160"/>
+        <w:tab w:val="left" w:pos="10076"/>
+        <w:tab w:val="left" w:pos="10992"/>
+        <w:tab w:val="left" w:pos="11908"/>
+        <w:tab w:val="left" w:pos="12824"/>
+        <w:tab w:val="left" w:pos="13740"/>
+        <w:tab w:val="left" w:pos="14656"/>
+      </w:tabs>
+      <w:spacing w:after="0" w:line="240" w:lineRule="auto"/>
+    </w:pPr>
+    <w:rPr>
+      <w:rFonts w:ascii="Courier New" w:eastAsia="Times New Roman" w:hAnsi="Courier New" w:cs="Courier New"/>
+      <w:sz w:val="20"/>
+      <w:szCs w:val="20"/>
+      <w:lang w:eastAsia="en-IN"/>
+    </w:rPr>
+  </w:style>
+  <w:style w:type="character" w:customStyle="1" w:styleId="HTMLPreformattedChar">
+    <w:name w:val="HTML Preformatted Char"/>
+    <w:basedOn w:val="DefaultParagraphFont"/>
+    <w:link w:val="HTMLPreformatted"/>
+    <w:uiPriority w:val="99"/>
+    <w:semiHidden/>
+    <w:rsid w:val="009C009F"/>
+    <w:rPr>
+      <w:rFonts w:ascii="Courier New" w:eastAsia="Times New Roman" w:hAnsi="Courier New" w:cs="Courier New"/>
+      <w:sz w:val="20"/>
+      <w:szCs w:val="20"/>
+      <w:lang w:eastAsia="en-IN"/>
+    </w:rPr>
+  </w:style>
+  <w:style w:type="character" w:styleId="HTMLCode">
+    <w:name w:val="HTML Code"/>
+    <w:basedOn w:val="DefaultParagraphFont"/>
+    <w:uiPriority w:val="99"/>
+    <w:semiHidden/>
+    <w:unhideWhenUsed/>
+    <w:rsid w:val="009C009F"/>
+    <w:rPr>
+      <w:rFonts w:ascii="Courier New" w:eastAsia="Times New Roman" w:hAnsi="Courier New" w:cs="Courier New"/>
+      <w:sz w:val="20"/>
+      <w:szCs w:val="20"/>
+    </w:rPr>
+  </w:style>
+  <w:style w:type="character" w:customStyle="1" w:styleId="m">
+    <w:name w:val="ͼm"/>
+    <w:basedOn w:val="DefaultParagraphFont"/>
+    <w:rsid w:val="009C009F"/>
+  </w:style>
+  <w:style w:type="character" w:customStyle="1" w:styleId="g">
+    <w:name w:val="ͼg"/>
+    <w:basedOn w:val="DefaultParagraphFont"/>
+    <w:rsid w:val="009C009F"/>
+  </w:style>
+  <w:style w:type="character" w:customStyle="1" w:styleId="k">
+    <w:name w:val="ͼk"/>
+    <w:basedOn w:val="DefaultParagraphFont"/>
+    <w:rsid w:val="009C009F"/>
   </w:style>
 </w:styles>
 </file>
@@ -20449,6 +22522,51 @@
     <w:name w:val="Normal"/>
     <w:qFormat/>
   </w:style>
+  <w:style w:type="paragraph" w:styleId="Heading2">
+    <w:name w:val="heading 2"/>
+    <w:basedOn w:val="Normal"/>
+    <w:next w:val="Normal"/>
+    <w:link w:val="Heading2Char"/>
+    <w:uiPriority w:val="9"/>
+    <w:semiHidden/>
+    <w:unhideWhenUsed/>
+    <w:qFormat/>
+    <w:rsid w:val="009C009F"/>
+    <w:pPr>
+      <w:keepNext/>
+      <w:keepLines/>
+      <w:spacing w:before="200" w:after="0"/>
+      <w:outlineLvl w:val="1"/>
+    </w:pPr>
+    <w:rPr>
+      <w:rFonts w:asciiTheme="majorHAnsi" w:eastAsiaTheme="majorEastAsia" w:hAnsiTheme="majorHAnsi" w:cstheme="majorBidi"/>
+      <w:b/>
+      <w:bCs/>
+      <w:color w:val="4F81BD" w:themeColor="accent1"/>
+      <w:sz w:val="26"/>
+      <w:szCs w:val="26"/>
+    </w:rPr>
+  </w:style>
+  <w:style w:type="paragraph" w:styleId="Heading3">
+    <w:name w:val="heading 3"/>
+    <w:basedOn w:val="Normal"/>
+    <w:link w:val="Heading3Char"/>
+    <w:uiPriority w:val="9"/>
+    <w:qFormat/>
+    <w:rsid w:val="00FA2976"/>
+    <w:pPr>
+      <w:spacing w:before="100" w:beforeAutospacing="1" w:after="100" w:afterAutospacing="1" w:line="240" w:lineRule="auto"/>
+      <w:outlineLvl w:val="2"/>
+    </w:pPr>
+    <w:rPr>
+      <w:rFonts w:ascii="Times New Roman" w:eastAsia="Times New Roman" w:hAnsi="Times New Roman" w:cs="Times New Roman"/>
+      <w:b/>
+      <w:bCs/>
+      <w:sz w:val="27"/>
+      <w:szCs w:val="27"/>
+      <w:lang w:eastAsia="en-IN"/>
+    </w:rPr>
+  </w:style>
   <w:style w:type="character" w:default="1" w:styleId="DefaultParagraphFont">
     <w:name w:val="Default Paragraph Font"/>
     <w:uiPriority w:val="1"/>
@@ -20522,6 +22640,131 @@
       <w:b/>
       <w:bCs/>
     </w:rPr>
+  </w:style>
+  <w:style w:type="character" w:customStyle="1" w:styleId="Heading3Char">
+    <w:name w:val="Heading 3 Char"/>
+    <w:basedOn w:val="DefaultParagraphFont"/>
+    <w:link w:val="Heading3"/>
+    <w:uiPriority w:val="9"/>
+    <w:rsid w:val="00FA2976"/>
+    <w:rPr>
+      <w:rFonts w:ascii="Times New Roman" w:eastAsia="Times New Roman" w:hAnsi="Times New Roman" w:cs="Times New Roman"/>
+      <w:b/>
+      <w:bCs/>
+      <w:sz w:val="27"/>
+      <w:szCs w:val="27"/>
+      <w:lang w:eastAsia="en-IN"/>
+    </w:rPr>
+  </w:style>
+  <w:style w:type="character" w:customStyle="1" w:styleId="whitespace-normal">
+    <w:name w:val="whitespace-normal"/>
+    <w:basedOn w:val="DefaultParagraphFont"/>
+    <w:rsid w:val="00FA2976"/>
+  </w:style>
+  <w:style w:type="character" w:styleId="Emphasis">
+    <w:name w:val="Emphasis"/>
+    <w:basedOn w:val="DefaultParagraphFont"/>
+    <w:uiPriority w:val="20"/>
+    <w:qFormat/>
+    <w:rsid w:val="00FA2976"/>
+    <w:rPr>
+      <w:i/>
+      <w:iCs/>
+    </w:rPr>
+  </w:style>
+  <w:style w:type="character" w:customStyle="1" w:styleId="Heading2Char">
+    <w:name w:val="Heading 2 Char"/>
+    <w:basedOn w:val="DefaultParagraphFont"/>
+    <w:link w:val="Heading2"/>
+    <w:uiPriority w:val="9"/>
+    <w:semiHidden/>
+    <w:rsid w:val="009C009F"/>
+    <w:rPr>
+      <w:rFonts w:asciiTheme="majorHAnsi" w:eastAsiaTheme="majorEastAsia" w:hAnsiTheme="majorHAnsi" w:cstheme="majorBidi"/>
+      <w:b/>
+      <w:bCs/>
+      <w:color w:val="4F81BD" w:themeColor="accent1"/>
+      <w:sz w:val="26"/>
+      <w:szCs w:val="26"/>
+    </w:rPr>
+  </w:style>
+  <w:style w:type="paragraph" w:styleId="HTMLPreformatted">
+    <w:name w:val="HTML Preformatted"/>
+    <w:basedOn w:val="Normal"/>
+    <w:link w:val="HTMLPreformattedChar"/>
+    <w:uiPriority w:val="99"/>
+    <w:semiHidden/>
+    <w:unhideWhenUsed/>
+    <w:rsid w:val="009C009F"/>
+    <w:pPr>
+      <w:tabs>
+        <w:tab w:val="left" w:pos="916"/>
+        <w:tab w:val="left" w:pos="1832"/>
+        <w:tab w:val="left" w:pos="2748"/>
+        <w:tab w:val="left" w:pos="3664"/>
+        <w:tab w:val="left" w:pos="4580"/>
+        <w:tab w:val="left" w:pos="5496"/>
+        <w:tab w:val="left" w:pos="6412"/>
+        <w:tab w:val="left" w:pos="7328"/>
+        <w:tab w:val="left" w:pos="8244"/>
+        <w:tab w:val="left" w:pos="9160"/>
+        <w:tab w:val="left" w:pos="10076"/>
+        <w:tab w:val="left" w:pos="10992"/>
+        <w:tab w:val="left" w:pos="11908"/>
+        <w:tab w:val="left" w:pos="12824"/>
+        <w:tab w:val="left" w:pos="13740"/>
+        <w:tab w:val="left" w:pos="14656"/>
+      </w:tabs>
+      <w:spacing w:after="0" w:line="240" w:lineRule="auto"/>
+    </w:pPr>
+    <w:rPr>
+      <w:rFonts w:ascii="Courier New" w:eastAsia="Times New Roman" w:hAnsi="Courier New" w:cs="Courier New"/>
+      <w:sz w:val="20"/>
+      <w:szCs w:val="20"/>
+      <w:lang w:eastAsia="en-IN"/>
+    </w:rPr>
+  </w:style>
+  <w:style w:type="character" w:customStyle="1" w:styleId="HTMLPreformattedChar">
+    <w:name w:val="HTML Preformatted Char"/>
+    <w:basedOn w:val="DefaultParagraphFont"/>
+    <w:link w:val="HTMLPreformatted"/>
+    <w:uiPriority w:val="99"/>
+    <w:semiHidden/>
+    <w:rsid w:val="009C009F"/>
+    <w:rPr>
+      <w:rFonts w:ascii="Courier New" w:eastAsia="Times New Roman" w:hAnsi="Courier New" w:cs="Courier New"/>
+      <w:sz w:val="20"/>
+      <w:szCs w:val="20"/>
+      <w:lang w:eastAsia="en-IN"/>
+    </w:rPr>
+  </w:style>
+  <w:style w:type="character" w:styleId="HTMLCode">
+    <w:name w:val="HTML Code"/>
+    <w:basedOn w:val="DefaultParagraphFont"/>
+    <w:uiPriority w:val="99"/>
+    <w:semiHidden/>
+    <w:unhideWhenUsed/>
+    <w:rsid w:val="009C009F"/>
+    <w:rPr>
+      <w:rFonts w:ascii="Courier New" w:eastAsia="Times New Roman" w:hAnsi="Courier New" w:cs="Courier New"/>
+      <w:sz w:val="20"/>
+      <w:szCs w:val="20"/>
+    </w:rPr>
+  </w:style>
+  <w:style w:type="character" w:customStyle="1" w:styleId="m">
+    <w:name w:val="ͼm"/>
+    <w:basedOn w:val="DefaultParagraphFont"/>
+    <w:rsid w:val="009C009F"/>
+  </w:style>
+  <w:style w:type="character" w:customStyle="1" w:styleId="g">
+    <w:name w:val="ͼg"/>
+    <w:basedOn w:val="DefaultParagraphFont"/>
+    <w:rsid w:val="009C009F"/>
+  </w:style>
+  <w:style w:type="character" w:customStyle="1" w:styleId="k">
+    <w:name w:val="ͼk"/>
+    <w:basedOn w:val="DefaultParagraphFont"/>
+    <w:rsid w:val="009C009F"/>
   </w:style>
 </w:styles>
 </file>
